--- a/docs/Hiring_Intelligence_Test_Plan_and_Report.docx
+++ b/docs/Hiring_Intelligence_Test_Plan_and_Report.docx
@@ -62,7 +62,7 @@
           <w:sz w:val="22"/>
           <w:szCs w:val="22"/>
         </w:rPr>
-        <w:t xml:space="preserve">Version 2 (React frontend, Spring Boot backend, Neon PostgreSQL)</w:t>
+        <w:t xml:space="preserve">Version 2.0 (React frontend, Spring Boot backend, Neon PostgreSQL): test cycle 1 and re-test cycle 2</w:t>
       </w:r>
     </w:p>
     <w:p>
@@ -76,7 +76,7 @@
           <w:sz w:val="22"/>
           <w:szCs w:val="22"/>
         </w:rPr>
-        <w:t xml:space="preserve">Date of testing: 19-20 September 2026</w:t>
+        <w:t xml:space="preserve">Dates of testing: 19-20 September 2026</w:t>
       </w:r>
     </w:p>
     <w:tbl>
@@ -33843,7 +33843,7 @@
                 <w:sz w:val="18"/>
                 <w:szCs w:val="18"/>
               </w:rPr>
-              <w:t xml:space="preserve">Status</w:t>
+              <w:t xml:space="preserve">Status after cycle 2</w:t>
             </w:r>
           </w:p>
         </w:tc>
@@ -33993,27 +33993,28 @@
               <w:bottom w:val="single" w:color="B8C0CC" w:sz="4"/>
               <w:right w:val="single" w:color="B8C0CC" w:sz="4"/>
             </w:tcBorders>
-            <w:tcMar>
-              <w:top w:type="dxa" w:w="60"/>
-              <w:left w:type="dxa" w:w="90"/>
-              <w:bottom w:type="dxa" w:w="60"/>
-              <w:right w:type="dxa" w:w="90"/>
-            </w:tcMar>
-            <w:vAlign w:val="center"/>
-          </w:tcPr>
-          <w:p>
-            <w:pPr>
-              <w:spacing w:after="0"/>
-            </w:pPr>
-            <w:r>
-              <w:rPr>
-                <w:rFonts w:ascii="Arial" w:cs="Arial" w:eastAsia="Arial" w:hAnsi="Arial"/>
-                <w:b w:val="false"/>
-                <w:bCs w:val="false"/>
-                <w:sz w:val="18"/>
-                <w:szCs w:val="18"/>
-              </w:rPr>
-              <w:t xml:space="preserve">Open</w:t>
+            <w:shd w:fill="FFF4D6" w:color="auto" w:val="clear"/>
+            <w:tcMar>
+              <w:top w:type="dxa" w:w="60"/>
+              <w:left w:type="dxa" w:w="90"/>
+              <w:bottom w:type="dxa" w:w="60"/>
+              <w:right w:type="dxa" w:w="90"/>
+            </w:tcMar>
+            <w:vAlign w:val="center"/>
+          </w:tcPr>
+          <w:p>
+            <w:pPr>
+              <w:spacing w:after="0"/>
+            </w:pPr>
+            <w:r>
+              <w:rPr>
+                <w:rFonts w:ascii="Arial" w:cs="Arial" w:eastAsia="Arial" w:hAnsi="Arial"/>
+                <w:b/>
+                <w:bCs/>
+                <w:sz w:val="18"/>
+                <w:szCs w:val="18"/>
+              </w:rPr>
+              <w:t xml:space="preserve">Partly fixed (Section 13.3)</w:t>
             </w:r>
           </w:p>
         </w:tc>
@@ -34167,28 +34168,28 @@
               <w:bottom w:val="single" w:color="B8C0CC" w:sz="4"/>
               <w:right w:val="single" w:color="B8C0CC" w:sz="4"/>
             </w:tcBorders>
-            <w:shd w:fill="F2F4F7" w:color="auto" w:val="clear"/>
-            <w:tcMar>
-              <w:top w:type="dxa" w:w="60"/>
-              <w:left w:type="dxa" w:w="90"/>
-              <w:bottom w:type="dxa" w:w="60"/>
-              <w:right w:type="dxa" w:w="90"/>
-            </w:tcMar>
-            <w:vAlign w:val="center"/>
-          </w:tcPr>
-          <w:p>
-            <w:pPr>
-              <w:spacing w:after="0"/>
-            </w:pPr>
-            <w:r>
-              <w:rPr>
-                <w:rFonts w:ascii="Arial" w:cs="Arial" w:eastAsia="Arial" w:hAnsi="Arial"/>
-                <w:b w:val="false"/>
-                <w:bCs w:val="false"/>
-                <w:sz w:val="18"/>
-                <w:szCs w:val="18"/>
-              </w:rPr>
-              <w:t xml:space="preserve">Open (accepted for demo)</w:t>
+            <w:shd w:fill="E3F4E8" w:color="auto" w:val="clear"/>
+            <w:tcMar>
+              <w:top w:type="dxa" w:w="60"/>
+              <w:left w:type="dxa" w:w="90"/>
+              <w:bottom w:type="dxa" w:w="60"/>
+              <w:right w:type="dxa" w:w="90"/>
+            </w:tcMar>
+            <w:vAlign w:val="center"/>
+          </w:tcPr>
+          <w:p>
+            <w:pPr>
+              <w:spacing w:after="0"/>
+            </w:pPr>
+            <w:r>
+              <w:rPr>
+                <w:rFonts w:ascii="Arial" w:cs="Arial" w:eastAsia="Arial" w:hAnsi="Arial"/>
+                <w:b/>
+                <w:bCs/>
+                <w:sz w:val="18"/>
+                <w:szCs w:val="18"/>
+              </w:rPr>
+              <w:t xml:space="preserve">Fixed: hidden by default, shown on the demo site by a setting</w:t>
             </w:r>
           </w:p>
         </w:tc>
@@ -34338,27 +34339,28 @@
               <w:bottom w:val="single" w:color="B8C0CC" w:sz="4"/>
               <w:right w:val="single" w:color="B8C0CC" w:sz="4"/>
             </w:tcBorders>
-            <w:tcMar>
-              <w:top w:type="dxa" w:w="60"/>
-              <w:left w:type="dxa" w:w="90"/>
-              <w:bottom w:type="dxa" w:w="60"/>
-              <w:right w:type="dxa" w:w="90"/>
-            </w:tcMar>
-            <w:vAlign w:val="center"/>
-          </w:tcPr>
-          <w:p>
-            <w:pPr>
-              <w:spacing w:after="0"/>
-            </w:pPr>
-            <w:r>
-              <w:rPr>
-                <w:rFonts w:ascii="Arial" w:cs="Arial" w:eastAsia="Arial" w:hAnsi="Arial"/>
-                <w:b w:val="false"/>
-                <w:bCs w:val="false"/>
-                <w:sz w:val="18"/>
-                <w:szCs w:val="18"/>
-              </w:rPr>
-              <w:t xml:space="preserve">Open</w:t>
+            <w:shd w:fill="E3F4E8" w:color="auto" w:val="clear"/>
+            <w:tcMar>
+              <w:top w:type="dxa" w:w="60"/>
+              <w:left w:type="dxa" w:w="90"/>
+              <w:bottom w:type="dxa" w:w="60"/>
+              <w:right w:type="dxa" w:w="90"/>
+            </w:tcMar>
+            <w:vAlign w:val="center"/>
+          </w:tcPr>
+          <w:p>
+            <w:pPr>
+              <w:spacing w:after="0"/>
+            </w:pPr>
+            <w:r>
+              <w:rPr>
+                <w:rFonts w:ascii="Arial" w:cs="Arial" w:eastAsia="Arial" w:hAnsi="Arial"/>
+                <w:b/>
+                <w:bCs/>
+                <w:sz w:val="18"/>
+                <w:szCs w:val="18"/>
+              </w:rPr>
+              <w:t xml:space="preserve">Fixed (v2.0)</w:t>
             </w:r>
           </w:p>
         </w:tc>
@@ -34512,28 +34514,28 @@
               <w:bottom w:val="single" w:color="B8C0CC" w:sz="4"/>
               <w:right w:val="single" w:color="B8C0CC" w:sz="4"/>
             </w:tcBorders>
-            <w:shd w:fill="F2F4F7" w:color="auto" w:val="clear"/>
-            <w:tcMar>
-              <w:top w:type="dxa" w:w="60"/>
-              <w:left w:type="dxa" w:w="90"/>
-              <w:bottom w:type="dxa" w:w="60"/>
-              <w:right w:type="dxa" w:w="90"/>
-            </w:tcMar>
-            <w:vAlign w:val="center"/>
-          </w:tcPr>
-          <w:p>
-            <w:pPr>
-              <w:spacing w:after="0"/>
-            </w:pPr>
-            <w:r>
-              <w:rPr>
-                <w:rFonts w:ascii="Arial" w:cs="Arial" w:eastAsia="Arial" w:hAnsi="Arial"/>
-                <w:b w:val="false"/>
-                <w:bCs w:val="false"/>
-                <w:sz w:val="18"/>
-                <w:szCs w:val="18"/>
-              </w:rPr>
-              <w:t xml:space="preserve">Open</w:t>
+            <w:shd w:fill="E3F4E8" w:color="auto" w:val="clear"/>
+            <w:tcMar>
+              <w:top w:type="dxa" w:w="60"/>
+              <w:left w:type="dxa" w:w="90"/>
+              <w:bottom w:type="dxa" w:w="60"/>
+              <w:right w:type="dxa" w:w="90"/>
+            </w:tcMar>
+            <w:vAlign w:val="center"/>
+          </w:tcPr>
+          <w:p>
+            <w:pPr>
+              <w:spacing w:after="0"/>
+            </w:pPr>
+            <w:r>
+              <w:rPr>
+                <w:rFonts w:ascii="Arial" w:cs="Arial" w:eastAsia="Arial" w:hAnsi="Arial"/>
+                <w:b/>
+                <w:bCs/>
+                <w:sz w:val="18"/>
+                <w:szCs w:val="18"/>
+              </w:rPr>
+              <w:t xml:space="preserve">Fixed (v2.0): branch coverage 74.0%</w:t>
             </w:r>
           </w:p>
         </w:tc>
@@ -34683,27 +34685,28 @@
               <w:bottom w:val="single" w:color="B8C0CC" w:sz="4"/>
               <w:right w:val="single" w:color="B8C0CC" w:sz="4"/>
             </w:tcBorders>
-            <w:tcMar>
-              <w:top w:type="dxa" w:w="60"/>
-              <w:left w:type="dxa" w:w="90"/>
-              <w:bottom w:type="dxa" w:w="60"/>
-              <w:right w:type="dxa" w:w="90"/>
-            </w:tcMar>
-            <w:vAlign w:val="center"/>
-          </w:tcPr>
-          <w:p>
-            <w:pPr>
-              <w:spacing w:after="0"/>
-            </w:pPr>
-            <w:r>
-              <w:rPr>
-                <w:rFonts w:ascii="Arial" w:cs="Arial" w:eastAsia="Arial" w:hAnsi="Arial"/>
-                <w:b w:val="false"/>
-                <w:bCs w:val="false"/>
-                <w:sz w:val="18"/>
-                <w:szCs w:val="18"/>
-              </w:rPr>
-              <w:t xml:space="preserve">Open</w:t>
+            <w:shd w:fill="E3F4E8" w:color="auto" w:val="clear"/>
+            <w:tcMar>
+              <w:top w:type="dxa" w:w="60"/>
+              <w:left w:type="dxa" w:w="90"/>
+              <w:bottom w:type="dxa" w:w="60"/>
+              <w:right w:type="dxa" w:w="90"/>
+            </w:tcMar>
+            <w:vAlign w:val="center"/>
+          </w:tcPr>
+          <w:p>
+            <w:pPr>
+              <w:spacing w:after="0"/>
+            </w:pPr>
+            <w:r>
+              <w:rPr>
+                <w:rFonts w:ascii="Arial" w:cs="Arial" w:eastAsia="Arial" w:hAnsi="Arial"/>
+                <w:b/>
+                <w:bCs/>
+                <w:sz w:val="18"/>
+                <w:szCs w:val="18"/>
+              </w:rPr>
+              <w:t xml:space="preserve">Fixed (v2.0): lint clean</w:t>
             </w:r>
           </w:p>
         </w:tc>
@@ -34857,24 +34860,24 @@
               <w:bottom w:val="single" w:color="B8C0CC" w:sz="4"/>
               <w:right w:val="single" w:color="B8C0CC" w:sz="4"/>
             </w:tcBorders>
-            <w:shd w:fill="F2F4F7" w:color="auto" w:val="clear"/>
-            <w:tcMar>
-              <w:top w:type="dxa" w:w="60"/>
-              <w:left w:type="dxa" w:w="90"/>
-              <w:bottom w:type="dxa" w:w="60"/>
-              <w:right w:type="dxa" w:w="90"/>
-            </w:tcMar>
-            <w:vAlign w:val="center"/>
-          </w:tcPr>
-          <w:p>
-            <w:pPr>
-              <w:spacing w:after="0"/>
-            </w:pPr>
-            <w:r>
-              <w:rPr>
-                <w:rFonts w:ascii="Arial" w:cs="Arial" w:eastAsia="Arial" w:hAnsi="Arial"/>
-                <w:b w:val="false"/>
-                <w:bCs w:val="false"/>
+            <w:shd w:fill="E3F4E8" w:color="auto" w:val="clear"/>
+            <w:tcMar>
+              <w:top w:type="dxa" w:w="60"/>
+              <w:left w:type="dxa" w:w="90"/>
+              <w:bottom w:type="dxa" w:w="60"/>
+              <w:right w:type="dxa" w:w="90"/>
+            </w:tcMar>
+            <w:vAlign w:val="center"/>
+          </w:tcPr>
+          <w:p>
+            <w:pPr>
+              <w:spacing w:after="0"/>
+            </w:pPr>
+            <w:r>
+              <w:rPr>
+                <w:rFonts w:ascii="Arial" w:cs="Arial" w:eastAsia="Arial" w:hAnsi="Arial"/>
+                <w:b/>
+                <w:bCs/>
                 <w:sz w:val="18"/>
                 <w:szCs w:val="18"/>
               </w:rPr>
@@ -35028,27 +35031,28 @@
               <w:bottom w:val="single" w:color="B8C0CC" w:sz="4"/>
               <w:right w:val="single" w:color="B8C0CC" w:sz="4"/>
             </w:tcBorders>
-            <w:tcMar>
-              <w:top w:type="dxa" w:w="60"/>
-              <w:left w:type="dxa" w:w="90"/>
-              <w:bottom w:type="dxa" w:w="60"/>
-              <w:right w:type="dxa" w:w="90"/>
-            </w:tcMar>
-            <w:vAlign w:val="center"/>
-          </w:tcPr>
-          <w:p>
-            <w:pPr>
-              <w:spacing w:after="0"/>
-            </w:pPr>
-            <w:r>
-              <w:rPr>
-                <w:rFonts w:ascii="Arial" w:cs="Arial" w:eastAsia="Arial" w:hAnsi="Arial"/>
-                <w:b w:val="false"/>
-                <w:bCs w:val="false"/>
-                <w:sz w:val="18"/>
-                <w:szCs w:val="18"/>
-              </w:rPr>
-              <w:t xml:space="preserve">Open</w:t>
+            <w:shd w:fill="E3F4E8" w:color="auto" w:val="clear"/>
+            <w:tcMar>
+              <w:top w:type="dxa" w:w="60"/>
+              <w:left w:type="dxa" w:w="90"/>
+              <w:bottom w:type="dxa" w:w="60"/>
+              <w:right w:type="dxa" w:w="90"/>
+            </w:tcMar>
+            <w:vAlign w:val="center"/>
+          </w:tcPr>
+          <w:p>
+            <w:pPr>
+              <w:spacing w:after="0"/>
+            </w:pPr>
+            <w:r>
+              <w:rPr>
+                <w:rFonts w:ascii="Arial" w:cs="Arial" w:eastAsia="Arial" w:hAnsi="Arial"/>
+                <w:b/>
+                <w:bCs/>
+                <w:sz w:val="18"/>
+                <w:szCs w:val="18"/>
+              </w:rPr>
+              <w:t xml:space="preserve">Fixed (v2.0)</w:t>
             </w:r>
           </w:p>
         </w:tc>
@@ -35202,28 +35206,28 @@
               <w:bottom w:val="single" w:color="B8C0CC" w:sz="4"/>
               <w:right w:val="single" w:color="B8C0CC" w:sz="4"/>
             </w:tcBorders>
-            <w:shd w:fill="F2F4F7" w:color="auto" w:val="clear"/>
-            <w:tcMar>
-              <w:top w:type="dxa" w:w="60"/>
-              <w:left w:type="dxa" w:w="90"/>
-              <w:bottom w:type="dxa" w:w="60"/>
-              <w:right w:type="dxa" w:w="90"/>
-            </w:tcMar>
-            <w:vAlign w:val="center"/>
-          </w:tcPr>
-          <w:p>
-            <w:pPr>
-              <w:spacing w:after="0"/>
-            </w:pPr>
-            <w:r>
-              <w:rPr>
-                <w:rFonts w:ascii="Arial" w:cs="Arial" w:eastAsia="Arial" w:hAnsi="Arial"/>
-                <w:b w:val="false"/>
-                <w:bCs w:val="false"/>
-                <w:sz w:val="18"/>
-                <w:szCs w:val="18"/>
-              </w:rPr>
-              <w:t xml:space="preserve">Open</w:t>
+            <w:shd w:fill="E3F4E8" w:color="auto" w:val="clear"/>
+            <w:tcMar>
+              <w:top w:type="dxa" w:w="60"/>
+              <w:left w:type="dxa" w:w="90"/>
+              <w:bottom w:type="dxa" w:w="60"/>
+              <w:right w:type="dxa" w:w="90"/>
+            </w:tcMar>
+            <w:vAlign w:val="center"/>
+          </w:tcPr>
+          <w:p>
+            <w:pPr>
+              <w:spacing w:after="0"/>
+            </w:pPr>
+            <w:r>
+              <w:rPr>
+                <w:rFonts w:ascii="Arial" w:cs="Arial" w:eastAsia="Arial" w:hAnsi="Arial"/>
+                <w:b/>
+                <w:bCs/>
+                <w:sz w:val="18"/>
+                <w:szCs w:val="18"/>
+              </w:rPr>
+              <w:t xml:space="preserve">Fixed (v2.0)</w:t>
             </w:r>
           </w:p>
         </w:tc>
@@ -35373,27 +35377,28 @@
               <w:bottom w:val="single" w:color="B8C0CC" w:sz="4"/>
               <w:right w:val="single" w:color="B8C0CC" w:sz="4"/>
             </w:tcBorders>
-            <w:tcMar>
-              <w:top w:type="dxa" w:w="60"/>
-              <w:left w:type="dxa" w:w="90"/>
-              <w:bottom w:type="dxa" w:w="60"/>
-              <w:right w:type="dxa" w:w="90"/>
-            </w:tcMar>
-            <w:vAlign w:val="center"/>
-          </w:tcPr>
-          <w:p>
-            <w:pPr>
-              <w:spacing w:after="0"/>
-            </w:pPr>
-            <w:r>
-              <w:rPr>
-                <w:rFonts w:ascii="Arial" w:cs="Arial" w:eastAsia="Arial" w:hAnsi="Arial"/>
-                <w:b w:val="false"/>
-                <w:bCs w:val="false"/>
-                <w:sz w:val="18"/>
-                <w:szCs w:val="18"/>
-              </w:rPr>
-              <w:t xml:space="preserve">Open</w:t>
+            <w:shd w:fill="E3F4E8" w:color="auto" w:val="clear"/>
+            <w:tcMar>
+              <w:top w:type="dxa" w:w="60"/>
+              <w:left w:type="dxa" w:w="90"/>
+              <w:bottom w:type="dxa" w:w="60"/>
+              <w:right w:type="dxa" w:w="90"/>
+            </w:tcMar>
+            <w:vAlign w:val="center"/>
+          </w:tcPr>
+          <w:p>
+            <w:pPr>
+              <w:spacing w:after="0"/>
+            </w:pPr>
+            <w:r>
+              <w:rPr>
+                <w:rFonts w:ascii="Arial" w:cs="Arial" w:eastAsia="Arial" w:hAnsi="Arial"/>
+                <w:b/>
+                <w:bCs/>
+                <w:sz w:val="18"/>
+                <w:szCs w:val="18"/>
+              </w:rPr>
+              <w:t xml:space="preserve">Fixed (v2.0)</w:t>
             </w:r>
           </w:p>
         </w:tc>
@@ -35547,24 +35552,195 @@
               <w:bottom w:val="single" w:color="B8C0CC" w:sz="4"/>
               <w:right w:val="single" w:color="B8C0CC" w:sz="4"/>
             </w:tcBorders>
-            <w:shd w:fill="F2F4F7" w:color="auto" w:val="clear"/>
-            <w:tcMar>
-              <w:top w:type="dxa" w:w="60"/>
-              <w:left w:type="dxa" w:w="90"/>
-              <w:bottom w:type="dxa" w:w="60"/>
-              <w:right w:type="dxa" w:w="90"/>
-            </w:tcMar>
-            <w:vAlign w:val="center"/>
-          </w:tcPr>
-          <w:p>
-            <w:pPr>
-              <w:spacing w:after="0"/>
-            </w:pPr>
-            <w:r>
-              <w:rPr>
-                <w:rFonts w:ascii="Arial" w:cs="Arial" w:eastAsia="Arial" w:hAnsi="Arial"/>
-                <w:b w:val="false"/>
-                <w:bCs w:val="false"/>
+            <w:shd w:fill="E3F4E8" w:color="auto" w:val="clear"/>
+            <w:tcMar>
+              <w:top w:type="dxa" w:w="60"/>
+              <w:left w:type="dxa" w:w="90"/>
+              <w:bottom w:type="dxa" w:w="60"/>
+              <w:right w:type="dxa" w:w="90"/>
+            </w:tcMar>
+            <w:vAlign w:val="center"/>
+          </w:tcPr>
+          <w:p>
+            <w:pPr>
+              <w:spacing w:after="0"/>
+            </w:pPr>
+            <w:r>
+              <w:rPr>
+                <w:rFonts w:ascii="Arial" w:cs="Arial" w:eastAsia="Arial" w:hAnsi="Arial"/>
+                <w:b/>
+                <w:bCs/>
+                <w:sz w:val="18"/>
+                <w:szCs w:val="18"/>
+              </w:rPr>
+              <w:t xml:space="preserve">Fixed (v2.0)</w:t>
+            </w:r>
+          </w:p>
+        </w:tc>
+      </w:tr>
+      <w:tr>
+        <w:trPr>
+          <w:cantSplit/>
+        </w:trPr>
+        <w:tc>
+          <w:tcPr>
+            <w:tcW w:type="dxa" w:w="700"/>
+            <w:tcBorders>
+              <w:top w:val="single" w:color="B8C0CC" w:sz="4"/>
+              <w:left w:val="single" w:color="B8C0CC" w:sz="4"/>
+              <w:bottom w:val="single" w:color="B8C0CC" w:sz="4"/>
+              <w:right w:val="single" w:color="B8C0CC" w:sz="4"/>
+            </w:tcBorders>
+            <w:tcMar>
+              <w:top w:type="dxa" w:w="60"/>
+              <w:left w:type="dxa" w:w="90"/>
+              <w:bottom w:type="dxa" w:w="60"/>
+              <w:right w:type="dxa" w:w="90"/>
+            </w:tcMar>
+            <w:vAlign w:val="center"/>
+          </w:tcPr>
+          <w:p>
+            <w:pPr>
+              <w:spacing w:after="0"/>
+            </w:pPr>
+            <w:r>
+              <w:rPr>
+                <w:rFonts w:ascii="Arial" w:cs="Arial" w:eastAsia="Arial" w:hAnsi="Arial"/>
+                <w:b w:val="false"/>
+                <w:bCs w:val="false"/>
+                <w:sz w:val="18"/>
+                <w:szCs w:val="18"/>
+              </w:rPr>
+              <w:t xml:space="preserve">D-11</w:t>
+            </w:r>
+          </w:p>
+        </w:tc>
+        <w:tc>
+          <w:tcPr>
+            <w:tcW w:type="dxa" w:w="900"/>
+            <w:tcBorders>
+              <w:top w:val="single" w:color="B8C0CC" w:sz="4"/>
+              <w:left w:val="single" w:color="B8C0CC" w:sz="4"/>
+              <w:bottom w:val="single" w:color="B8C0CC" w:sz="4"/>
+              <w:right w:val="single" w:color="B8C0CC" w:sz="4"/>
+            </w:tcBorders>
+            <w:tcMar>
+              <w:top w:type="dxa" w:w="60"/>
+              <w:left w:type="dxa" w:w="90"/>
+              <w:bottom w:type="dxa" w:w="60"/>
+              <w:right w:type="dxa" w:w="90"/>
+            </w:tcMar>
+            <w:vAlign w:val="center"/>
+          </w:tcPr>
+          <w:p>
+            <w:pPr>
+              <w:spacing w:after="0"/>
+            </w:pPr>
+            <w:r>
+              <w:rPr>
+                <w:rFonts w:ascii="Arial" w:cs="Arial" w:eastAsia="Arial" w:hAnsi="Arial"/>
+                <w:b w:val="false"/>
+                <w:bCs w:val="false"/>
+                <w:sz w:val="18"/>
+                <w:szCs w:val="18"/>
+              </w:rPr>
+              <w:t xml:space="preserve">Medium</w:t>
+            </w:r>
+          </w:p>
+        </w:tc>
+        <w:tc>
+          <w:tcPr>
+            <w:tcW w:type="dxa" w:w="3000"/>
+            <w:tcBorders>
+              <w:top w:val="single" w:color="B8C0CC" w:sz="4"/>
+              <w:left w:val="single" w:color="B8C0CC" w:sz="4"/>
+              <w:bottom w:val="single" w:color="B8C0CC" w:sz="4"/>
+              <w:right w:val="single" w:color="B8C0CC" w:sz="4"/>
+            </w:tcBorders>
+            <w:tcMar>
+              <w:top w:type="dxa" w:w="60"/>
+              <w:left w:type="dxa" w:w="90"/>
+              <w:bottom w:type="dxa" w:w="60"/>
+              <w:right w:type="dxa" w:w="90"/>
+            </w:tcMar>
+            <w:vAlign w:val="center"/>
+          </w:tcPr>
+          <w:p>
+            <w:pPr>
+              <w:spacing w:after="0"/>
+            </w:pPr>
+            <w:r>
+              <w:rPr>
+                <w:rFonts w:ascii="Arial" w:cs="Arial" w:eastAsia="Arial" w:hAnsi="Arial"/>
+                <w:b w:val="false"/>
+                <w:bCs w:val="false"/>
+                <w:sz w:val="18"/>
+                <w:szCs w:val="18"/>
+              </w:rPr>
+              <w:t xml:space="preserve">Found in cycle 2 by reading the code: PDF and DOCX uploads are accepted, but their text is not extracted. The candidate is created from the file name with the note "Resume text could not be extracted from this file". Only text-like files (TXT, MD, CSV, JSON) are really parsed.</w:t>
+            </w:r>
+          </w:p>
+        </w:tc>
+        <w:tc>
+          <w:tcPr>
+            <w:tcW w:type="dxa" w:w="3538"/>
+            <w:tcBorders>
+              <w:top w:val="single" w:color="B8C0CC" w:sz="4"/>
+              <w:left w:val="single" w:color="B8C0CC" w:sz="4"/>
+              <w:bottom w:val="single" w:color="B8C0CC" w:sz="4"/>
+              <w:right w:val="single" w:color="B8C0CC" w:sz="4"/>
+            </w:tcBorders>
+            <w:tcMar>
+              <w:top w:type="dxa" w:w="60"/>
+              <w:left w:type="dxa" w:w="90"/>
+              <w:bottom w:type="dxa" w:w="60"/>
+              <w:right w:type="dxa" w:w="90"/>
+            </w:tcMar>
+            <w:vAlign w:val="center"/>
+          </w:tcPr>
+          <w:p>
+            <w:pPr>
+              <w:spacing w:after="0"/>
+            </w:pPr>
+            <w:r>
+              <w:rPr>
+                <w:rFonts w:ascii="Arial" w:cs="Arial" w:eastAsia="Arial" w:hAnsi="Arial"/>
+                <w:b w:val="false"/>
+                <w:bCs w:val="false"/>
+                <w:sz w:val="18"/>
+                <w:szCs w:val="18"/>
+              </w:rPr>
+              <w:t xml:space="preserve">Real resumes are mostly PDF or DOCX, so this limits real-world use. Fix: add a PDF and DOCX text extractor (for example Apache PDFBox and Apache POI) in IngestionService, with tests using sample files.</w:t>
+            </w:r>
+          </w:p>
+        </w:tc>
+        <w:tc>
+          <w:tcPr>
+            <w:tcW w:type="dxa" w:w="1500"/>
+            <w:tcBorders>
+              <w:top w:val="single" w:color="B8C0CC" w:sz="4"/>
+              <w:left w:val="single" w:color="B8C0CC" w:sz="4"/>
+              <w:bottom w:val="single" w:color="B8C0CC" w:sz="4"/>
+              <w:right w:val="single" w:color="B8C0CC" w:sz="4"/>
+            </w:tcBorders>
+            <w:shd w:fill="FFF4D6" w:color="auto" w:val="clear"/>
+            <w:tcMar>
+              <w:top w:type="dxa" w:w="60"/>
+              <w:left w:type="dxa" w:w="90"/>
+              <w:bottom w:type="dxa" w:w="60"/>
+              <w:right w:type="dxa" w:w="90"/>
+            </w:tcMar>
+            <w:vAlign w:val="center"/>
+          </w:tcPr>
+          <w:p>
+            <w:pPr>
+              <w:spacing w:after="0"/>
+            </w:pPr>
+            <w:r>
+              <w:rPr>
+                <w:rFonts w:ascii="Arial" w:cs="Arial" w:eastAsia="Arial" w:hAnsi="Arial"/>
+                <w:b/>
+                <w:bCs/>
                 <w:sz w:val="18"/>
                 <w:szCs w:val="18"/>
               </w:rPr>
@@ -35597,7 +35773,7 @@
           <w:sz w:val="21"/>
           <w:szCs w:val="21"/>
         </w:rPr>
-        <w:t xml:space="preserve">Ten defects are recorded: 0 Critical, 0 High, 5 Medium (D-01, D-03, D-07, D-09, D-10), 3 Low (D-02, D-04, D-08) and 2 Info (D-05, D-06).</w:t>
+        <w:t xml:space="preserve">Eleven defects are recorded: 0 Critical, 0 High, 6 Medium (D-01, D-03, D-07, D-09, D-10, D-11), 3 Low (D-02, D-04, D-08) and 2 Info (D-05, D-06). D-01 to D-10 were addressed in version 2.0 (Section 13); D-11 was found afterwards and is open.</w:t>
       </w:r>
     </w:p>
     <w:p>
@@ -38624,6 +38800,19 @@
           <w:szCs w:val="21"/>
         </w:rPr>
         <w:t xml:space="preserve"/>
+      </w:r>
+    </w:p>
+    <w:p>
+      <w:pPr>
+        <w:spacing w:after="120" w:line="288"/>
+      </w:pPr>
+      <w:r>
+        <w:rPr>
+          <w:rFonts w:ascii="Arial" w:cs="Arial" w:eastAsia="Arial" w:hAnsi="Arial"/>
+          <w:sz w:val="21"/>
+          <w:szCs w:val="21"/>
+        </w:rPr>
+        <w:t xml:space="preserve">Sections 1 to 12 record test cycle 1, run on version v2.0-beta before any fixes. Section 13 records cycle 2, the re-test of version v2.0 after the fixes.</w:t>
       </w:r>
     </w:p>
     <w:p>
@@ -38863,6 +39052,5453 @@
         <w:rPr>
           <w:rFonts w:ascii="Arial" w:cs="Arial" w:eastAsia="Arial" w:hAnsi="Arial"/>
         </w:rPr>
+        <w:t xml:space="preserve">13. Test Cycle 2: Re-Test After Fixes (version 2.0)</w:t>
+      </w:r>
+    </w:p>
+    <w:p>
+      <w:pPr>
+        <w:spacing w:after="120" w:line="288"/>
+      </w:pPr>
+      <w:r>
+        <w:rPr>
+          <w:rFonts w:ascii="Arial" w:cs="Arial" w:eastAsia="Arial" w:hAnsi="Arial"/>
+          <w:sz w:val="21"/>
+          <w:szCs w:val="21"/>
+        </w:rPr>
+        <w:t xml:space="preserve">After cycle 1, the defects were fixed on the branch fix/defects, merged into v2 and main, and tagged v2.0. The six probe tests from Section 10.1 were turned into a permanent regression class (DefectFixRegressionTest) and 5 more were added. Everything was then re-tested locally and on the live system.</w:t>
+      </w:r>
+    </w:p>
+    <w:p>
+      <w:pPr>
+        <w:pStyle w:val="Heading2"/>
+      </w:pPr>
+      <w:r>
+        <w:rPr>
+          <w:rFonts w:ascii="Arial" w:cs="Arial" w:eastAsia="Arial" w:hAnsi="Arial"/>
+        </w:rPr>
+        <w:t xml:space="preserve">13.1 What was fixed and how it was verified</w:t>
+      </w:r>
+    </w:p>
+    <w:tbl>
+      <w:tblPr>
+        <w:tblW w:type="dxa" w:w="9638"/>
+        <w:tblBorders>
+          <w:top w:val="single" w:color="auto" w:sz="4"/>
+          <w:left w:val="single" w:color="auto" w:sz="4"/>
+          <w:bottom w:val="single" w:color="auto" w:sz="4"/>
+          <w:right w:val="single" w:color="auto" w:sz="4"/>
+          <w:insideH w:val="single" w:color="auto" w:sz="4"/>
+          <w:insideV w:val="single" w:color="auto" w:sz="4"/>
+        </w:tblBorders>
+      </w:tblPr>
+      <w:tblGrid>
+        <w:gridCol w:w="700"/>
+        <w:gridCol w:w="3300"/>
+        <w:gridCol w:w="3300"/>
+        <w:gridCol w:w="2338"/>
+      </w:tblGrid>
+      <w:tr>
+        <w:trPr>
+          <w:tblHeader/>
+        </w:trPr>
+        <w:tc>
+          <w:tcPr>
+            <w:tcW w:type="dxa" w:w="700"/>
+            <w:tcBorders>
+              <w:top w:val="single" w:color="B8C0CC" w:sz="4"/>
+              <w:left w:val="single" w:color="B8C0CC" w:sz="4"/>
+              <w:bottom w:val="single" w:color="B8C0CC" w:sz="4"/>
+              <w:right w:val="single" w:color="B8C0CC" w:sz="4"/>
+            </w:tcBorders>
+            <w:shd w:fill="1F3A5F" w:color="auto" w:val="clear"/>
+            <w:tcMar>
+              <w:top w:type="dxa" w:w="60"/>
+              <w:left w:type="dxa" w:w="90"/>
+              <w:bottom w:type="dxa" w:w="60"/>
+              <w:right w:type="dxa" w:w="90"/>
+            </w:tcMar>
+            <w:vAlign w:val="center"/>
+          </w:tcPr>
+          <w:p>
+            <w:pPr>
+              <w:spacing w:after="0"/>
+            </w:pPr>
+            <w:r>
+              <w:rPr>
+                <w:rFonts w:ascii="Arial" w:cs="Arial" w:eastAsia="Arial" w:hAnsi="Arial"/>
+                <w:b/>
+                <w:bCs/>
+                <w:color w:val="FFFFFF"/>
+                <w:sz w:val="18"/>
+                <w:szCs w:val="18"/>
+              </w:rPr>
+              <w:t xml:space="preserve">Defect</w:t>
+            </w:r>
+          </w:p>
+        </w:tc>
+        <w:tc>
+          <w:tcPr>
+            <w:tcW w:type="dxa" w:w="3300"/>
+            <w:tcBorders>
+              <w:top w:val="single" w:color="B8C0CC" w:sz="4"/>
+              <w:left w:val="single" w:color="B8C0CC" w:sz="4"/>
+              <w:bottom w:val="single" w:color="B8C0CC" w:sz="4"/>
+              <w:right w:val="single" w:color="B8C0CC" w:sz="4"/>
+            </w:tcBorders>
+            <w:shd w:fill="1F3A5F" w:color="auto" w:val="clear"/>
+            <w:tcMar>
+              <w:top w:type="dxa" w:w="60"/>
+              <w:left w:type="dxa" w:w="90"/>
+              <w:bottom w:type="dxa" w:w="60"/>
+              <w:right w:type="dxa" w:w="90"/>
+            </w:tcMar>
+            <w:vAlign w:val="center"/>
+          </w:tcPr>
+          <w:p>
+            <w:pPr>
+              <w:spacing w:after="0"/>
+            </w:pPr>
+            <w:r>
+              <w:rPr>
+                <w:rFonts w:ascii="Arial" w:cs="Arial" w:eastAsia="Arial" w:hAnsi="Arial"/>
+                <w:b/>
+                <w:bCs/>
+                <w:color w:val="FFFFFF"/>
+                <w:sz w:val="18"/>
+                <w:szCs w:val="18"/>
+              </w:rPr>
+              <w:t xml:space="preserve">Fix</w:t>
+            </w:r>
+          </w:p>
+        </w:tc>
+        <w:tc>
+          <w:tcPr>
+            <w:tcW w:type="dxa" w:w="3300"/>
+            <w:tcBorders>
+              <w:top w:val="single" w:color="B8C0CC" w:sz="4"/>
+              <w:left w:val="single" w:color="B8C0CC" w:sz="4"/>
+              <w:bottom w:val="single" w:color="B8C0CC" w:sz="4"/>
+              <w:right w:val="single" w:color="B8C0CC" w:sz="4"/>
+            </w:tcBorders>
+            <w:shd w:fill="1F3A5F" w:color="auto" w:val="clear"/>
+            <w:tcMar>
+              <w:top w:type="dxa" w:w="60"/>
+              <w:left w:type="dxa" w:w="90"/>
+              <w:bottom w:type="dxa" w:w="60"/>
+              <w:right w:type="dxa" w:w="90"/>
+            </w:tcMar>
+            <w:vAlign w:val="center"/>
+          </w:tcPr>
+          <w:p>
+            <w:pPr>
+              <w:spacing w:after="0"/>
+            </w:pPr>
+            <w:r>
+              <w:rPr>
+                <w:rFonts w:ascii="Arial" w:cs="Arial" w:eastAsia="Arial" w:hAnsi="Arial"/>
+                <w:b/>
+                <w:bCs/>
+                <w:color w:val="FFFFFF"/>
+                <w:sz w:val="18"/>
+                <w:szCs w:val="18"/>
+              </w:rPr>
+              <w:t xml:space="preserve">Verified by</w:t>
+            </w:r>
+          </w:p>
+        </w:tc>
+        <w:tc>
+          <w:tcPr>
+            <w:tcW w:type="dxa" w:w="2338"/>
+            <w:tcBorders>
+              <w:top w:val="single" w:color="B8C0CC" w:sz="4"/>
+              <w:left w:val="single" w:color="B8C0CC" w:sz="4"/>
+              <w:bottom w:val="single" w:color="B8C0CC" w:sz="4"/>
+              <w:right w:val="single" w:color="B8C0CC" w:sz="4"/>
+            </w:tcBorders>
+            <w:shd w:fill="1F3A5F" w:color="auto" w:val="clear"/>
+            <w:tcMar>
+              <w:top w:type="dxa" w:w="60"/>
+              <w:left w:type="dxa" w:w="90"/>
+              <w:bottom w:type="dxa" w:w="60"/>
+              <w:right w:type="dxa" w:w="90"/>
+            </w:tcMar>
+            <w:vAlign w:val="center"/>
+          </w:tcPr>
+          <w:p>
+            <w:pPr>
+              <w:spacing w:after="0"/>
+            </w:pPr>
+            <w:r>
+              <w:rPr>
+                <w:rFonts w:ascii="Arial" w:cs="Arial" w:eastAsia="Arial" w:hAnsi="Arial"/>
+                <w:b/>
+                <w:bCs/>
+                <w:color w:val="FFFFFF"/>
+                <w:sz w:val="18"/>
+                <w:szCs w:val="18"/>
+              </w:rPr>
+              <w:t xml:space="preserve">Result</w:t>
+            </w:r>
+          </w:p>
+        </w:tc>
+      </w:tr>
+      <w:tr>
+        <w:trPr>
+          <w:cantSplit/>
+        </w:trPr>
+        <w:tc>
+          <w:tcPr>
+            <w:tcW w:type="dxa" w:w="700"/>
+            <w:tcBorders>
+              <w:top w:val="single" w:color="B8C0CC" w:sz="4"/>
+              <w:left w:val="single" w:color="B8C0CC" w:sz="4"/>
+              <w:bottom w:val="single" w:color="B8C0CC" w:sz="4"/>
+              <w:right w:val="single" w:color="B8C0CC" w:sz="4"/>
+            </w:tcBorders>
+            <w:tcMar>
+              <w:top w:type="dxa" w:w="60"/>
+              <w:left w:type="dxa" w:w="90"/>
+              <w:bottom w:type="dxa" w:w="60"/>
+              <w:right w:type="dxa" w:w="90"/>
+            </w:tcMar>
+            <w:vAlign w:val="center"/>
+          </w:tcPr>
+          <w:p>
+            <w:pPr>
+              <w:spacing w:after="0"/>
+            </w:pPr>
+            <w:r>
+              <w:rPr>
+                <w:rFonts w:ascii="Arial" w:cs="Arial" w:eastAsia="Arial" w:hAnsi="Arial"/>
+                <w:b w:val="false"/>
+                <w:bCs w:val="false"/>
+                <w:sz w:val="18"/>
+                <w:szCs w:val="18"/>
+              </w:rPr>
+              <w:t xml:space="preserve">D-07</w:t>
+            </w:r>
+          </w:p>
+        </w:tc>
+        <w:tc>
+          <w:tcPr>
+            <w:tcW w:type="dxa" w:w="3300"/>
+            <w:tcBorders>
+              <w:top w:val="single" w:color="B8C0CC" w:sz="4"/>
+              <w:left w:val="single" w:color="B8C0CC" w:sz="4"/>
+              <w:bottom w:val="single" w:color="B8C0CC" w:sz="4"/>
+              <w:right w:val="single" w:color="B8C0CC" w:sz="4"/>
+            </w:tcBorders>
+            <w:tcMar>
+              <w:top w:type="dxa" w:w="60"/>
+              <w:left w:type="dxa" w:w="90"/>
+              <w:bottom w:type="dxa" w:w="60"/>
+              <w:right w:type="dxa" w:w="90"/>
+            </w:tcMar>
+            <w:vAlign w:val="center"/>
+          </w:tcPr>
+          <w:p>
+            <w:pPr>
+              <w:spacing w:after="0"/>
+            </w:pPr>
+            <w:r>
+              <w:rPr>
+                <w:rFonts w:ascii="Arial" w:cs="Arial" w:eastAsia="Arial" w:hAnsi="Arial"/>
+                <w:b w:val="false"/>
+                <w:bCs w:val="false"/>
+                <w:sz w:val="18"/>
+                <w:szCs w:val="18"/>
+              </w:rPr>
+              <w:t xml:space="preserve">Uploads limited to PDF, DOCX, TXT, MD, CSV, JSON; empty files refused</w:t>
+            </w:r>
+          </w:p>
+        </w:tc>
+        <w:tc>
+          <w:tcPr>
+            <w:tcW w:type="dxa" w:w="3300"/>
+            <w:tcBorders>
+              <w:top w:val="single" w:color="B8C0CC" w:sz="4"/>
+              <w:left w:val="single" w:color="B8C0CC" w:sz="4"/>
+              <w:bottom w:val="single" w:color="B8C0CC" w:sz="4"/>
+              <w:right w:val="single" w:color="B8C0CC" w:sz="4"/>
+            </w:tcBorders>
+            <w:tcMar>
+              <w:top w:type="dxa" w:w="60"/>
+              <w:left w:type="dxa" w:w="90"/>
+              <w:bottom w:type="dxa" w:w="60"/>
+              <w:right w:type="dxa" w:w="90"/>
+            </w:tcMar>
+            <w:vAlign w:val="center"/>
+          </w:tcPr>
+          <w:p>
+            <w:pPr>
+              <w:spacing w:after="0"/>
+            </w:pPr>
+            <w:r>
+              <w:rPr>
+                <w:rFonts w:ascii="Arial" w:cs="Arial" w:eastAsia="Arial" w:hAnsi="Arial"/>
+                <w:b w:val="false"/>
+                <w:bCs w:val="false"/>
+                <w:sz w:val="18"/>
+                <w:szCs w:val="18"/>
+              </w:rPr>
+              <w:t xml:space="preserve">PR_05 (exe rejected), PR_07 (pdf accepted), PR_08 (empty rejected); live: exe upload returned 400</w:t>
+            </w:r>
+          </w:p>
+        </w:tc>
+        <w:tc>
+          <w:tcPr>
+            <w:tcW w:type="dxa" w:w="2338"/>
+            <w:tcBorders>
+              <w:top w:val="single" w:color="B8C0CC" w:sz="4"/>
+              <w:left w:val="single" w:color="B8C0CC" w:sz="4"/>
+              <w:bottom w:val="single" w:color="B8C0CC" w:sz="4"/>
+              <w:right w:val="single" w:color="B8C0CC" w:sz="4"/>
+            </w:tcBorders>
+            <w:shd w:fill="E3F4E8" w:color="auto" w:val="clear"/>
+            <w:tcMar>
+              <w:top w:type="dxa" w:w="60"/>
+              <w:left w:type="dxa" w:w="90"/>
+              <w:bottom w:type="dxa" w:w="60"/>
+              <w:right w:type="dxa" w:w="90"/>
+            </w:tcMar>
+            <w:vAlign w:val="center"/>
+          </w:tcPr>
+          <w:p>
+            <w:pPr>
+              <w:spacing w:after="0"/>
+            </w:pPr>
+            <w:r>
+              <w:rPr>
+                <w:rFonts w:ascii="Arial" w:cs="Arial" w:eastAsia="Arial" w:hAnsi="Arial"/>
+                <w:b/>
+                <w:bCs/>
+                <w:sz w:val="18"/>
+                <w:szCs w:val="18"/>
+              </w:rPr>
+              <w:t xml:space="preserve">Pass</w:t>
+            </w:r>
+          </w:p>
+        </w:tc>
+      </w:tr>
+      <w:tr>
+        <w:trPr>
+          <w:cantSplit/>
+        </w:trPr>
+        <w:tc>
+          <w:tcPr>
+            <w:tcW w:type="dxa" w:w="700"/>
+            <w:tcBorders>
+              <w:top w:val="single" w:color="B8C0CC" w:sz="4"/>
+              <w:left w:val="single" w:color="B8C0CC" w:sz="4"/>
+              <w:bottom w:val="single" w:color="B8C0CC" w:sz="4"/>
+              <w:right w:val="single" w:color="B8C0CC" w:sz="4"/>
+            </w:tcBorders>
+            <w:shd w:fill="F2F4F7" w:color="auto" w:val="clear"/>
+            <w:tcMar>
+              <w:top w:type="dxa" w:w="60"/>
+              <w:left w:type="dxa" w:w="90"/>
+              <w:bottom w:type="dxa" w:w="60"/>
+              <w:right w:type="dxa" w:w="90"/>
+            </w:tcMar>
+            <w:vAlign w:val="center"/>
+          </w:tcPr>
+          <w:p>
+            <w:pPr>
+              <w:spacing w:after="0"/>
+            </w:pPr>
+            <w:r>
+              <w:rPr>
+                <w:rFonts w:ascii="Arial" w:cs="Arial" w:eastAsia="Arial" w:hAnsi="Arial"/>
+                <w:b w:val="false"/>
+                <w:bCs w:val="false"/>
+                <w:sz w:val="18"/>
+                <w:szCs w:val="18"/>
+              </w:rPr>
+              <w:t xml:space="preserve">D-08</w:t>
+            </w:r>
+          </w:p>
+        </w:tc>
+        <w:tc>
+          <w:tcPr>
+            <w:tcW w:type="dxa" w:w="3300"/>
+            <w:tcBorders>
+              <w:top w:val="single" w:color="B8C0CC" w:sz="4"/>
+              <w:left w:val="single" w:color="B8C0CC" w:sz="4"/>
+              <w:bottom w:val="single" w:color="B8C0CC" w:sz="4"/>
+              <w:right w:val="single" w:color="B8C0CC" w:sz="4"/>
+            </w:tcBorders>
+            <w:shd w:fill="F2F4F7" w:color="auto" w:val="clear"/>
+            <w:tcMar>
+              <w:top w:type="dxa" w:w="60"/>
+              <w:left w:type="dxa" w:w="90"/>
+              <w:bottom w:type="dxa" w:w="60"/>
+              <w:right w:type="dxa" w:w="90"/>
+            </w:tcMar>
+            <w:vAlign w:val="center"/>
+          </w:tcPr>
+          <w:p>
+            <w:pPr>
+              <w:spacing w:after="0"/>
+            </w:pPr>
+            <w:r>
+              <w:rPr>
+                <w:rFonts w:ascii="Arial" w:cs="Arial" w:eastAsia="Arial" w:hAnsi="Arial"/>
+                <w:b w:val="false"/>
+                <w:bCs w:val="false"/>
+                <w:sz w:val="18"/>
+                <w:szCs w:val="18"/>
+              </w:rPr>
+              <w:t xml:space="preserve">Reject min experience above max (max 0 still means no ceiling)</w:t>
+            </w:r>
+          </w:p>
+        </w:tc>
+        <w:tc>
+          <w:tcPr>
+            <w:tcW w:type="dxa" w:w="3300"/>
+            <w:tcBorders>
+              <w:top w:val="single" w:color="B8C0CC" w:sz="4"/>
+              <w:left w:val="single" w:color="B8C0CC" w:sz="4"/>
+              <w:bottom w:val="single" w:color="B8C0CC" w:sz="4"/>
+              <w:right w:val="single" w:color="B8C0CC" w:sz="4"/>
+            </w:tcBorders>
+            <w:shd w:fill="F2F4F7" w:color="auto" w:val="clear"/>
+            <w:tcMar>
+              <w:top w:type="dxa" w:w="60"/>
+              <w:left w:type="dxa" w:w="90"/>
+              <w:bottom w:type="dxa" w:w="60"/>
+              <w:right w:type="dxa" w:w="90"/>
+            </w:tcMar>
+            <w:vAlign w:val="center"/>
+          </w:tcPr>
+          <w:p>
+            <w:pPr>
+              <w:spacing w:after="0"/>
+            </w:pPr>
+            <w:r>
+              <w:rPr>
+                <w:rFonts w:ascii="Arial" w:cs="Arial" w:eastAsia="Arial" w:hAnsi="Arial"/>
+                <w:b w:val="false"/>
+                <w:bCs w:val="false"/>
+                <w:sz w:val="18"/>
+                <w:szCs w:val="18"/>
+              </w:rPr>
+              <w:t xml:space="preserve">PR_03, PR_09; live: inverted range returned 400</w:t>
+            </w:r>
+          </w:p>
+        </w:tc>
+        <w:tc>
+          <w:tcPr>
+            <w:tcW w:type="dxa" w:w="2338"/>
+            <w:tcBorders>
+              <w:top w:val="single" w:color="B8C0CC" w:sz="4"/>
+              <w:left w:val="single" w:color="B8C0CC" w:sz="4"/>
+              <w:bottom w:val="single" w:color="B8C0CC" w:sz="4"/>
+              <w:right w:val="single" w:color="B8C0CC" w:sz="4"/>
+            </w:tcBorders>
+            <w:shd w:fill="E3F4E8" w:color="auto" w:val="clear"/>
+            <w:tcMar>
+              <w:top w:type="dxa" w:w="60"/>
+              <w:left w:type="dxa" w:w="90"/>
+              <w:bottom w:type="dxa" w:w="60"/>
+              <w:right w:type="dxa" w:w="90"/>
+            </w:tcMar>
+            <w:vAlign w:val="center"/>
+          </w:tcPr>
+          <w:p>
+            <w:pPr>
+              <w:spacing w:after="0"/>
+            </w:pPr>
+            <w:r>
+              <w:rPr>
+                <w:rFonts w:ascii="Arial" w:cs="Arial" w:eastAsia="Arial" w:hAnsi="Arial"/>
+                <w:b/>
+                <w:bCs/>
+                <w:sz w:val="18"/>
+                <w:szCs w:val="18"/>
+              </w:rPr>
+              <w:t xml:space="preserve">Pass</w:t>
+            </w:r>
+          </w:p>
+        </w:tc>
+      </w:tr>
+      <w:tr>
+        <w:trPr>
+          <w:cantSplit/>
+        </w:trPr>
+        <w:tc>
+          <w:tcPr>
+            <w:tcW w:type="dxa" w:w="700"/>
+            <w:tcBorders>
+              <w:top w:val="single" w:color="B8C0CC" w:sz="4"/>
+              <w:left w:val="single" w:color="B8C0CC" w:sz="4"/>
+              <w:bottom w:val="single" w:color="B8C0CC" w:sz="4"/>
+              <w:right w:val="single" w:color="B8C0CC" w:sz="4"/>
+            </w:tcBorders>
+            <w:tcMar>
+              <w:top w:type="dxa" w:w="60"/>
+              <w:left w:type="dxa" w:w="90"/>
+              <w:bottom w:type="dxa" w:w="60"/>
+              <w:right w:type="dxa" w:w="90"/>
+            </w:tcMar>
+            <w:vAlign w:val="center"/>
+          </w:tcPr>
+          <w:p>
+            <w:pPr>
+              <w:spacing w:after="0"/>
+            </w:pPr>
+            <w:r>
+              <w:rPr>
+                <w:rFonts w:ascii="Arial" w:cs="Arial" w:eastAsia="Arial" w:hAnsi="Arial"/>
+                <w:b w:val="false"/>
+                <w:bCs w:val="false"/>
+                <w:sz w:val="18"/>
+                <w:szCs w:val="18"/>
+              </w:rPr>
+              <w:t xml:space="preserve">D-09</w:t>
+            </w:r>
+          </w:p>
+        </w:tc>
+        <w:tc>
+          <w:tcPr>
+            <w:tcW w:type="dxa" w:w="3300"/>
+            <w:tcBorders>
+              <w:top w:val="single" w:color="B8C0CC" w:sz="4"/>
+              <w:left w:val="single" w:color="B8C0CC" w:sz="4"/>
+              <w:bottom w:val="single" w:color="B8C0CC" w:sz="4"/>
+              <w:right w:val="single" w:color="B8C0CC" w:sz="4"/>
+            </w:tcBorders>
+            <w:tcMar>
+              <w:top w:type="dxa" w:w="60"/>
+              <w:left w:type="dxa" w:w="90"/>
+              <w:bottom w:type="dxa" w:w="60"/>
+              <w:right w:type="dxa" w:w="90"/>
+            </w:tcMar>
+            <w:vAlign w:val="center"/>
+          </w:tcPr>
+          <w:p>
+            <w:pPr>
+              <w:spacing w:after="0"/>
+            </w:pPr>
+            <w:r>
+              <w:rPr>
+                <w:rFonts w:ascii="Arial" w:cs="Arial" w:eastAsia="Arial" w:hAnsi="Arial"/>
+                <w:b w:val="false"/>
+                <w:bCs w:val="false"/>
+                <w:sz w:val="18"/>
+                <w:szCs w:val="18"/>
+              </w:rPr>
+              <w:t xml:space="preserve">Login throttle: 5 failures per client and email in 15 minutes, then 429 with a Retry-After header. A good login resets the count.</w:t>
+            </w:r>
+          </w:p>
+        </w:tc>
+        <w:tc>
+          <w:tcPr>
+            <w:tcW w:type="dxa" w:w="3300"/>
+            <w:tcBorders>
+              <w:top w:val="single" w:color="B8C0CC" w:sz="4"/>
+              <w:left w:val="single" w:color="B8C0CC" w:sz="4"/>
+              <w:bottom w:val="single" w:color="B8C0CC" w:sz="4"/>
+              <w:right w:val="single" w:color="B8C0CC" w:sz="4"/>
+            </w:tcBorders>
+            <w:tcMar>
+              <w:top w:type="dxa" w:w="60"/>
+              <w:left w:type="dxa" w:w="90"/>
+              <w:bottom w:type="dxa" w:w="60"/>
+              <w:right w:type="dxa" w:w="90"/>
+            </w:tcMar>
+            <w:vAlign w:val="center"/>
+          </w:tcPr>
+          <w:p>
+            <w:pPr>
+              <w:spacing w:after="0"/>
+            </w:pPr>
+            <w:r>
+              <w:rPr>
+                <w:rFonts w:ascii="Arial" w:cs="Arial" w:eastAsia="Arial" w:hAnsi="Arial"/>
+                <w:b w:val="false"/>
+                <w:bCs w:val="false"/>
+                <w:sz w:val="18"/>
+                <w:szCs w:val="18"/>
+              </w:rPr>
+              <w:t xml:space="preserve">PR_02, PR_10, PR_11 and 6 unit tests; live: 429 returned after repeated failures</w:t>
+            </w:r>
+          </w:p>
+        </w:tc>
+        <w:tc>
+          <w:tcPr>
+            <w:tcW w:type="dxa" w:w="2338"/>
+            <w:tcBorders>
+              <w:top w:val="single" w:color="B8C0CC" w:sz="4"/>
+              <w:left w:val="single" w:color="B8C0CC" w:sz="4"/>
+              <w:bottom w:val="single" w:color="B8C0CC" w:sz="4"/>
+              <w:right w:val="single" w:color="B8C0CC" w:sz="4"/>
+            </w:tcBorders>
+            <w:shd w:fill="E3F4E8" w:color="auto" w:val="clear"/>
+            <w:tcMar>
+              <w:top w:type="dxa" w:w="60"/>
+              <w:left w:type="dxa" w:w="90"/>
+              <w:bottom w:type="dxa" w:w="60"/>
+              <w:right w:type="dxa" w:w="90"/>
+            </w:tcMar>
+            <w:vAlign w:val="center"/>
+          </w:tcPr>
+          <w:p>
+            <w:pPr>
+              <w:spacing w:after="0"/>
+            </w:pPr>
+            <w:r>
+              <w:rPr>
+                <w:rFonts w:ascii="Arial" w:cs="Arial" w:eastAsia="Arial" w:hAnsi="Arial"/>
+                <w:b/>
+                <w:bCs/>
+                <w:sz w:val="18"/>
+                <w:szCs w:val="18"/>
+              </w:rPr>
+              <w:t xml:space="preserve">Pass</w:t>
+            </w:r>
+          </w:p>
+        </w:tc>
+      </w:tr>
+      <w:tr>
+        <w:trPr>
+          <w:cantSplit/>
+        </w:trPr>
+        <w:tc>
+          <w:tcPr>
+            <w:tcW w:type="dxa" w:w="700"/>
+            <w:tcBorders>
+              <w:top w:val="single" w:color="B8C0CC" w:sz="4"/>
+              <w:left w:val="single" w:color="B8C0CC" w:sz="4"/>
+              <w:bottom w:val="single" w:color="B8C0CC" w:sz="4"/>
+              <w:right w:val="single" w:color="B8C0CC" w:sz="4"/>
+            </w:tcBorders>
+            <w:shd w:fill="F2F4F7" w:color="auto" w:val="clear"/>
+            <w:tcMar>
+              <w:top w:type="dxa" w:w="60"/>
+              <w:left w:type="dxa" w:w="90"/>
+              <w:bottom w:type="dxa" w:w="60"/>
+              <w:right w:type="dxa" w:w="90"/>
+            </w:tcMar>
+            <w:vAlign w:val="center"/>
+          </w:tcPr>
+          <w:p>
+            <w:pPr>
+              <w:spacing w:after="0"/>
+            </w:pPr>
+            <w:r>
+              <w:rPr>
+                <w:rFonts w:ascii="Arial" w:cs="Arial" w:eastAsia="Arial" w:hAnsi="Arial"/>
+                <w:b w:val="false"/>
+                <w:bCs w:val="false"/>
+                <w:sz w:val="18"/>
+                <w:szCs w:val="18"/>
+              </w:rPr>
+              <w:t xml:space="preserve">D-03</w:t>
+            </w:r>
+          </w:p>
+        </w:tc>
+        <w:tc>
+          <w:tcPr>
+            <w:tcW w:type="dxa" w:w="3300"/>
+            <w:tcBorders>
+              <w:top w:val="single" w:color="B8C0CC" w:sz="4"/>
+              <w:left w:val="single" w:color="B8C0CC" w:sz="4"/>
+              <w:bottom w:val="single" w:color="B8C0CC" w:sz="4"/>
+              <w:right w:val="single" w:color="B8C0CC" w:sz="4"/>
+            </w:tcBorders>
+            <w:shd w:fill="F2F4F7" w:color="auto" w:val="clear"/>
+            <w:tcMar>
+              <w:top w:type="dxa" w:w="60"/>
+              <w:left w:type="dxa" w:w="90"/>
+              <w:bottom w:type="dxa" w:w="60"/>
+              <w:right w:type="dxa" w:w="90"/>
+            </w:tcMar>
+            <w:vAlign w:val="center"/>
+          </w:tcPr>
+          <w:p>
+            <w:pPr>
+              <w:spacing w:after="0"/>
+            </w:pPr>
+            <w:r>
+              <w:rPr>
+                <w:rFonts w:ascii="Arial" w:cs="Arial" w:eastAsia="Arial" w:hAnsi="Arial"/>
+                <w:b w:val="false"/>
+                <w:bCs w:val="false"/>
+                <w:sz w:val="18"/>
+                <w:szCs w:val="18"/>
+              </w:rPr>
+              <w:t xml:space="preserve">Backend refuses to start with a JWT secret under 32 bytes</w:t>
+            </w:r>
+          </w:p>
+        </w:tc>
+        <w:tc>
+          <w:tcPr>
+            <w:tcW w:type="dxa" w:w="3300"/>
+            <w:tcBorders>
+              <w:top w:val="single" w:color="B8C0CC" w:sz="4"/>
+              <w:left w:val="single" w:color="B8C0CC" w:sz="4"/>
+              <w:bottom w:val="single" w:color="B8C0CC" w:sz="4"/>
+              <w:right w:val="single" w:color="B8C0CC" w:sz="4"/>
+            </w:tcBorders>
+            <w:shd w:fill="F2F4F7" w:color="auto" w:val="clear"/>
+            <w:tcMar>
+              <w:top w:type="dxa" w:w="60"/>
+              <w:left w:type="dxa" w:w="90"/>
+              <w:bottom w:type="dxa" w:w="60"/>
+              <w:right w:type="dxa" w:w="90"/>
+            </w:tcMar>
+            <w:vAlign w:val="center"/>
+          </w:tcPr>
+          <w:p>
+            <w:pPr>
+              <w:spacing w:after="0"/>
+            </w:pPr>
+            <w:r>
+              <w:rPr>
+                <w:rFonts w:ascii="Arial" w:cs="Arial" w:eastAsia="Arial" w:hAnsi="Arial"/>
+                <w:b w:val="false"/>
+                <w:bCs w:val="false"/>
+                <w:sz w:val="18"/>
+                <w:szCs w:val="18"/>
+              </w:rPr>
+              <w:t xml:space="preserve">PR_01 and JwtServiceTest</w:t>
+            </w:r>
+          </w:p>
+        </w:tc>
+        <w:tc>
+          <w:tcPr>
+            <w:tcW w:type="dxa" w:w="2338"/>
+            <w:tcBorders>
+              <w:top w:val="single" w:color="B8C0CC" w:sz="4"/>
+              <w:left w:val="single" w:color="B8C0CC" w:sz="4"/>
+              <w:bottom w:val="single" w:color="B8C0CC" w:sz="4"/>
+              <w:right w:val="single" w:color="B8C0CC" w:sz="4"/>
+            </w:tcBorders>
+            <w:shd w:fill="E3F4E8" w:color="auto" w:val="clear"/>
+            <w:tcMar>
+              <w:top w:type="dxa" w:w="60"/>
+              <w:left w:type="dxa" w:w="90"/>
+              <w:bottom w:type="dxa" w:w="60"/>
+              <w:right w:type="dxa" w:w="90"/>
+            </w:tcMar>
+            <w:vAlign w:val="center"/>
+          </w:tcPr>
+          <w:p>
+            <w:pPr>
+              <w:spacing w:after="0"/>
+            </w:pPr>
+            <w:r>
+              <w:rPr>
+                <w:rFonts w:ascii="Arial" w:cs="Arial" w:eastAsia="Arial" w:hAnsi="Arial"/>
+                <w:b/>
+                <w:bCs/>
+                <w:sz w:val="18"/>
+                <w:szCs w:val="18"/>
+              </w:rPr>
+              <w:t xml:space="preserve">Pass</w:t>
+            </w:r>
+          </w:p>
+        </w:tc>
+      </w:tr>
+      <w:tr>
+        <w:trPr>
+          <w:cantSplit/>
+        </w:trPr>
+        <w:tc>
+          <w:tcPr>
+            <w:tcW w:type="dxa" w:w="700"/>
+            <w:tcBorders>
+              <w:top w:val="single" w:color="B8C0CC" w:sz="4"/>
+              <w:left w:val="single" w:color="B8C0CC" w:sz="4"/>
+              <w:bottom w:val="single" w:color="B8C0CC" w:sz="4"/>
+              <w:right w:val="single" w:color="B8C0CC" w:sz="4"/>
+            </w:tcBorders>
+            <w:tcMar>
+              <w:top w:type="dxa" w:w="60"/>
+              <w:left w:type="dxa" w:w="90"/>
+              <w:bottom w:type="dxa" w:w="60"/>
+              <w:right w:type="dxa" w:w="90"/>
+            </w:tcMar>
+            <w:vAlign w:val="center"/>
+          </w:tcPr>
+          <w:p>
+            <w:pPr>
+              <w:spacing w:after="0"/>
+            </w:pPr>
+            <w:r>
+              <w:rPr>
+                <w:rFonts w:ascii="Arial" w:cs="Arial" w:eastAsia="Arial" w:hAnsi="Arial"/>
+                <w:b w:val="false"/>
+                <w:bCs w:val="false"/>
+                <w:sz w:val="18"/>
+                <w:szCs w:val="18"/>
+              </w:rPr>
+              <w:t xml:space="preserve">D-10</w:t>
+            </w:r>
+          </w:p>
+        </w:tc>
+        <w:tc>
+          <w:tcPr>
+            <w:tcW w:type="dxa" w:w="3300"/>
+            <w:tcBorders>
+              <w:top w:val="single" w:color="B8C0CC" w:sz="4"/>
+              <w:left w:val="single" w:color="B8C0CC" w:sz="4"/>
+              <w:bottom w:val="single" w:color="B8C0CC" w:sz="4"/>
+              <w:right w:val="single" w:color="B8C0CC" w:sz="4"/>
+            </w:tcBorders>
+            <w:tcMar>
+              <w:top w:type="dxa" w:w="60"/>
+              <w:left w:type="dxa" w:w="90"/>
+              <w:bottom w:type="dxa" w:w="60"/>
+              <w:right w:type="dxa" w:w="90"/>
+            </w:tcMar>
+            <w:vAlign w:val="center"/>
+          </w:tcPr>
+          <w:p>
+            <w:pPr>
+              <w:spacing w:after="0"/>
+            </w:pPr>
+            <w:r>
+              <w:rPr>
+                <w:rFonts w:ascii="Arial" w:cs="Arial" w:eastAsia="Arial" w:hAnsi="Arial"/>
+                <w:b w:val="false"/>
+                <w:bCs w:val="false"/>
+                <w:sz w:val="18"/>
+                <w:szCs w:val="18"/>
+              </w:rPr>
+              <w:t xml:space="preserve">Sidebar becomes a slide-out menu on screens under 768 px; header compacts</w:t>
+            </w:r>
+          </w:p>
+        </w:tc>
+        <w:tc>
+          <w:tcPr>
+            <w:tcW w:type="dxa" w:w="3300"/>
+            <w:tcBorders>
+              <w:top w:val="single" w:color="B8C0CC" w:sz="4"/>
+              <w:left w:val="single" w:color="B8C0CC" w:sz="4"/>
+              <w:bottom w:val="single" w:color="B8C0CC" w:sz="4"/>
+              <w:right w:val="single" w:color="B8C0CC" w:sz="4"/>
+            </w:tcBorders>
+            <w:tcMar>
+              <w:top w:type="dxa" w:w="60"/>
+              <w:left w:type="dxa" w:w="90"/>
+              <w:bottom w:type="dxa" w:w="60"/>
+              <w:right w:type="dxa" w:w="90"/>
+            </w:tcMar>
+            <w:vAlign w:val="center"/>
+          </w:tcPr>
+          <w:p>
+            <w:pPr>
+              <w:spacing w:after="0"/>
+            </w:pPr>
+            <w:r>
+              <w:rPr>
+                <w:rFonts w:ascii="Arial" w:cs="Arial" w:eastAsia="Arial" w:hAnsi="Arial"/>
+                <w:b w:val="false"/>
+                <w:bCs w:val="false"/>
+                <w:sz w:val="18"/>
+                <w:szCs w:val="18"/>
+              </w:rPr>
+              <w:t xml:space="preserve">Browser check at 390 px, local and live (Figures below)</w:t>
+            </w:r>
+          </w:p>
+        </w:tc>
+        <w:tc>
+          <w:tcPr>
+            <w:tcW w:type="dxa" w:w="2338"/>
+            <w:tcBorders>
+              <w:top w:val="single" w:color="B8C0CC" w:sz="4"/>
+              <w:left w:val="single" w:color="B8C0CC" w:sz="4"/>
+              <w:bottom w:val="single" w:color="B8C0CC" w:sz="4"/>
+              <w:right w:val="single" w:color="B8C0CC" w:sz="4"/>
+            </w:tcBorders>
+            <w:shd w:fill="E3F4E8" w:color="auto" w:val="clear"/>
+            <w:tcMar>
+              <w:top w:type="dxa" w:w="60"/>
+              <w:left w:type="dxa" w:w="90"/>
+              <w:bottom w:type="dxa" w:w="60"/>
+              <w:right w:type="dxa" w:w="90"/>
+            </w:tcMar>
+            <w:vAlign w:val="center"/>
+          </w:tcPr>
+          <w:p>
+            <w:pPr>
+              <w:spacing w:after="0"/>
+            </w:pPr>
+            <w:r>
+              <w:rPr>
+                <w:rFonts w:ascii="Arial" w:cs="Arial" w:eastAsia="Arial" w:hAnsi="Arial"/>
+                <w:b/>
+                <w:bCs/>
+                <w:sz w:val="18"/>
+                <w:szCs w:val="18"/>
+              </w:rPr>
+              <w:t xml:space="preserve">Pass</w:t>
+            </w:r>
+          </w:p>
+        </w:tc>
+      </w:tr>
+      <w:tr>
+        <w:trPr>
+          <w:cantSplit/>
+        </w:trPr>
+        <w:tc>
+          <w:tcPr>
+            <w:tcW w:type="dxa" w:w="700"/>
+            <w:tcBorders>
+              <w:top w:val="single" w:color="B8C0CC" w:sz="4"/>
+              <w:left w:val="single" w:color="B8C0CC" w:sz="4"/>
+              <w:bottom w:val="single" w:color="B8C0CC" w:sz="4"/>
+              <w:right w:val="single" w:color="B8C0CC" w:sz="4"/>
+            </w:tcBorders>
+            <w:shd w:fill="F2F4F7" w:color="auto" w:val="clear"/>
+            <w:tcMar>
+              <w:top w:type="dxa" w:w="60"/>
+              <w:left w:type="dxa" w:w="90"/>
+              <w:bottom w:type="dxa" w:w="60"/>
+              <w:right w:type="dxa" w:w="90"/>
+            </w:tcMar>
+            <w:vAlign w:val="center"/>
+          </w:tcPr>
+          <w:p>
+            <w:pPr>
+              <w:spacing w:after="0"/>
+            </w:pPr>
+            <w:r>
+              <w:rPr>
+                <w:rFonts w:ascii="Arial" w:cs="Arial" w:eastAsia="Arial" w:hAnsi="Arial"/>
+                <w:b w:val="false"/>
+                <w:bCs w:val="false"/>
+                <w:sz w:val="18"/>
+                <w:szCs w:val="18"/>
+              </w:rPr>
+              <w:t xml:space="preserve">D-02</w:t>
+            </w:r>
+          </w:p>
+        </w:tc>
+        <w:tc>
+          <w:tcPr>
+            <w:tcW w:type="dxa" w:w="3300"/>
+            <w:tcBorders>
+              <w:top w:val="single" w:color="B8C0CC" w:sz="4"/>
+              <w:left w:val="single" w:color="B8C0CC" w:sz="4"/>
+              <w:bottom w:val="single" w:color="B8C0CC" w:sz="4"/>
+              <w:right w:val="single" w:color="B8C0CC" w:sz="4"/>
+            </w:tcBorders>
+            <w:shd w:fill="F2F4F7" w:color="auto" w:val="clear"/>
+            <w:tcMar>
+              <w:top w:type="dxa" w:w="60"/>
+              <w:left w:type="dxa" w:w="90"/>
+              <w:bottom w:type="dxa" w:w="60"/>
+              <w:right w:type="dxa" w:w="90"/>
+            </w:tcMar>
+            <w:vAlign w:val="center"/>
+          </w:tcPr>
+          <w:p>
+            <w:pPr>
+              <w:spacing w:after="0"/>
+            </w:pPr>
+            <w:r>
+              <w:rPr>
+                <w:rFonts w:ascii="Arial" w:cs="Arial" w:eastAsia="Arial" w:hAnsi="Arial"/>
+                <w:b w:val="false"/>
+                <w:bCs w:val="false"/>
+                <w:sz w:val="18"/>
+                <w:szCs w:val="18"/>
+              </w:rPr>
+              <w:t xml:space="preserve">Demo accounts and pre-filled password only when VITE_SHOW_DEMO_ACCOUNTS=true. On for the demo site, off by default.</w:t>
+            </w:r>
+          </w:p>
+        </w:tc>
+        <w:tc>
+          <w:tcPr>
+            <w:tcW w:type="dxa" w:w="3300"/>
+            <w:tcBorders>
+              <w:top w:val="single" w:color="B8C0CC" w:sz="4"/>
+              <w:left w:val="single" w:color="B8C0CC" w:sz="4"/>
+              <w:bottom w:val="single" w:color="B8C0CC" w:sz="4"/>
+              <w:right w:val="single" w:color="B8C0CC" w:sz="4"/>
+            </w:tcBorders>
+            <w:shd w:fill="F2F4F7" w:color="auto" w:val="clear"/>
+            <w:tcMar>
+              <w:top w:type="dxa" w:w="60"/>
+              <w:left w:type="dxa" w:w="90"/>
+              <w:bottom w:type="dxa" w:w="60"/>
+              <w:right w:type="dxa" w:w="90"/>
+            </w:tcMar>
+            <w:vAlign w:val="center"/>
+          </w:tcPr>
+          <w:p>
+            <w:pPr>
+              <w:spacing w:after="0"/>
+            </w:pPr>
+            <w:r>
+              <w:rPr>
+                <w:rFonts w:ascii="Arial" w:cs="Arial" w:eastAsia="Arial" w:hAnsi="Arial"/>
+                <w:b w:val="false"/>
+                <w:bCs w:val="false"/>
+                <w:sz w:val="18"/>
+                <w:szCs w:val="18"/>
+              </w:rPr>
+              <w:t xml:space="preserve">Login page without the flag (Figure below)</w:t>
+            </w:r>
+          </w:p>
+        </w:tc>
+        <w:tc>
+          <w:tcPr>
+            <w:tcW w:type="dxa" w:w="2338"/>
+            <w:tcBorders>
+              <w:top w:val="single" w:color="B8C0CC" w:sz="4"/>
+              <w:left w:val="single" w:color="B8C0CC" w:sz="4"/>
+              <w:bottom w:val="single" w:color="B8C0CC" w:sz="4"/>
+              <w:right w:val="single" w:color="B8C0CC" w:sz="4"/>
+            </w:tcBorders>
+            <w:shd w:fill="E3F4E8" w:color="auto" w:val="clear"/>
+            <w:tcMar>
+              <w:top w:type="dxa" w:w="60"/>
+              <w:left w:type="dxa" w:w="90"/>
+              <w:bottom w:type="dxa" w:w="60"/>
+              <w:right w:type="dxa" w:w="90"/>
+            </w:tcMar>
+            <w:vAlign w:val="center"/>
+          </w:tcPr>
+          <w:p>
+            <w:pPr>
+              <w:spacing w:after="0"/>
+            </w:pPr>
+            <w:r>
+              <w:rPr>
+                <w:rFonts w:ascii="Arial" w:cs="Arial" w:eastAsia="Arial" w:hAnsi="Arial"/>
+                <w:b/>
+                <w:bCs/>
+                <w:sz w:val="18"/>
+                <w:szCs w:val="18"/>
+              </w:rPr>
+              <w:t xml:space="preserve">Pass</w:t>
+            </w:r>
+          </w:p>
+        </w:tc>
+      </w:tr>
+      <w:tr>
+        <w:trPr>
+          <w:cantSplit/>
+        </w:trPr>
+        <w:tc>
+          <w:tcPr>
+            <w:tcW w:type="dxa" w:w="700"/>
+            <w:tcBorders>
+              <w:top w:val="single" w:color="B8C0CC" w:sz="4"/>
+              <w:left w:val="single" w:color="B8C0CC" w:sz="4"/>
+              <w:bottom w:val="single" w:color="B8C0CC" w:sz="4"/>
+              <w:right w:val="single" w:color="B8C0CC" w:sz="4"/>
+            </w:tcBorders>
+            <w:tcMar>
+              <w:top w:type="dxa" w:w="60"/>
+              <w:left w:type="dxa" w:w="90"/>
+              <w:bottom w:type="dxa" w:w="60"/>
+              <w:right w:type="dxa" w:w="90"/>
+            </w:tcMar>
+            <w:vAlign w:val="center"/>
+          </w:tcPr>
+          <w:p>
+            <w:pPr>
+              <w:spacing w:after="0"/>
+            </w:pPr>
+            <w:r>
+              <w:rPr>
+                <w:rFonts w:ascii="Arial" w:cs="Arial" w:eastAsia="Arial" w:hAnsi="Arial"/>
+                <w:b w:val="false"/>
+                <w:bCs w:val="false"/>
+                <w:sz w:val="18"/>
+                <w:szCs w:val="18"/>
+              </w:rPr>
+              <w:t xml:space="preserve">D-01</w:t>
+            </w:r>
+          </w:p>
+        </w:tc>
+        <w:tc>
+          <w:tcPr>
+            <w:tcW w:type="dxa" w:w="3300"/>
+            <w:tcBorders>
+              <w:top w:val="single" w:color="B8C0CC" w:sz="4"/>
+              <w:left w:val="single" w:color="B8C0CC" w:sz="4"/>
+              <w:bottom w:val="single" w:color="B8C0CC" w:sz="4"/>
+              <w:right w:val="single" w:color="B8C0CC" w:sz="4"/>
+            </w:tcBorders>
+            <w:tcMar>
+              <w:top w:type="dxa" w:w="60"/>
+              <w:left w:type="dxa" w:w="90"/>
+              <w:bottom w:type="dxa" w:w="60"/>
+              <w:right w:type="dxa" w:w="90"/>
+            </w:tcMar>
+            <w:vAlign w:val="center"/>
+          </w:tcPr>
+          <w:p>
+            <w:pPr>
+              <w:spacing w:after="0"/>
+            </w:pPr>
+            <w:r>
+              <w:rPr>
+                <w:rFonts w:ascii="Arial" w:cs="Arial" w:eastAsia="Arial" w:hAnsi="Arial"/>
+                <w:b w:val="false"/>
+                <w:bCs w:val="false"/>
+                <w:sz w:val="18"/>
+                <w:szCs w:val="18"/>
+              </w:rPr>
+              <w:t xml:space="preserve">Job list uses 3 queries instead of about 2 per job; ranking loads only the needed candidates; read endpoints cached and cleared on every write</w:t>
+            </w:r>
+          </w:p>
+        </w:tc>
+        <w:tc>
+          <w:tcPr>
+            <w:tcW w:type="dxa" w:w="3300"/>
+            <w:tcBorders>
+              <w:top w:val="single" w:color="B8C0CC" w:sz="4"/>
+              <w:left w:val="single" w:color="B8C0CC" w:sz="4"/>
+              <w:bottom w:val="single" w:color="B8C0CC" w:sz="4"/>
+              <w:right w:val="single" w:color="B8C0CC" w:sz="4"/>
+            </w:tcBorders>
+            <w:tcMar>
+              <w:top w:type="dxa" w:w="60"/>
+              <w:left w:type="dxa" w:w="90"/>
+              <w:bottom w:type="dxa" w:w="60"/>
+              <w:right w:type="dxa" w:w="90"/>
+            </w:tcMar>
+            <w:vAlign w:val="center"/>
+          </w:tcPr>
+          <w:p>
+            <w:pPr>
+              <w:spacing w:after="0"/>
+            </w:pPr>
+            <w:r>
+              <w:rPr>
+                <w:rFonts w:ascii="Arial" w:cs="Arial" w:eastAsia="Arial" w:hAnsi="Arial"/>
+                <w:b w:val="false"/>
+                <w:bCs w:val="false"/>
+                <w:sz w:val="18"/>
+                <w:szCs w:val="18"/>
+              </w:rPr>
+              <w:t xml:space="preserve">Timings in Section 13.3</w:t>
+            </w:r>
+          </w:p>
+        </w:tc>
+        <w:tc>
+          <w:tcPr>
+            <w:tcW w:type="dxa" w:w="2338"/>
+            <w:tcBorders>
+              <w:top w:val="single" w:color="B8C0CC" w:sz="4"/>
+              <w:left w:val="single" w:color="B8C0CC" w:sz="4"/>
+              <w:bottom w:val="single" w:color="B8C0CC" w:sz="4"/>
+              <w:right w:val="single" w:color="B8C0CC" w:sz="4"/>
+            </w:tcBorders>
+            <w:shd w:fill="FFF4D6" w:color="auto" w:val="clear"/>
+            <w:tcMar>
+              <w:top w:type="dxa" w:w="60"/>
+              <w:left w:type="dxa" w:w="90"/>
+              <w:bottom w:type="dxa" w:w="60"/>
+              <w:right w:type="dxa" w:w="90"/>
+            </w:tcMar>
+            <w:vAlign w:val="center"/>
+          </w:tcPr>
+          <w:p>
+            <w:pPr>
+              <w:spacing w:after="0"/>
+            </w:pPr>
+            <w:r>
+              <w:rPr>
+                <w:rFonts w:ascii="Arial" w:cs="Arial" w:eastAsia="Arial" w:hAnsi="Arial"/>
+                <w:b/>
+                <w:bCs/>
+                <w:sz w:val="18"/>
+                <w:szCs w:val="18"/>
+              </w:rPr>
+              <w:t xml:space="preserve">Partly fixed</w:t>
+            </w:r>
+          </w:p>
+        </w:tc>
+      </w:tr>
+      <w:tr>
+        <w:trPr>
+          <w:cantSplit/>
+        </w:trPr>
+        <w:tc>
+          <w:tcPr>
+            <w:tcW w:type="dxa" w:w="700"/>
+            <w:tcBorders>
+              <w:top w:val="single" w:color="B8C0CC" w:sz="4"/>
+              <w:left w:val="single" w:color="B8C0CC" w:sz="4"/>
+              <w:bottom w:val="single" w:color="B8C0CC" w:sz="4"/>
+              <w:right w:val="single" w:color="B8C0CC" w:sz="4"/>
+            </w:tcBorders>
+            <w:shd w:fill="F2F4F7" w:color="auto" w:val="clear"/>
+            <w:tcMar>
+              <w:top w:type="dxa" w:w="60"/>
+              <w:left w:type="dxa" w:w="90"/>
+              <w:bottom w:type="dxa" w:w="60"/>
+              <w:right w:type="dxa" w:w="90"/>
+            </w:tcMar>
+            <w:vAlign w:val="center"/>
+          </w:tcPr>
+          <w:p>
+            <w:pPr>
+              <w:spacing w:after="0"/>
+            </w:pPr>
+            <w:r>
+              <w:rPr>
+                <w:rFonts w:ascii="Arial" w:cs="Arial" w:eastAsia="Arial" w:hAnsi="Arial"/>
+                <w:b w:val="false"/>
+                <w:bCs w:val="false"/>
+                <w:sz w:val="18"/>
+                <w:szCs w:val="18"/>
+              </w:rPr>
+              <w:t xml:space="preserve">D-04</w:t>
+            </w:r>
+          </w:p>
+        </w:tc>
+        <w:tc>
+          <w:tcPr>
+            <w:tcW w:type="dxa" w:w="3300"/>
+            <w:tcBorders>
+              <w:top w:val="single" w:color="B8C0CC" w:sz="4"/>
+              <w:left w:val="single" w:color="B8C0CC" w:sz="4"/>
+              <w:bottom w:val="single" w:color="B8C0CC" w:sz="4"/>
+              <w:right w:val="single" w:color="B8C0CC" w:sz="4"/>
+            </w:tcBorders>
+            <w:shd w:fill="F2F4F7" w:color="auto" w:val="clear"/>
+            <w:tcMar>
+              <w:top w:type="dxa" w:w="60"/>
+              <w:left w:type="dxa" w:w="90"/>
+              <w:bottom w:type="dxa" w:w="60"/>
+              <w:right w:type="dxa" w:w="90"/>
+            </w:tcMar>
+            <w:vAlign w:val="center"/>
+          </w:tcPr>
+          <w:p>
+            <w:pPr>
+              <w:spacing w:after="0"/>
+            </w:pPr>
+            <w:r>
+              <w:rPr>
+                <w:rFonts w:ascii="Arial" w:cs="Arial" w:eastAsia="Arial" w:hAnsi="Arial"/>
+                <w:b w:val="false"/>
+                <w:bCs w:val="false"/>
+                <w:sz w:val="18"/>
+                <w:szCs w:val="18"/>
+              </w:rPr>
+              <w:t xml:space="preserve">14 new unit tests: login limiter, cache, interview questions</w:t>
+            </w:r>
+          </w:p>
+        </w:tc>
+        <w:tc>
+          <w:tcPr>
+            <w:tcW w:type="dxa" w:w="3300"/>
+            <w:tcBorders>
+              <w:top w:val="single" w:color="B8C0CC" w:sz="4"/>
+              <w:left w:val="single" w:color="B8C0CC" w:sz="4"/>
+              <w:bottom w:val="single" w:color="B8C0CC" w:sz="4"/>
+              <w:right w:val="single" w:color="B8C0CC" w:sz="4"/>
+            </w:tcBorders>
+            <w:shd w:fill="F2F4F7" w:color="auto" w:val="clear"/>
+            <w:tcMar>
+              <w:top w:type="dxa" w:w="60"/>
+              <w:left w:type="dxa" w:w="90"/>
+              <w:bottom w:type="dxa" w:w="60"/>
+              <w:right w:type="dxa" w:w="90"/>
+            </w:tcMar>
+            <w:vAlign w:val="center"/>
+          </w:tcPr>
+          <w:p>
+            <w:pPr>
+              <w:spacing w:after="0"/>
+            </w:pPr>
+            <w:r>
+              <w:rPr>
+                <w:rFonts w:ascii="Arial" w:cs="Arial" w:eastAsia="Arial" w:hAnsi="Arial"/>
+                <w:b w:val="false"/>
+                <w:bCs w:val="false"/>
+                <w:sz w:val="18"/>
+                <w:szCs w:val="18"/>
+              </w:rPr>
+              <w:t xml:space="preserve">JaCoCo report (Figures below)</w:t>
+            </w:r>
+          </w:p>
+        </w:tc>
+        <w:tc>
+          <w:tcPr>
+            <w:tcW w:type="dxa" w:w="2338"/>
+            <w:tcBorders>
+              <w:top w:val="single" w:color="B8C0CC" w:sz="4"/>
+              <w:left w:val="single" w:color="B8C0CC" w:sz="4"/>
+              <w:bottom w:val="single" w:color="B8C0CC" w:sz="4"/>
+              <w:right w:val="single" w:color="B8C0CC" w:sz="4"/>
+            </w:tcBorders>
+            <w:shd w:fill="E3F4E8" w:color="auto" w:val="clear"/>
+            <w:tcMar>
+              <w:top w:type="dxa" w:w="60"/>
+              <w:left w:type="dxa" w:w="90"/>
+              <w:bottom w:type="dxa" w:w="60"/>
+              <w:right w:type="dxa" w:w="90"/>
+            </w:tcMar>
+            <w:vAlign w:val="center"/>
+          </w:tcPr>
+          <w:p>
+            <w:pPr>
+              <w:spacing w:after="0"/>
+            </w:pPr>
+            <w:r>
+              <w:rPr>
+                <w:rFonts w:ascii="Arial" w:cs="Arial" w:eastAsia="Arial" w:hAnsi="Arial"/>
+                <w:b/>
+                <w:bCs/>
+                <w:sz w:val="18"/>
+                <w:szCs w:val="18"/>
+              </w:rPr>
+              <w:t xml:space="preserve">Pass</w:t>
+            </w:r>
+          </w:p>
+        </w:tc>
+      </w:tr>
+      <w:tr>
+        <w:trPr>
+          <w:cantSplit/>
+        </w:trPr>
+        <w:tc>
+          <w:tcPr>
+            <w:tcW w:type="dxa" w:w="700"/>
+            <w:tcBorders>
+              <w:top w:val="single" w:color="B8C0CC" w:sz="4"/>
+              <w:left w:val="single" w:color="B8C0CC" w:sz="4"/>
+              <w:bottom w:val="single" w:color="B8C0CC" w:sz="4"/>
+              <w:right w:val="single" w:color="B8C0CC" w:sz="4"/>
+            </w:tcBorders>
+            <w:tcMar>
+              <w:top w:type="dxa" w:w="60"/>
+              <w:left w:type="dxa" w:w="90"/>
+              <w:bottom w:type="dxa" w:w="60"/>
+              <w:right w:type="dxa" w:w="90"/>
+            </w:tcMar>
+            <w:vAlign w:val="center"/>
+          </w:tcPr>
+          <w:p>
+            <w:pPr>
+              <w:spacing w:after="0"/>
+            </w:pPr>
+            <w:r>
+              <w:rPr>
+                <w:rFonts w:ascii="Arial" w:cs="Arial" w:eastAsia="Arial" w:hAnsi="Arial"/>
+                <w:b w:val="false"/>
+                <w:bCs w:val="false"/>
+                <w:sz w:val="18"/>
+                <w:szCs w:val="18"/>
+              </w:rPr>
+              <w:t xml:space="preserve">D-05</w:t>
+            </w:r>
+          </w:p>
+        </w:tc>
+        <w:tc>
+          <w:tcPr>
+            <w:tcW w:type="dxa" w:w="3300"/>
+            <w:tcBorders>
+              <w:top w:val="single" w:color="B8C0CC" w:sz="4"/>
+              <w:left w:val="single" w:color="B8C0CC" w:sz="4"/>
+              <w:bottom w:val="single" w:color="B8C0CC" w:sz="4"/>
+              <w:right w:val="single" w:color="B8C0CC" w:sz="4"/>
+            </w:tcBorders>
+            <w:tcMar>
+              <w:top w:type="dxa" w:w="60"/>
+              <w:left w:type="dxa" w:w="90"/>
+              <w:bottom w:type="dxa" w:w="60"/>
+              <w:right w:type="dxa" w:w="90"/>
+            </w:tcMar>
+            <w:vAlign w:val="center"/>
+          </w:tcPr>
+          <w:p>
+            <w:pPr>
+              <w:spacing w:after="0"/>
+            </w:pPr>
+            <w:r>
+              <w:rPr>
+                <w:rFonts w:ascii="Arial" w:cs="Arial" w:eastAsia="Arial" w:hAnsi="Arial"/>
+                <w:b w:val="false"/>
+                <w:bCs w:val="false"/>
+                <w:sz w:val="18"/>
+                <w:szCs w:val="18"/>
+              </w:rPr>
+              <w:t xml:space="preserve">Auth hooks moved out of AuthContext.jsx</w:t>
+            </w:r>
+          </w:p>
+        </w:tc>
+        <w:tc>
+          <w:tcPr>
+            <w:tcW w:type="dxa" w:w="3300"/>
+            <w:tcBorders>
+              <w:top w:val="single" w:color="B8C0CC" w:sz="4"/>
+              <w:left w:val="single" w:color="B8C0CC" w:sz="4"/>
+              <w:bottom w:val="single" w:color="B8C0CC" w:sz="4"/>
+              <w:right w:val="single" w:color="B8C0CC" w:sz="4"/>
+            </w:tcBorders>
+            <w:tcMar>
+              <w:top w:type="dxa" w:w="60"/>
+              <w:left w:type="dxa" w:w="90"/>
+              <w:bottom w:type="dxa" w:w="60"/>
+              <w:right w:type="dxa" w:w="90"/>
+            </w:tcMar>
+            <w:vAlign w:val="center"/>
+          </w:tcPr>
+          <w:p>
+            <w:pPr>
+              <w:spacing w:after="0"/>
+            </w:pPr>
+            <w:r>
+              <w:rPr>
+                <w:rFonts w:ascii="Arial" w:cs="Arial" w:eastAsia="Arial" w:hAnsi="Arial"/>
+                <w:b w:val="false"/>
+                <w:bCs w:val="false"/>
+                <w:sz w:val="18"/>
+                <w:szCs w:val="18"/>
+              </w:rPr>
+              <w:t xml:space="preserve">oxlint: 0 errors, 0 warnings</w:t>
+            </w:r>
+          </w:p>
+        </w:tc>
+        <w:tc>
+          <w:tcPr>
+            <w:tcW w:type="dxa" w:w="2338"/>
+            <w:tcBorders>
+              <w:top w:val="single" w:color="B8C0CC" w:sz="4"/>
+              <w:left w:val="single" w:color="B8C0CC" w:sz="4"/>
+              <w:bottom w:val="single" w:color="B8C0CC" w:sz="4"/>
+              <w:right w:val="single" w:color="B8C0CC" w:sz="4"/>
+            </w:tcBorders>
+            <w:shd w:fill="E3F4E8" w:color="auto" w:val="clear"/>
+            <w:tcMar>
+              <w:top w:type="dxa" w:w="60"/>
+              <w:left w:type="dxa" w:w="90"/>
+              <w:bottom w:type="dxa" w:w="60"/>
+              <w:right w:type="dxa" w:w="90"/>
+            </w:tcMar>
+            <w:vAlign w:val="center"/>
+          </w:tcPr>
+          <w:p>
+            <w:pPr>
+              <w:spacing w:after="0"/>
+            </w:pPr>
+            <w:r>
+              <w:rPr>
+                <w:rFonts w:ascii="Arial" w:cs="Arial" w:eastAsia="Arial" w:hAnsi="Arial"/>
+                <w:b/>
+                <w:bCs/>
+                <w:sz w:val="18"/>
+                <w:szCs w:val="18"/>
+              </w:rPr>
+              <w:t xml:space="preserve">Pass</w:t>
+            </w:r>
+          </w:p>
+        </w:tc>
+      </w:tr>
+    </w:tbl>
+    <w:p>
+      <w:pPr>
+        <w:spacing w:after="80" w:line="288"/>
+      </w:pPr>
+      <w:r>
+        <w:rPr>
+          <w:rFonts w:ascii="Arial" w:cs="Arial" w:eastAsia="Arial" w:hAnsi="Arial"/>
+          <w:sz w:val="21"/>
+          <w:szCs w:val="21"/>
+        </w:rPr>
+        <w:t xml:space="preserve"/>
+      </w:r>
+    </w:p>
+    <w:p>
+      <w:pPr>
+        <w:pStyle w:val="Heading2"/>
+      </w:pPr>
+      <w:r>
+        <w:rPr>
+          <w:rFonts w:ascii="Arial" w:cs="Arial" w:eastAsia="Arial" w:hAnsi="Arial"/>
+        </w:rPr>
+        <w:t xml:space="preserve">13.2 Results</w:t>
+      </w:r>
+    </w:p>
+    <w:tbl>
+      <w:tblPr>
+        <w:tblW w:type="dxa" w:w="9638"/>
+        <w:tblBorders>
+          <w:top w:val="single" w:color="auto" w:sz="4"/>
+          <w:left w:val="single" w:color="auto" w:sz="4"/>
+          <w:bottom w:val="single" w:color="auto" w:sz="4"/>
+          <w:right w:val="single" w:color="auto" w:sz="4"/>
+          <w:insideH w:val="single" w:color="auto" w:sz="4"/>
+          <w:insideV w:val="single" w:color="auto" w:sz="4"/>
+        </w:tblBorders>
+      </w:tblPr>
+      <w:tblGrid>
+        <w:gridCol w:w="4400"/>
+        <w:gridCol w:w="2500"/>
+        <w:gridCol w:w="2738"/>
+      </w:tblGrid>
+      <w:tr>
+        <w:trPr>
+          <w:tblHeader/>
+        </w:trPr>
+        <w:tc>
+          <w:tcPr>
+            <w:tcW w:type="dxa" w:w="4400"/>
+            <w:tcBorders>
+              <w:top w:val="single" w:color="B8C0CC" w:sz="4"/>
+              <w:left w:val="single" w:color="B8C0CC" w:sz="4"/>
+              <w:bottom w:val="single" w:color="B8C0CC" w:sz="4"/>
+              <w:right w:val="single" w:color="B8C0CC" w:sz="4"/>
+            </w:tcBorders>
+            <w:shd w:fill="1F3A5F" w:color="auto" w:val="clear"/>
+            <w:tcMar>
+              <w:top w:type="dxa" w:w="60"/>
+              <w:left w:type="dxa" w:w="90"/>
+              <w:bottom w:type="dxa" w:w="60"/>
+              <w:right w:type="dxa" w:w="90"/>
+            </w:tcMar>
+            <w:vAlign w:val="center"/>
+          </w:tcPr>
+          <w:p>
+            <w:pPr>
+              <w:spacing w:after="0"/>
+            </w:pPr>
+            <w:r>
+              <w:rPr>
+                <w:rFonts w:ascii="Arial" w:cs="Arial" w:eastAsia="Arial" w:hAnsi="Arial"/>
+                <w:b/>
+                <w:bCs/>
+                <w:color w:val="FFFFFF"/>
+                <w:sz w:val="18"/>
+                <w:szCs w:val="18"/>
+              </w:rPr>
+              <w:t xml:space="preserve">Measure</w:t>
+            </w:r>
+          </w:p>
+        </w:tc>
+        <w:tc>
+          <w:tcPr>
+            <w:tcW w:type="dxa" w:w="2500"/>
+            <w:tcBorders>
+              <w:top w:val="single" w:color="B8C0CC" w:sz="4"/>
+              <w:left w:val="single" w:color="B8C0CC" w:sz="4"/>
+              <w:bottom w:val="single" w:color="B8C0CC" w:sz="4"/>
+              <w:right w:val="single" w:color="B8C0CC" w:sz="4"/>
+            </w:tcBorders>
+            <w:shd w:fill="1F3A5F" w:color="auto" w:val="clear"/>
+            <w:tcMar>
+              <w:top w:type="dxa" w:w="60"/>
+              <w:left w:type="dxa" w:w="90"/>
+              <w:bottom w:type="dxa" w:w="60"/>
+              <w:right w:type="dxa" w:w="90"/>
+            </w:tcMar>
+            <w:vAlign w:val="center"/>
+          </w:tcPr>
+          <w:p>
+            <w:pPr>
+              <w:spacing w:after="0"/>
+            </w:pPr>
+            <w:r>
+              <w:rPr>
+                <w:rFonts w:ascii="Arial" w:cs="Arial" w:eastAsia="Arial" w:hAnsi="Arial"/>
+                <w:b/>
+                <w:bCs/>
+                <w:color w:val="FFFFFF"/>
+                <w:sz w:val="18"/>
+                <w:szCs w:val="18"/>
+              </w:rPr>
+              <w:t xml:space="preserve">Cycle 1</w:t>
+            </w:r>
+          </w:p>
+        </w:tc>
+        <w:tc>
+          <w:tcPr>
+            <w:tcW w:type="dxa" w:w="2738"/>
+            <w:tcBorders>
+              <w:top w:val="single" w:color="B8C0CC" w:sz="4"/>
+              <w:left w:val="single" w:color="B8C0CC" w:sz="4"/>
+              <w:bottom w:val="single" w:color="B8C0CC" w:sz="4"/>
+              <w:right w:val="single" w:color="B8C0CC" w:sz="4"/>
+            </w:tcBorders>
+            <w:shd w:fill="1F3A5F" w:color="auto" w:val="clear"/>
+            <w:tcMar>
+              <w:top w:type="dxa" w:w="60"/>
+              <w:left w:type="dxa" w:w="90"/>
+              <w:bottom w:type="dxa" w:w="60"/>
+              <w:right w:type="dxa" w:w="90"/>
+            </w:tcMar>
+            <w:vAlign w:val="center"/>
+          </w:tcPr>
+          <w:p>
+            <w:pPr>
+              <w:spacing w:after="0"/>
+            </w:pPr>
+            <w:r>
+              <w:rPr>
+                <w:rFonts w:ascii="Arial" w:cs="Arial" w:eastAsia="Arial" w:hAnsi="Arial"/>
+                <w:b/>
+                <w:bCs/>
+                <w:color w:val="FFFFFF"/>
+                <w:sz w:val="18"/>
+                <w:szCs w:val="18"/>
+              </w:rPr>
+              <w:t xml:space="preserve">Cycle 2 (v2.0)</w:t>
+            </w:r>
+          </w:p>
+        </w:tc>
+      </w:tr>
+      <w:tr>
+        <w:trPr>
+          <w:cantSplit/>
+        </w:trPr>
+        <w:tc>
+          <w:tcPr>
+            <w:tcW w:type="dxa" w:w="4400"/>
+            <w:tcBorders>
+              <w:top w:val="single" w:color="B8C0CC" w:sz="4"/>
+              <w:left w:val="single" w:color="B8C0CC" w:sz="4"/>
+              <w:bottom w:val="single" w:color="B8C0CC" w:sz="4"/>
+              <w:right w:val="single" w:color="B8C0CC" w:sz="4"/>
+            </w:tcBorders>
+            <w:tcMar>
+              <w:top w:type="dxa" w:w="60"/>
+              <w:left w:type="dxa" w:w="90"/>
+              <w:bottom w:type="dxa" w:w="60"/>
+              <w:right w:type="dxa" w:w="90"/>
+            </w:tcMar>
+            <w:vAlign w:val="center"/>
+          </w:tcPr>
+          <w:p>
+            <w:pPr>
+              <w:spacing w:after="0"/>
+            </w:pPr>
+            <w:r>
+              <w:rPr>
+                <w:rFonts w:ascii="Arial" w:cs="Arial" w:eastAsia="Arial" w:hAnsi="Arial"/>
+                <w:b w:val="false"/>
+                <w:bCs w:val="false"/>
+                <w:sz w:val="18"/>
+                <w:szCs w:val="18"/>
+              </w:rPr>
+              <w:t xml:space="preserve">Regression tests run</w:t>
+            </w:r>
+          </w:p>
+        </w:tc>
+        <w:tc>
+          <w:tcPr>
+            <w:tcW w:type="dxa" w:w="2500"/>
+            <w:tcBorders>
+              <w:top w:val="single" w:color="B8C0CC" w:sz="4"/>
+              <w:left w:val="single" w:color="B8C0CC" w:sz="4"/>
+              <w:bottom w:val="single" w:color="B8C0CC" w:sz="4"/>
+              <w:right w:val="single" w:color="B8C0CC" w:sz="4"/>
+            </w:tcBorders>
+            <w:tcMar>
+              <w:top w:type="dxa" w:w="60"/>
+              <w:left w:type="dxa" w:w="90"/>
+              <w:bottom w:type="dxa" w:w="60"/>
+              <w:right w:type="dxa" w:w="90"/>
+            </w:tcMar>
+            <w:vAlign w:val="center"/>
+          </w:tcPr>
+          <w:p>
+            <w:pPr>
+              <w:spacing w:after="0"/>
+            </w:pPr>
+            <w:r>
+              <w:rPr>
+                <w:rFonts w:ascii="Arial" w:cs="Arial" w:eastAsia="Arial" w:hAnsi="Arial"/>
+                <w:b w:val="false"/>
+                <w:bCs w:val="false"/>
+                <w:sz w:val="18"/>
+                <w:szCs w:val="18"/>
+              </w:rPr>
+              <w:t xml:space="preserve">69</w:t>
+            </w:r>
+          </w:p>
+        </w:tc>
+        <w:tc>
+          <w:tcPr>
+            <w:tcW w:type="dxa" w:w="2738"/>
+            <w:tcBorders>
+              <w:top w:val="single" w:color="B8C0CC" w:sz="4"/>
+              <w:left w:val="single" w:color="B8C0CC" w:sz="4"/>
+              <w:bottom w:val="single" w:color="B8C0CC" w:sz="4"/>
+              <w:right w:val="single" w:color="B8C0CC" w:sz="4"/>
+            </w:tcBorders>
+            <w:tcMar>
+              <w:top w:type="dxa" w:w="60"/>
+              <w:left w:type="dxa" w:w="90"/>
+              <w:bottom w:type="dxa" w:w="60"/>
+              <w:right w:type="dxa" w:w="90"/>
+            </w:tcMar>
+            <w:vAlign w:val="center"/>
+          </w:tcPr>
+          <w:p>
+            <w:pPr>
+              <w:spacing w:after="0"/>
+            </w:pPr>
+            <w:r>
+              <w:rPr>
+                <w:rFonts w:ascii="Arial" w:cs="Arial" w:eastAsia="Arial" w:hAnsi="Arial"/>
+                <w:b w:val="false"/>
+                <w:bCs w:val="false"/>
+                <w:sz w:val="18"/>
+                <w:szCs w:val="18"/>
+              </w:rPr>
+              <w:t xml:space="preserve">94</w:t>
+            </w:r>
+          </w:p>
+        </w:tc>
+      </w:tr>
+      <w:tr>
+        <w:trPr>
+          <w:cantSplit/>
+        </w:trPr>
+        <w:tc>
+          <w:tcPr>
+            <w:tcW w:type="dxa" w:w="4400"/>
+            <w:tcBorders>
+              <w:top w:val="single" w:color="B8C0CC" w:sz="4"/>
+              <w:left w:val="single" w:color="B8C0CC" w:sz="4"/>
+              <w:bottom w:val="single" w:color="B8C0CC" w:sz="4"/>
+              <w:right w:val="single" w:color="B8C0CC" w:sz="4"/>
+            </w:tcBorders>
+            <w:shd w:fill="F2F4F7" w:color="auto" w:val="clear"/>
+            <w:tcMar>
+              <w:top w:type="dxa" w:w="60"/>
+              <w:left w:type="dxa" w:w="90"/>
+              <w:bottom w:type="dxa" w:w="60"/>
+              <w:right w:type="dxa" w:w="90"/>
+            </w:tcMar>
+            <w:vAlign w:val="center"/>
+          </w:tcPr>
+          <w:p>
+            <w:pPr>
+              <w:spacing w:after="0"/>
+            </w:pPr>
+            <w:r>
+              <w:rPr>
+                <w:rFonts w:ascii="Arial" w:cs="Arial" w:eastAsia="Arial" w:hAnsi="Arial"/>
+                <w:b w:val="false"/>
+                <w:bCs w:val="false"/>
+                <w:sz w:val="18"/>
+                <w:szCs w:val="18"/>
+              </w:rPr>
+              <w:t xml:space="preserve">Failed / errors</w:t>
+            </w:r>
+          </w:p>
+        </w:tc>
+        <w:tc>
+          <w:tcPr>
+            <w:tcW w:type="dxa" w:w="2500"/>
+            <w:tcBorders>
+              <w:top w:val="single" w:color="B8C0CC" w:sz="4"/>
+              <w:left w:val="single" w:color="B8C0CC" w:sz="4"/>
+              <w:bottom w:val="single" w:color="B8C0CC" w:sz="4"/>
+              <w:right w:val="single" w:color="B8C0CC" w:sz="4"/>
+            </w:tcBorders>
+            <w:shd w:fill="F2F4F7" w:color="auto" w:val="clear"/>
+            <w:tcMar>
+              <w:top w:type="dxa" w:w="60"/>
+              <w:left w:type="dxa" w:w="90"/>
+              <w:bottom w:type="dxa" w:w="60"/>
+              <w:right w:type="dxa" w:w="90"/>
+            </w:tcMar>
+            <w:vAlign w:val="center"/>
+          </w:tcPr>
+          <w:p>
+            <w:pPr>
+              <w:spacing w:after="0"/>
+            </w:pPr>
+            <w:r>
+              <w:rPr>
+                <w:rFonts w:ascii="Arial" w:cs="Arial" w:eastAsia="Arial" w:hAnsi="Arial"/>
+                <w:b w:val="false"/>
+                <w:bCs w:val="false"/>
+                <w:sz w:val="18"/>
+                <w:szCs w:val="18"/>
+              </w:rPr>
+              <w:t xml:space="preserve">0 / 0</w:t>
+            </w:r>
+          </w:p>
+        </w:tc>
+        <w:tc>
+          <w:tcPr>
+            <w:tcW w:type="dxa" w:w="2738"/>
+            <w:tcBorders>
+              <w:top w:val="single" w:color="B8C0CC" w:sz="4"/>
+              <w:left w:val="single" w:color="B8C0CC" w:sz="4"/>
+              <w:bottom w:val="single" w:color="B8C0CC" w:sz="4"/>
+              <w:right w:val="single" w:color="B8C0CC" w:sz="4"/>
+            </w:tcBorders>
+            <w:shd w:fill="F2F4F7" w:color="auto" w:val="clear"/>
+            <w:tcMar>
+              <w:top w:type="dxa" w:w="60"/>
+              <w:left w:type="dxa" w:w="90"/>
+              <w:bottom w:type="dxa" w:w="60"/>
+              <w:right w:type="dxa" w:w="90"/>
+            </w:tcMar>
+            <w:vAlign w:val="center"/>
+          </w:tcPr>
+          <w:p>
+            <w:pPr>
+              <w:spacing w:after="0"/>
+            </w:pPr>
+            <w:r>
+              <w:rPr>
+                <w:rFonts w:ascii="Arial" w:cs="Arial" w:eastAsia="Arial" w:hAnsi="Arial"/>
+                <w:b w:val="false"/>
+                <w:bCs w:val="false"/>
+                <w:sz w:val="18"/>
+                <w:szCs w:val="18"/>
+              </w:rPr>
+              <w:t xml:space="preserve">0 / 0</w:t>
+            </w:r>
+          </w:p>
+        </w:tc>
+      </w:tr>
+      <w:tr>
+        <w:trPr>
+          <w:cantSplit/>
+        </w:trPr>
+        <w:tc>
+          <w:tcPr>
+            <w:tcW w:type="dxa" w:w="4400"/>
+            <w:tcBorders>
+              <w:top w:val="single" w:color="B8C0CC" w:sz="4"/>
+              <w:left w:val="single" w:color="B8C0CC" w:sz="4"/>
+              <w:bottom w:val="single" w:color="B8C0CC" w:sz="4"/>
+              <w:right w:val="single" w:color="B8C0CC" w:sz="4"/>
+            </w:tcBorders>
+            <w:tcMar>
+              <w:top w:type="dxa" w:w="60"/>
+              <w:left w:type="dxa" w:w="90"/>
+              <w:bottom w:type="dxa" w:w="60"/>
+              <w:right w:type="dxa" w:w="90"/>
+            </w:tcMar>
+            <w:vAlign w:val="center"/>
+          </w:tcPr>
+          <w:p>
+            <w:pPr>
+              <w:spacing w:after="0"/>
+            </w:pPr>
+            <w:r>
+              <w:rPr>
+                <w:rFonts w:ascii="Arial" w:cs="Arial" w:eastAsia="Arial" w:hAnsi="Arial"/>
+                <w:b w:val="false"/>
+                <w:bCs w:val="false"/>
+                <w:sz w:val="18"/>
+                <w:szCs w:val="18"/>
+              </w:rPr>
+              <w:t xml:space="preserve">Probe tests</w:t>
+            </w:r>
+          </w:p>
+        </w:tc>
+        <w:tc>
+          <w:tcPr>
+            <w:tcW w:type="dxa" w:w="2500"/>
+            <w:tcBorders>
+              <w:top w:val="single" w:color="B8C0CC" w:sz="4"/>
+              <w:left w:val="single" w:color="B8C0CC" w:sz="4"/>
+              <w:bottom w:val="single" w:color="B8C0CC" w:sz="4"/>
+              <w:right w:val="single" w:color="B8C0CC" w:sz="4"/>
+            </w:tcBorders>
+            <w:tcMar>
+              <w:top w:type="dxa" w:w="60"/>
+              <w:left w:type="dxa" w:w="90"/>
+              <w:bottom w:type="dxa" w:w="60"/>
+              <w:right w:type="dxa" w:w="90"/>
+            </w:tcMar>
+            <w:vAlign w:val="center"/>
+          </w:tcPr>
+          <w:p>
+            <w:pPr>
+              <w:spacing w:after="0"/>
+            </w:pPr>
+            <w:r>
+              <w:rPr>
+                <w:rFonts w:ascii="Arial" w:cs="Arial" w:eastAsia="Arial" w:hAnsi="Arial"/>
+                <w:b w:val="false"/>
+                <w:bCs w:val="false"/>
+                <w:sz w:val="18"/>
+                <w:szCs w:val="18"/>
+              </w:rPr>
+              <w:t xml:space="preserve">6 run, 4 failed</w:t>
+            </w:r>
+          </w:p>
+        </w:tc>
+        <w:tc>
+          <w:tcPr>
+            <w:tcW w:type="dxa" w:w="2738"/>
+            <w:tcBorders>
+              <w:top w:val="single" w:color="B8C0CC" w:sz="4"/>
+              <w:left w:val="single" w:color="B8C0CC" w:sz="4"/>
+              <w:bottom w:val="single" w:color="B8C0CC" w:sz="4"/>
+              <w:right w:val="single" w:color="B8C0CC" w:sz="4"/>
+            </w:tcBorders>
+            <w:tcMar>
+              <w:top w:type="dxa" w:w="60"/>
+              <w:left w:type="dxa" w:w="90"/>
+              <w:bottom w:type="dxa" w:w="60"/>
+              <w:right w:type="dxa" w:w="90"/>
+            </w:tcMar>
+            <w:vAlign w:val="center"/>
+          </w:tcPr>
+          <w:p>
+            <w:pPr>
+              <w:spacing w:after="0"/>
+            </w:pPr>
+            <w:r>
+              <w:rPr>
+                <w:rFonts w:ascii="Arial" w:cs="Arial" w:eastAsia="Arial" w:hAnsi="Arial"/>
+                <w:b w:val="false"/>
+                <w:bCs w:val="false"/>
+                <w:sz w:val="18"/>
+                <w:szCs w:val="18"/>
+              </w:rPr>
+              <w:t xml:space="preserve">11 in regression class, all pass</w:t>
+            </w:r>
+          </w:p>
+        </w:tc>
+      </w:tr>
+      <w:tr>
+        <w:trPr>
+          <w:cantSplit/>
+        </w:trPr>
+        <w:tc>
+          <w:tcPr>
+            <w:tcW w:type="dxa" w:w="4400"/>
+            <w:tcBorders>
+              <w:top w:val="single" w:color="B8C0CC" w:sz="4"/>
+              <w:left w:val="single" w:color="B8C0CC" w:sz="4"/>
+              <w:bottom w:val="single" w:color="B8C0CC" w:sz="4"/>
+              <w:right w:val="single" w:color="B8C0CC" w:sz="4"/>
+            </w:tcBorders>
+            <w:shd w:fill="F2F4F7" w:color="auto" w:val="clear"/>
+            <w:tcMar>
+              <w:top w:type="dxa" w:w="60"/>
+              <w:left w:type="dxa" w:w="90"/>
+              <w:bottom w:type="dxa" w:w="60"/>
+              <w:right w:type="dxa" w:w="90"/>
+            </w:tcMar>
+            <w:vAlign w:val="center"/>
+          </w:tcPr>
+          <w:p>
+            <w:pPr>
+              <w:spacing w:after="0"/>
+            </w:pPr>
+            <w:r>
+              <w:rPr>
+                <w:rFonts w:ascii="Arial" w:cs="Arial" w:eastAsia="Arial" w:hAnsi="Arial"/>
+                <w:b w:val="false"/>
+                <w:bCs w:val="false"/>
+                <w:sz w:val="18"/>
+                <w:szCs w:val="18"/>
+              </w:rPr>
+              <w:t xml:space="preserve">Line coverage</w:t>
+            </w:r>
+          </w:p>
+        </w:tc>
+        <w:tc>
+          <w:tcPr>
+            <w:tcW w:type="dxa" w:w="2500"/>
+            <w:tcBorders>
+              <w:top w:val="single" w:color="B8C0CC" w:sz="4"/>
+              <w:left w:val="single" w:color="B8C0CC" w:sz="4"/>
+              <w:bottom w:val="single" w:color="B8C0CC" w:sz="4"/>
+              <w:right w:val="single" w:color="B8C0CC" w:sz="4"/>
+            </w:tcBorders>
+            <w:shd w:fill="F2F4F7" w:color="auto" w:val="clear"/>
+            <w:tcMar>
+              <w:top w:type="dxa" w:w="60"/>
+              <w:left w:type="dxa" w:w="90"/>
+              <w:bottom w:type="dxa" w:w="60"/>
+              <w:right w:type="dxa" w:w="90"/>
+            </w:tcMar>
+            <w:vAlign w:val="center"/>
+          </w:tcPr>
+          <w:p>
+            <w:pPr>
+              <w:spacing w:after="0"/>
+            </w:pPr>
+            <w:r>
+              <w:rPr>
+                <w:rFonts w:ascii="Arial" w:cs="Arial" w:eastAsia="Arial" w:hAnsi="Arial"/>
+                <w:b w:val="false"/>
+                <w:bCs w:val="false"/>
+                <w:sz w:val="18"/>
+                <w:szCs w:val="18"/>
+              </w:rPr>
+              <w:t xml:space="preserve">83.5%</w:t>
+            </w:r>
+          </w:p>
+        </w:tc>
+        <w:tc>
+          <w:tcPr>
+            <w:tcW w:type="dxa" w:w="2738"/>
+            <w:tcBorders>
+              <w:top w:val="single" w:color="B8C0CC" w:sz="4"/>
+              <w:left w:val="single" w:color="B8C0CC" w:sz="4"/>
+              <w:bottom w:val="single" w:color="B8C0CC" w:sz="4"/>
+              <w:right w:val="single" w:color="B8C0CC" w:sz="4"/>
+            </w:tcBorders>
+            <w:shd w:fill="F2F4F7" w:color="auto" w:val="clear"/>
+            <w:tcMar>
+              <w:top w:type="dxa" w:w="60"/>
+              <w:left w:type="dxa" w:w="90"/>
+              <w:bottom w:type="dxa" w:w="60"/>
+              <w:right w:type="dxa" w:w="90"/>
+            </w:tcMar>
+            <w:vAlign w:val="center"/>
+          </w:tcPr>
+          <w:p>
+            <w:pPr>
+              <w:spacing w:after="0"/>
+            </w:pPr>
+            <w:r>
+              <w:rPr>
+                <w:rFonts w:ascii="Arial" w:cs="Arial" w:eastAsia="Arial" w:hAnsi="Arial"/>
+                <w:b w:val="false"/>
+                <w:bCs w:val="false"/>
+                <w:sz w:val="18"/>
+                <w:szCs w:val="18"/>
+              </w:rPr>
+              <w:t xml:space="preserve">88.2%</w:t>
+            </w:r>
+          </w:p>
+        </w:tc>
+      </w:tr>
+      <w:tr>
+        <w:trPr>
+          <w:cantSplit/>
+        </w:trPr>
+        <w:tc>
+          <w:tcPr>
+            <w:tcW w:type="dxa" w:w="4400"/>
+            <w:tcBorders>
+              <w:top w:val="single" w:color="B8C0CC" w:sz="4"/>
+              <w:left w:val="single" w:color="B8C0CC" w:sz="4"/>
+              <w:bottom w:val="single" w:color="B8C0CC" w:sz="4"/>
+              <w:right w:val="single" w:color="B8C0CC" w:sz="4"/>
+            </w:tcBorders>
+            <w:tcMar>
+              <w:top w:type="dxa" w:w="60"/>
+              <w:left w:type="dxa" w:w="90"/>
+              <w:bottom w:type="dxa" w:w="60"/>
+              <w:right w:type="dxa" w:w="90"/>
+            </w:tcMar>
+            <w:vAlign w:val="center"/>
+          </w:tcPr>
+          <w:p>
+            <w:pPr>
+              <w:spacing w:after="0"/>
+            </w:pPr>
+            <w:r>
+              <w:rPr>
+                <w:rFonts w:ascii="Arial" w:cs="Arial" w:eastAsia="Arial" w:hAnsi="Arial"/>
+                <w:b w:val="false"/>
+                <w:bCs w:val="false"/>
+                <w:sz w:val="18"/>
+                <w:szCs w:val="18"/>
+              </w:rPr>
+              <w:t xml:space="preserve">Branch coverage</w:t>
+            </w:r>
+          </w:p>
+        </w:tc>
+        <w:tc>
+          <w:tcPr>
+            <w:tcW w:type="dxa" w:w="2500"/>
+            <w:tcBorders>
+              <w:top w:val="single" w:color="B8C0CC" w:sz="4"/>
+              <w:left w:val="single" w:color="B8C0CC" w:sz="4"/>
+              <w:bottom w:val="single" w:color="B8C0CC" w:sz="4"/>
+              <w:right w:val="single" w:color="B8C0CC" w:sz="4"/>
+            </w:tcBorders>
+            <w:tcMar>
+              <w:top w:type="dxa" w:w="60"/>
+              <w:left w:type="dxa" w:w="90"/>
+              <w:bottom w:type="dxa" w:w="60"/>
+              <w:right w:type="dxa" w:w="90"/>
+            </w:tcMar>
+            <w:vAlign w:val="center"/>
+          </w:tcPr>
+          <w:p>
+            <w:pPr>
+              <w:spacing w:after="0"/>
+            </w:pPr>
+            <w:r>
+              <w:rPr>
+                <w:rFonts w:ascii="Arial" w:cs="Arial" w:eastAsia="Arial" w:hAnsi="Arial"/>
+                <w:b w:val="false"/>
+                <w:bCs w:val="false"/>
+                <w:sz w:val="18"/>
+                <w:szCs w:val="18"/>
+              </w:rPr>
+              <w:t xml:space="preserve">65.3% (target 70%: not met)</w:t>
+            </w:r>
+          </w:p>
+        </w:tc>
+        <w:tc>
+          <w:tcPr>
+            <w:tcW w:type="dxa" w:w="2738"/>
+            <w:tcBorders>
+              <w:top w:val="single" w:color="B8C0CC" w:sz="4"/>
+              <w:left w:val="single" w:color="B8C0CC" w:sz="4"/>
+              <w:bottom w:val="single" w:color="B8C0CC" w:sz="4"/>
+              <w:right w:val="single" w:color="B8C0CC" w:sz="4"/>
+            </w:tcBorders>
+            <w:tcMar>
+              <w:top w:type="dxa" w:w="60"/>
+              <w:left w:type="dxa" w:w="90"/>
+              <w:bottom w:type="dxa" w:w="60"/>
+              <w:right w:type="dxa" w:w="90"/>
+            </w:tcMar>
+            <w:vAlign w:val="center"/>
+          </w:tcPr>
+          <w:p>
+            <w:pPr>
+              <w:spacing w:after="0"/>
+            </w:pPr>
+            <w:r>
+              <w:rPr>
+                <w:rFonts w:ascii="Arial" w:cs="Arial" w:eastAsia="Arial" w:hAnsi="Arial"/>
+                <w:b w:val="false"/>
+                <w:bCs w:val="false"/>
+                <w:sz w:val="18"/>
+                <w:szCs w:val="18"/>
+              </w:rPr>
+              <w:t xml:space="preserve">74.0% (target 70%: met)</w:t>
+            </w:r>
+          </w:p>
+        </w:tc>
+      </w:tr>
+      <w:tr>
+        <w:trPr>
+          <w:cantSplit/>
+        </w:trPr>
+        <w:tc>
+          <w:tcPr>
+            <w:tcW w:type="dxa" w:w="4400"/>
+            <w:tcBorders>
+              <w:top w:val="single" w:color="B8C0CC" w:sz="4"/>
+              <w:left w:val="single" w:color="B8C0CC" w:sz="4"/>
+              <w:bottom w:val="single" w:color="B8C0CC" w:sz="4"/>
+              <w:right w:val="single" w:color="B8C0CC" w:sz="4"/>
+            </w:tcBorders>
+            <w:shd w:fill="F2F4F7" w:color="auto" w:val="clear"/>
+            <w:tcMar>
+              <w:top w:type="dxa" w:w="60"/>
+              <w:left w:type="dxa" w:w="90"/>
+              <w:bottom w:type="dxa" w:w="60"/>
+              <w:right w:type="dxa" w:w="90"/>
+            </w:tcMar>
+            <w:vAlign w:val="center"/>
+          </w:tcPr>
+          <w:p>
+            <w:pPr>
+              <w:spacing w:after="0"/>
+            </w:pPr>
+            <w:r>
+              <w:rPr>
+                <w:rFonts w:ascii="Arial" w:cs="Arial" w:eastAsia="Arial" w:hAnsi="Arial"/>
+                <w:b w:val="false"/>
+                <w:bCs w:val="false"/>
+                <w:sz w:val="18"/>
+                <w:szCs w:val="18"/>
+              </w:rPr>
+              <w:t xml:space="preserve">Lint</w:t>
+            </w:r>
+          </w:p>
+        </w:tc>
+        <w:tc>
+          <w:tcPr>
+            <w:tcW w:type="dxa" w:w="2500"/>
+            <w:tcBorders>
+              <w:top w:val="single" w:color="B8C0CC" w:sz="4"/>
+              <w:left w:val="single" w:color="B8C0CC" w:sz="4"/>
+              <w:bottom w:val="single" w:color="B8C0CC" w:sz="4"/>
+              <w:right w:val="single" w:color="B8C0CC" w:sz="4"/>
+            </w:tcBorders>
+            <w:shd w:fill="F2F4F7" w:color="auto" w:val="clear"/>
+            <w:tcMar>
+              <w:top w:type="dxa" w:w="60"/>
+              <w:left w:type="dxa" w:w="90"/>
+              <w:bottom w:type="dxa" w:w="60"/>
+              <w:right w:type="dxa" w:w="90"/>
+            </w:tcMar>
+            <w:vAlign w:val="center"/>
+          </w:tcPr>
+          <w:p>
+            <w:pPr>
+              <w:spacing w:after="0"/>
+            </w:pPr>
+            <w:r>
+              <w:rPr>
+                <w:rFonts w:ascii="Arial" w:cs="Arial" w:eastAsia="Arial" w:hAnsi="Arial"/>
+                <w:b w:val="false"/>
+                <w:bCs w:val="false"/>
+                <w:sz w:val="18"/>
+                <w:szCs w:val="18"/>
+              </w:rPr>
+              <w:t xml:space="preserve">0 errors, 2 warnings</w:t>
+            </w:r>
+          </w:p>
+        </w:tc>
+        <w:tc>
+          <w:tcPr>
+            <w:tcW w:type="dxa" w:w="2738"/>
+            <w:tcBorders>
+              <w:top w:val="single" w:color="B8C0CC" w:sz="4"/>
+              <w:left w:val="single" w:color="B8C0CC" w:sz="4"/>
+              <w:bottom w:val="single" w:color="B8C0CC" w:sz="4"/>
+              <w:right w:val="single" w:color="B8C0CC" w:sz="4"/>
+            </w:tcBorders>
+            <w:shd w:fill="F2F4F7" w:color="auto" w:val="clear"/>
+            <w:tcMar>
+              <w:top w:type="dxa" w:w="60"/>
+              <w:left w:type="dxa" w:w="90"/>
+              <w:bottom w:type="dxa" w:w="60"/>
+              <w:right w:type="dxa" w:w="90"/>
+            </w:tcMar>
+            <w:vAlign w:val="center"/>
+          </w:tcPr>
+          <w:p>
+            <w:pPr>
+              <w:spacing w:after="0"/>
+            </w:pPr>
+            <w:r>
+              <w:rPr>
+                <w:rFonts w:ascii="Arial" w:cs="Arial" w:eastAsia="Arial" w:hAnsi="Arial"/>
+                <w:b w:val="false"/>
+                <w:bCs w:val="false"/>
+                <w:sz w:val="18"/>
+                <w:szCs w:val="18"/>
+              </w:rPr>
+              <w:t xml:space="preserve">0 errors, 0 warnings</w:t>
+            </w:r>
+          </w:p>
+        </w:tc>
+      </w:tr>
+      <w:tr>
+        <w:trPr>
+          <w:cantSplit/>
+        </w:trPr>
+        <w:tc>
+          <w:tcPr>
+            <w:tcW w:type="dxa" w:w="4400"/>
+            <w:tcBorders>
+              <w:top w:val="single" w:color="B8C0CC" w:sz="4"/>
+              <w:left w:val="single" w:color="B8C0CC" w:sz="4"/>
+              <w:bottom w:val="single" w:color="B8C0CC" w:sz="4"/>
+              <w:right w:val="single" w:color="B8C0CC" w:sz="4"/>
+            </w:tcBorders>
+            <w:tcMar>
+              <w:top w:type="dxa" w:w="60"/>
+              <w:left w:type="dxa" w:w="90"/>
+              <w:bottom w:type="dxa" w:w="60"/>
+              <w:right w:type="dxa" w:w="90"/>
+            </w:tcMar>
+            <w:vAlign w:val="center"/>
+          </w:tcPr>
+          <w:p>
+            <w:pPr>
+              <w:spacing w:after="0"/>
+            </w:pPr>
+            <w:r>
+              <w:rPr>
+                <w:rFonts w:ascii="Arial" w:cs="Arial" w:eastAsia="Arial" w:hAnsi="Arial"/>
+                <w:b w:val="false"/>
+                <w:bCs w:val="false"/>
+                <w:sz w:val="18"/>
+                <w:szCs w:val="18"/>
+              </w:rPr>
+              <w:t xml:space="preserve">Open Medium defects</w:t>
+            </w:r>
+          </w:p>
+        </w:tc>
+        <w:tc>
+          <w:tcPr>
+            <w:tcW w:type="dxa" w:w="2500"/>
+            <w:tcBorders>
+              <w:top w:val="single" w:color="B8C0CC" w:sz="4"/>
+              <w:left w:val="single" w:color="B8C0CC" w:sz="4"/>
+              <w:bottom w:val="single" w:color="B8C0CC" w:sz="4"/>
+              <w:right w:val="single" w:color="B8C0CC" w:sz="4"/>
+            </w:tcBorders>
+            <w:tcMar>
+              <w:top w:type="dxa" w:w="60"/>
+              <w:left w:type="dxa" w:w="90"/>
+              <w:bottom w:type="dxa" w:w="60"/>
+              <w:right w:type="dxa" w:w="90"/>
+            </w:tcMar>
+            <w:vAlign w:val="center"/>
+          </w:tcPr>
+          <w:p>
+            <w:pPr>
+              <w:spacing w:after="0"/>
+            </w:pPr>
+            <w:r>
+              <w:rPr>
+                <w:rFonts w:ascii="Arial" w:cs="Arial" w:eastAsia="Arial" w:hAnsi="Arial"/>
+                <w:b w:val="false"/>
+                <w:bCs w:val="false"/>
+                <w:sz w:val="18"/>
+                <w:szCs w:val="18"/>
+              </w:rPr>
+              <w:t xml:space="preserve">5</w:t>
+            </w:r>
+          </w:p>
+        </w:tc>
+        <w:tc>
+          <w:tcPr>
+            <w:tcW w:type="dxa" w:w="2738"/>
+            <w:tcBorders>
+              <w:top w:val="single" w:color="B8C0CC" w:sz="4"/>
+              <w:left w:val="single" w:color="B8C0CC" w:sz="4"/>
+              <w:bottom w:val="single" w:color="B8C0CC" w:sz="4"/>
+              <w:right w:val="single" w:color="B8C0CC" w:sz="4"/>
+            </w:tcBorders>
+            <w:tcMar>
+              <w:top w:type="dxa" w:w="60"/>
+              <w:left w:type="dxa" w:w="90"/>
+              <w:bottom w:type="dxa" w:w="60"/>
+              <w:right w:type="dxa" w:w="90"/>
+            </w:tcMar>
+            <w:vAlign w:val="center"/>
+          </w:tcPr>
+          <w:p>
+            <w:pPr>
+              <w:spacing w:after="0"/>
+            </w:pPr>
+            <w:r>
+              <w:rPr>
+                <w:rFonts w:ascii="Arial" w:cs="Arial" w:eastAsia="Arial" w:hAnsi="Arial"/>
+                <w:b w:val="false"/>
+                <w:bCs w:val="false"/>
+                <w:sz w:val="18"/>
+                <w:szCs w:val="18"/>
+              </w:rPr>
+              <w:t xml:space="preserve">1 (D-01 partly), plus new D-11</w:t>
+            </w:r>
+          </w:p>
+        </w:tc>
+      </w:tr>
+    </w:tbl>
+    <w:p>
+      <w:pPr>
+        <w:spacing w:after="80" w:line="288"/>
+      </w:pPr>
+      <w:r>
+        <w:rPr>
+          <w:rFonts w:ascii="Arial" w:cs="Arial" w:eastAsia="Arial" w:hAnsi="Arial"/>
+          <w:sz w:val="21"/>
+          <w:szCs w:val="21"/>
+        </w:rPr>
+        <w:t xml:space="preserve"/>
+      </w:r>
+    </w:p>
+    <w:p>
+      <w:pPr>
+        <w:keepNext/>
+        <w:spacing w:after="60" w:before="120"/>
+        <w:jc w:val="center"/>
+      </w:pPr>
+      <w:r>
+        <w:drawing>
+          <wp:inline distT="0" distB="0" distL="0" distR="0">
+            <wp:extent cx="4095750" cy="8705850"/>
+            <wp:effectExtent t="0" r="0" b="0" l="0"/>
+            <wp:docPr id="1" name="after/37_test_results_cycle2.png" descr="Cycle 2: result of every test in the regression suite (94 run, 0 failed)" title="Cycle 2: result of every test in the regression suite (94 run, 0 failed)"/>
+            <wp:cNvGraphicFramePr>
+              <a:graphicFrameLocks xmlns:a="http://schemas.openxmlformats.org/drawingml/2006/main" noChangeAspect="1"/>
+            </wp:cNvGraphicFramePr>
+            <a:graphic xmlns:a="http://schemas.openxmlformats.org/drawingml/2006/main">
+              <a:graphicData uri="http://schemas.openxmlformats.org/drawingml/2006/picture">
+                <pic:pic xmlns:pic="http://schemas.openxmlformats.org/drawingml/2006/picture">
+                  <pic:nvPicPr>
+                    <pic:cNvPr id="0" name="" descr=""/>
+                    <pic:cNvPicPr>
+                      <a:picLocks noChangeAspect="1" noChangeArrowheads="1"/>
+                    </pic:cNvPicPr>
+                  </pic:nvPicPr>
+                  <pic:blipFill>
+                    <a:blip r:embed="rId20" cstate="none"/>
+                    <a:srcRect/>
+                    <a:stretch>
+                      <a:fillRect/>
+                    </a:stretch>
+                  </pic:blipFill>
+                  <pic:spPr bwMode="auto">
+                    <a:xfrm>
+                      <a:off x="0" y="0"/>
+                      <a:ext cx="4095750" cy="8705850"/>
+                    </a:xfrm>
+                    <a:prstGeom prst="rect">
+                      <a:avLst/>
+                    </a:prstGeom>
+                  </pic:spPr>
+                </pic:pic>
+              </a:graphicData>
+            </a:graphic>
+          </wp:inline>
+        </w:drawing>
+      </w:r>
+    </w:p>
+    <w:p>
+      <w:pPr>
+        <w:spacing w:after="200"/>
+        <w:jc w:val="center"/>
+      </w:pPr>
+      <w:r>
+        <w:rPr>
+          <w:rFonts w:ascii="Arial" w:cs="Arial" w:eastAsia="Arial" w:hAnsi="Arial"/>
+          <w:i/>
+          <w:iCs/>
+          <w:color w:val="4A5568"/>
+          <w:sz w:val="18"/>
+          <w:szCs w:val="18"/>
+        </w:rPr>
+        <w:t xml:space="preserve">Figure 12. Cycle 2: result of every test in the regression suite (94 run, 0 failed)</w:t>
+      </w:r>
+    </w:p>
+    <w:p>
+      <w:pPr>
+        <w:keepNext/>
+        <w:spacing w:after="60" w:before="120"/>
+        <w:jc w:val="center"/>
+      </w:pPr>
+      <w:r>
+        <w:drawing>
+          <wp:inline distT="0" distB="0" distL="0" distR="0">
+            <wp:extent cx="4953000" cy="2886075"/>
+            <wp:effectExtent t="0" r="0" b="0" l="0"/>
+            <wp:docPr id="1" name="after/35_jacoco_overall_cycle2.png" descr="Cycle 2: JaCoCo coverage for the whole backend" title="Cycle 2: JaCoCo coverage for the whole backend"/>
+            <wp:cNvGraphicFramePr>
+              <a:graphicFrameLocks xmlns:a="http://schemas.openxmlformats.org/drawingml/2006/main" noChangeAspect="1"/>
+            </wp:cNvGraphicFramePr>
+            <a:graphic xmlns:a="http://schemas.openxmlformats.org/drawingml/2006/main">
+              <a:graphicData uri="http://schemas.openxmlformats.org/drawingml/2006/picture">
+                <pic:pic xmlns:pic="http://schemas.openxmlformats.org/drawingml/2006/picture">
+                  <pic:nvPicPr>
+                    <pic:cNvPr id="0" name="" descr=""/>
+                    <pic:cNvPicPr>
+                      <a:picLocks noChangeAspect="1" noChangeArrowheads="1"/>
+                    </pic:cNvPicPr>
+                  </pic:nvPicPr>
+                  <pic:blipFill>
+                    <a:blip r:embed="rId21" cstate="none"/>
+                    <a:srcRect/>
+                    <a:stretch>
+                      <a:fillRect/>
+                    </a:stretch>
+                  </pic:blipFill>
+                  <pic:spPr bwMode="auto">
+                    <a:xfrm>
+                      <a:off x="0" y="0"/>
+                      <a:ext cx="4953000" cy="2886075"/>
+                    </a:xfrm>
+                    <a:prstGeom prst="rect">
+                      <a:avLst/>
+                    </a:prstGeom>
+                  </pic:spPr>
+                </pic:pic>
+              </a:graphicData>
+            </a:graphic>
+          </wp:inline>
+        </w:drawing>
+      </w:r>
+    </w:p>
+    <w:p>
+      <w:pPr>
+        <w:spacing w:after="200"/>
+        <w:jc w:val="center"/>
+      </w:pPr>
+      <w:r>
+        <w:rPr>
+          <w:rFonts w:ascii="Arial" w:cs="Arial" w:eastAsia="Arial" w:hAnsi="Arial"/>
+          <w:i/>
+          <w:iCs/>
+          <w:color w:val="4A5568"/>
+          <w:sz w:val="18"/>
+          <w:szCs w:val="18"/>
+        </w:rPr>
+        <w:t xml:space="preserve">Figure 13. Cycle 2: JaCoCo coverage for the whole backend</w:t>
+      </w:r>
+    </w:p>
+    <w:p>
+      <w:pPr>
+        <w:keepNext/>
+        <w:spacing w:after="60" w:before="120"/>
+        <w:jc w:val="center"/>
+      </w:pPr>
+      <w:r>
+        <w:drawing>
+          <wp:inline distT="0" distB="0" distL="0" distR="0">
+            <wp:extent cx="4953000" cy="2886075"/>
+            <wp:effectExtent t="0" r="0" b="0" l="0"/>
+            <wp:docPr id="1" name="after/36_jacoco_screening_cycle2.png" descr="Cycle 2: JaCoCo coverage for the screening package (InterviewQuestions now covered)" title="Cycle 2: JaCoCo coverage for the screening package (InterviewQuestions now covered)"/>
+            <wp:cNvGraphicFramePr>
+              <a:graphicFrameLocks xmlns:a="http://schemas.openxmlformats.org/drawingml/2006/main" noChangeAspect="1"/>
+            </wp:cNvGraphicFramePr>
+            <a:graphic xmlns:a="http://schemas.openxmlformats.org/drawingml/2006/main">
+              <a:graphicData uri="http://schemas.openxmlformats.org/drawingml/2006/picture">
+                <pic:pic xmlns:pic="http://schemas.openxmlformats.org/drawingml/2006/picture">
+                  <pic:nvPicPr>
+                    <pic:cNvPr id="0" name="" descr=""/>
+                    <pic:cNvPicPr>
+                      <a:picLocks noChangeAspect="1" noChangeArrowheads="1"/>
+                    </pic:cNvPicPr>
+                  </pic:nvPicPr>
+                  <pic:blipFill>
+                    <a:blip r:embed="rId22" cstate="none"/>
+                    <a:srcRect/>
+                    <a:stretch>
+                      <a:fillRect/>
+                    </a:stretch>
+                  </pic:blipFill>
+                  <pic:spPr bwMode="auto">
+                    <a:xfrm>
+                      <a:off x="0" y="0"/>
+                      <a:ext cx="4953000" cy="2886075"/>
+                    </a:xfrm>
+                    <a:prstGeom prst="rect">
+                      <a:avLst/>
+                    </a:prstGeom>
+                  </pic:spPr>
+                </pic:pic>
+              </a:graphicData>
+            </a:graphic>
+          </wp:inline>
+        </w:drawing>
+      </w:r>
+    </w:p>
+    <w:p>
+      <w:pPr>
+        <w:spacing w:after="200"/>
+        <w:jc w:val="center"/>
+      </w:pPr>
+      <w:r>
+        <w:rPr>
+          <w:rFonts w:ascii="Arial" w:cs="Arial" w:eastAsia="Arial" w:hAnsi="Arial"/>
+          <w:i/>
+          <w:iCs/>
+          <w:color w:val="4A5568"/>
+          <w:sz w:val="18"/>
+          <w:szCs w:val="18"/>
+        </w:rPr>
+        <w:t xml:space="preserve">Figure 14. Cycle 2: JaCoCo coverage for the screening package (InterviewQuestions now covered)</w:t>
+      </w:r>
+    </w:p>
+    <w:p>
+      <w:pPr>
+        <w:pStyle w:val="Heading2"/>
+      </w:pPr>
+      <w:r>
+        <w:rPr>
+          <w:rFonts w:ascii="Arial" w:cs="Arial" w:eastAsia="Arial" w:hAnsi="Arial"/>
+        </w:rPr>
+        <w:t xml:space="preserve">13.3 Performance re-test (D-01)</w:t>
+      </w:r>
+    </w:p>
+    <w:p>
+      <w:pPr>
+        <w:spacing w:after="120" w:line="288"/>
+      </w:pPr>
+      <w:r>
+        <w:rPr>
+          <w:rFonts w:ascii="Arial" w:cs="Arial" w:eastAsia="Arial" w:hAnsi="Arial"/>
+          <w:sz w:val="21"/>
+          <w:szCs w:val="21"/>
+        </w:rPr>
+        <w:t xml:space="preserve">Method as in Section 9.1: 10 sequential requests per endpoint against the live Render backend. "First" is the first call after the deployment, when the cache is empty; "Average" is over all 10 calls. Cycle 1 numbers are the averages from Section 9.1.</w:t>
+      </w:r>
+    </w:p>
+    <w:tbl>
+      <w:tblPr>
+        <w:tblW w:type="dxa" w:w="9638"/>
+        <w:tblBorders>
+          <w:top w:val="single" w:color="auto" w:sz="4"/>
+          <w:left w:val="single" w:color="auto" w:sz="4"/>
+          <w:bottom w:val="single" w:color="auto" w:sz="4"/>
+          <w:right w:val="single" w:color="auto" w:sz="4"/>
+          <w:insideH w:val="single" w:color="auto" w:sz="4"/>
+          <w:insideV w:val="single" w:color="auto" w:sz="4"/>
+        </w:tblBorders>
+      </w:tblPr>
+      <w:tblGrid>
+        <w:gridCol w:w="3200"/>
+        <w:gridCol w:w="2000"/>
+        <w:gridCol w:w="1500"/>
+        <w:gridCol w:w="1500"/>
+        <w:gridCol w:w="1438"/>
+      </w:tblGrid>
+      <w:tr>
+        <w:trPr>
+          <w:tblHeader/>
+        </w:trPr>
+        <w:tc>
+          <w:tcPr>
+            <w:tcW w:type="dxa" w:w="3200"/>
+            <w:tcBorders>
+              <w:top w:val="single" w:color="B8C0CC" w:sz="4"/>
+              <w:left w:val="single" w:color="B8C0CC" w:sz="4"/>
+              <w:bottom w:val="single" w:color="B8C0CC" w:sz="4"/>
+              <w:right w:val="single" w:color="B8C0CC" w:sz="4"/>
+            </w:tcBorders>
+            <w:shd w:fill="1F3A5F" w:color="auto" w:val="clear"/>
+            <w:tcMar>
+              <w:top w:type="dxa" w:w="60"/>
+              <w:left w:type="dxa" w:w="90"/>
+              <w:bottom w:type="dxa" w:w="60"/>
+              <w:right w:type="dxa" w:w="90"/>
+            </w:tcMar>
+            <w:vAlign w:val="center"/>
+          </w:tcPr>
+          <w:p>
+            <w:pPr>
+              <w:spacing w:after="0"/>
+            </w:pPr>
+            <w:r>
+              <w:rPr>
+                <w:rFonts w:ascii="Arial" w:cs="Arial" w:eastAsia="Arial" w:hAnsi="Arial"/>
+                <w:b/>
+                <w:bCs/>
+                <w:color w:val="FFFFFF"/>
+                <w:sz w:val="18"/>
+                <w:szCs w:val="18"/>
+              </w:rPr>
+              <w:t xml:space="preserve">Endpoint</w:t>
+            </w:r>
+          </w:p>
+        </w:tc>
+        <w:tc>
+          <w:tcPr>
+            <w:tcW w:type="dxa" w:w="2000"/>
+            <w:tcBorders>
+              <w:top w:val="single" w:color="B8C0CC" w:sz="4"/>
+              <w:left w:val="single" w:color="B8C0CC" w:sz="4"/>
+              <w:bottom w:val="single" w:color="B8C0CC" w:sz="4"/>
+              <w:right w:val="single" w:color="B8C0CC" w:sz="4"/>
+            </w:tcBorders>
+            <w:shd w:fill="1F3A5F" w:color="auto" w:val="clear"/>
+            <w:tcMar>
+              <w:top w:type="dxa" w:w="60"/>
+              <w:left w:type="dxa" w:w="90"/>
+              <w:bottom w:type="dxa" w:w="60"/>
+              <w:right w:type="dxa" w:w="90"/>
+            </w:tcMar>
+            <w:vAlign w:val="center"/>
+          </w:tcPr>
+          <w:p>
+            <w:pPr>
+              <w:spacing w:after="0"/>
+            </w:pPr>
+            <w:r>
+              <w:rPr>
+                <w:rFonts w:ascii="Arial" w:cs="Arial" w:eastAsia="Arial" w:hAnsi="Arial"/>
+                <w:b/>
+                <w:bCs/>
+                <w:color w:val="FFFFFF"/>
+                <w:sz w:val="18"/>
+                <w:szCs w:val="18"/>
+              </w:rPr>
+              <w:t xml:space="preserve">Cycle 1 average (ms)</w:t>
+            </w:r>
+          </w:p>
+        </w:tc>
+        <w:tc>
+          <w:tcPr>
+            <w:tcW w:type="dxa" w:w="1500"/>
+            <w:tcBorders>
+              <w:top w:val="single" w:color="B8C0CC" w:sz="4"/>
+              <w:left w:val="single" w:color="B8C0CC" w:sz="4"/>
+              <w:bottom w:val="single" w:color="B8C0CC" w:sz="4"/>
+              <w:right w:val="single" w:color="B8C0CC" w:sz="4"/>
+            </w:tcBorders>
+            <w:shd w:fill="1F3A5F" w:color="auto" w:val="clear"/>
+            <w:tcMar>
+              <w:top w:type="dxa" w:w="60"/>
+              <w:left w:type="dxa" w:w="90"/>
+              <w:bottom w:type="dxa" w:w="60"/>
+              <w:right w:type="dxa" w:w="90"/>
+            </w:tcMar>
+            <w:vAlign w:val="center"/>
+          </w:tcPr>
+          <w:p>
+            <w:pPr>
+              <w:spacing w:after="0"/>
+            </w:pPr>
+            <w:r>
+              <w:rPr>
+                <w:rFonts w:ascii="Arial" w:cs="Arial" w:eastAsia="Arial" w:hAnsi="Arial"/>
+                <w:b/>
+                <w:bCs/>
+                <w:color w:val="FFFFFF"/>
+                <w:sz w:val="18"/>
+                <w:szCs w:val="18"/>
+              </w:rPr>
+              <w:t xml:space="preserve">Cycle 2 first (ms)</w:t>
+            </w:r>
+          </w:p>
+        </w:tc>
+        <w:tc>
+          <w:tcPr>
+            <w:tcW w:type="dxa" w:w="1500"/>
+            <w:tcBorders>
+              <w:top w:val="single" w:color="B8C0CC" w:sz="4"/>
+              <w:left w:val="single" w:color="B8C0CC" w:sz="4"/>
+              <w:bottom w:val="single" w:color="B8C0CC" w:sz="4"/>
+              <w:right w:val="single" w:color="B8C0CC" w:sz="4"/>
+            </w:tcBorders>
+            <w:shd w:fill="1F3A5F" w:color="auto" w:val="clear"/>
+            <w:tcMar>
+              <w:top w:type="dxa" w:w="60"/>
+              <w:left w:type="dxa" w:w="90"/>
+              <w:bottom w:type="dxa" w:w="60"/>
+              <w:right w:type="dxa" w:w="90"/>
+            </w:tcMar>
+            <w:vAlign w:val="center"/>
+          </w:tcPr>
+          <w:p>
+            <w:pPr>
+              <w:spacing w:after="0"/>
+            </w:pPr>
+            <w:r>
+              <w:rPr>
+                <w:rFonts w:ascii="Arial" w:cs="Arial" w:eastAsia="Arial" w:hAnsi="Arial"/>
+                <w:b/>
+                <w:bCs/>
+                <w:color w:val="FFFFFF"/>
+                <w:sz w:val="18"/>
+                <w:szCs w:val="18"/>
+              </w:rPr>
+              <w:t xml:space="preserve">Cycle 2 average (ms)</w:t>
+            </w:r>
+          </w:p>
+        </w:tc>
+        <w:tc>
+          <w:tcPr>
+            <w:tcW w:type="dxa" w:w="1438"/>
+            <w:tcBorders>
+              <w:top w:val="single" w:color="B8C0CC" w:sz="4"/>
+              <w:left w:val="single" w:color="B8C0CC" w:sz="4"/>
+              <w:bottom w:val="single" w:color="B8C0CC" w:sz="4"/>
+              <w:right w:val="single" w:color="B8C0CC" w:sz="4"/>
+            </w:tcBorders>
+            <w:shd w:fill="1F3A5F" w:color="auto" w:val="clear"/>
+            <w:tcMar>
+              <w:top w:type="dxa" w:w="60"/>
+              <w:left w:type="dxa" w:w="90"/>
+              <w:bottom w:type="dxa" w:w="60"/>
+              <w:right w:type="dxa" w:w="90"/>
+            </w:tcMar>
+            <w:vAlign w:val="center"/>
+          </w:tcPr>
+          <w:p>
+            <w:pPr>
+              <w:spacing w:after="0"/>
+            </w:pPr>
+            <w:r>
+              <w:rPr>
+                <w:rFonts w:ascii="Arial" w:cs="Arial" w:eastAsia="Arial" w:hAnsi="Arial"/>
+                <w:b/>
+                <w:bCs/>
+                <w:color w:val="FFFFFF"/>
+                <w:sz w:val="18"/>
+                <w:szCs w:val="18"/>
+              </w:rPr>
+              <w:t xml:space="preserve">Change in average</w:t>
+            </w:r>
+          </w:p>
+        </w:tc>
+      </w:tr>
+      <w:tr>
+        <w:trPr>
+          <w:cantSplit/>
+        </w:trPr>
+        <w:tc>
+          <w:tcPr>
+            <w:tcW w:type="dxa" w:w="3200"/>
+            <w:tcBorders>
+              <w:top w:val="single" w:color="B8C0CC" w:sz="4"/>
+              <w:left w:val="single" w:color="B8C0CC" w:sz="4"/>
+              <w:bottom w:val="single" w:color="B8C0CC" w:sz="4"/>
+              <w:right w:val="single" w:color="B8C0CC" w:sz="4"/>
+            </w:tcBorders>
+            <w:tcMar>
+              <w:top w:type="dxa" w:w="60"/>
+              <w:left w:type="dxa" w:w="90"/>
+              <w:bottom w:type="dxa" w:w="60"/>
+              <w:right w:type="dxa" w:w="90"/>
+            </w:tcMar>
+            <w:vAlign w:val="center"/>
+          </w:tcPr>
+          <w:p>
+            <w:pPr>
+              <w:spacing w:after="0"/>
+            </w:pPr>
+            <w:r>
+              <w:rPr>
+                <w:rFonts w:ascii="Arial" w:cs="Arial" w:eastAsia="Arial" w:hAnsi="Arial"/>
+                <w:b w:val="false"/>
+                <w:bCs w:val="false"/>
+                <w:sz w:val="18"/>
+                <w:szCs w:val="18"/>
+              </w:rPr>
+              <w:t xml:space="preserve">GET /api/dashboard/summary</w:t>
+            </w:r>
+          </w:p>
+        </w:tc>
+        <w:tc>
+          <w:tcPr>
+            <w:tcW w:type="dxa" w:w="2000"/>
+            <w:tcBorders>
+              <w:top w:val="single" w:color="B8C0CC" w:sz="4"/>
+              <w:left w:val="single" w:color="B8C0CC" w:sz="4"/>
+              <w:bottom w:val="single" w:color="B8C0CC" w:sz="4"/>
+              <w:right w:val="single" w:color="B8C0CC" w:sz="4"/>
+            </w:tcBorders>
+            <w:tcMar>
+              <w:top w:type="dxa" w:w="60"/>
+              <w:left w:type="dxa" w:w="90"/>
+              <w:bottom w:type="dxa" w:w="60"/>
+              <w:right w:type="dxa" w:w="90"/>
+            </w:tcMar>
+            <w:vAlign w:val="center"/>
+          </w:tcPr>
+          <w:p>
+            <w:pPr>
+              <w:spacing w:after="0"/>
+            </w:pPr>
+            <w:r>
+              <w:rPr>
+                <w:rFonts w:ascii="Arial" w:cs="Arial" w:eastAsia="Arial" w:hAnsi="Arial"/>
+                <w:b w:val="false"/>
+                <w:bCs w:val="false"/>
+                <w:sz w:val="18"/>
+                <w:szCs w:val="18"/>
+              </w:rPr>
+              <w:t xml:space="preserve">3441</w:t>
+            </w:r>
+          </w:p>
+        </w:tc>
+        <w:tc>
+          <w:tcPr>
+            <w:tcW w:type="dxa" w:w="1500"/>
+            <w:tcBorders>
+              <w:top w:val="single" w:color="B8C0CC" w:sz="4"/>
+              <w:left w:val="single" w:color="B8C0CC" w:sz="4"/>
+              <w:bottom w:val="single" w:color="B8C0CC" w:sz="4"/>
+              <w:right w:val="single" w:color="B8C0CC" w:sz="4"/>
+            </w:tcBorders>
+            <w:tcMar>
+              <w:top w:type="dxa" w:w="60"/>
+              <w:left w:type="dxa" w:w="90"/>
+              <w:bottom w:type="dxa" w:w="60"/>
+              <w:right w:type="dxa" w:w="90"/>
+            </w:tcMar>
+            <w:vAlign w:val="center"/>
+          </w:tcPr>
+          <w:p>
+            <w:pPr>
+              <w:spacing w:after="0"/>
+            </w:pPr>
+            <w:r>
+              <w:rPr>
+                <w:rFonts w:ascii="Arial" w:cs="Arial" w:eastAsia="Arial" w:hAnsi="Arial"/>
+                <w:b w:val="false"/>
+                <w:bCs w:val="false"/>
+                <w:sz w:val="18"/>
+                <w:szCs w:val="18"/>
+              </w:rPr>
+              <w:t xml:space="preserve">3639</w:t>
+            </w:r>
+          </w:p>
+        </w:tc>
+        <w:tc>
+          <w:tcPr>
+            <w:tcW w:type="dxa" w:w="1500"/>
+            <w:tcBorders>
+              <w:top w:val="single" w:color="B8C0CC" w:sz="4"/>
+              <w:left w:val="single" w:color="B8C0CC" w:sz="4"/>
+              <w:bottom w:val="single" w:color="B8C0CC" w:sz="4"/>
+              <w:right w:val="single" w:color="B8C0CC" w:sz="4"/>
+            </w:tcBorders>
+            <w:tcMar>
+              <w:top w:type="dxa" w:w="60"/>
+              <w:left w:type="dxa" w:w="90"/>
+              <w:bottom w:type="dxa" w:w="60"/>
+              <w:right w:type="dxa" w:w="90"/>
+            </w:tcMar>
+            <w:vAlign w:val="center"/>
+          </w:tcPr>
+          <w:p>
+            <w:pPr>
+              <w:spacing w:after="0"/>
+            </w:pPr>
+            <w:r>
+              <w:rPr>
+                <w:rFonts w:ascii="Arial" w:cs="Arial" w:eastAsia="Arial" w:hAnsi="Arial"/>
+                <w:b w:val="false"/>
+                <w:bCs w:val="false"/>
+                <w:sz w:val="18"/>
+                <w:szCs w:val="18"/>
+              </w:rPr>
+              <w:t xml:space="preserve">1186</w:t>
+            </w:r>
+          </w:p>
+        </w:tc>
+        <w:tc>
+          <w:tcPr>
+            <w:tcW w:type="dxa" w:w="1438"/>
+            <w:tcBorders>
+              <w:top w:val="single" w:color="B8C0CC" w:sz="4"/>
+              <w:left w:val="single" w:color="B8C0CC" w:sz="4"/>
+              <w:bottom w:val="single" w:color="B8C0CC" w:sz="4"/>
+              <w:right w:val="single" w:color="B8C0CC" w:sz="4"/>
+            </w:tcBorders>
+            <w:tcMar>
+              <w:top w:type="dxa" w:w="60"/>
+              <w:left w:type="dxa" w:w="90"/>
+              <w:bottom w:type="dxa" w:w="60"/>
+              <w:right w:type="dxa" w:w="90"/>
+            </w:tcMar>
+            <w:vAlign w:val="center"/>
+          </w:tcPr>
+          <w:p>
+            <w:pPr>
+              <w:spacing w:after="0"/>
+            </w:pPr>
+            <w:r>
+              <w:rPr>
+                <w:rFonts w:ascii="Arial" w:cs="Arial" w:eastAsia="Arial" w:hAnsi="Arial"/>
+                <w:b w:val="false"/>
+                <w:bCs w:val="false"/>
+                <w:sz w:val="18"/>
+                <w:szCs w:val="18"/>
+              </w:rPr>
+              <w:t xml:space="preserve">-66%</w:t>
+            </w:r>
+          </w:p>
+        </w:tc>
+      </w:tr>
+      <w:tr>
+        <w:trPr>
+          <w:cantSplit/>
+        </w:trPr>
+        <w:tc>
+          <w:tcPr>
+            <w:tcW w:type="dxa" w:w="3200"/>
+            <w:tcBorders>
+              <w:top w:val="single" w:color="B8C0CC" w:sz="4"/>
+              <w:left w:val="single" w:color="B8C0CC" w:sz="4"/>
+              <w:bottom w:val="single" w:color="B8C0CC" w:sz="4"/>
+              <w:right w:val="single" w:color="B8C0CC" w:sz="4"/>
+            </w:tcBorders>
+            <w:shd w:fill="F2F4F7" w:color="auto" w:val="clear"/>
+            <w:tcMar>
+              <w:top w:type="dxa" w:w="60"/>
+              <w:left w:type="dxa" w:w="90"/>
+              <w:bottom w:type="dxa" w:w="60"/>
+              <w:right w:type="dxa" w:w="90"/>
+            </w:tcMar>
+            <w:vAlign w:val="center"/>
+          </w:tcPr>
+          <w:p>
+            <w:pPr>
+              <w:spacing w:after="0"/>
+            </w:pPr>
+            <w:r>
+              <w:rPr>
+                <w:rFonts w:ascii="Arial" w:cs="Arial" w:eastAsia="Arial" w:hAnsi="Arial"/>
+                <w:b w:val="false"/>
+                <w:bCs w:val="false"/>
+                <w:sz w:val="18"/>
+                <w:szCs w:val="18"/>
+              </w:rPr>
+              <w:t xml:space="preserve">GET /api/jobs</w:t>
+            </w:r>
+          </w:p>
+        </w:tc>
+        <w:tc>
+          <w:tcPr>
+            <w:tcW w:type="dxa" w:w="2000"/>
+            <w:tcBorders>
+              <w:top w:val="single" w:color="B8C0CC" w:sz="4"/>
+              <w:left w:val="single" w:color="B8C0CC" w:sz="4"/>
+              <w:bottom w:val="single" w:color="B8C0CC" w:sz="4"/>
+              <w:right w:val="single" w:color="B8C0CC" w:sz="4"/>
+            </w:tcBorders>
+            <w:shd w:fill="F2F4F7" w:color="auto" w:val="clear"/>
+            <w:tcMar>
+              <w:top w:type="dxa" w:w="60"/>
+              <w:left w:type="dxa" w:w="90"/>
+              <w:bottom w:type="dxa" w:w="60"/>
+              <w:right w:type="dxa" w:w="90"/>
+            </w:tcMar>
+            <w:vAlign w:val="center"/>
+          </w:tcPr>
+          <w:p>
+            <w:pPr>
+              <w:spacing w:after="0"/>
+            </w:pPr>
+            <w:r>
+              <w:rPr>
+                <w:rFonts w:ascii="Arial" w:cs="Arial" w:eastAsia="Arial" w:hAnsi="Arial"/>
+                <w:b w:val="false"/>
+                <w:bCs w:val="false"/>
+                <w:sz w:val="18"/>
+                <w:szCs w:val="18"/>
+              </w:rPr>
+              <w:t xml:space="preserve">3365</w:t>
+            </w:r>
+          </w:p>
+        </w:tc>
+        <w:tc>
+          <w:tcPr>
+            <w:tcW w:type="dxa" w:w="1500"/>
+            <w:tcBorders>
+              <w:top w:val="single" w:color="B8C0CC" w:sz="4"/>
+              <w:left w:val="single" w:color="B8C0CC" w:sz="4"/>
+              <w:bottom w:val="single" w:color="B8C0CC" w:sz="4"/>
+              <w:right w:val="single" w:color="B8C0CC" w:sz="4"/>
+            </w:tcBorders>
+            <w:shd w:fill="F2F4F7" w:color="auto" w:val="clear"/>
+            <w:tcMar>
+              <w:top w:type="dxa" w:w="60"/>
+              <w:left w:type="dxa" w:w="90"/>
+              <w:bottom w:type="dxa" w:w="60"/>
+              <w:right w:type="dxa" w:w="90"/>
+            </w:tcMar>
+            <w:vAlign w:val="center"/>
+          </w:tcPr>
+          <w:p>
+            <w:pPr>
+              <w:spacing w:after="0"/>
+            </w:pPr>
+            <w:r>
+              <w:rPr>
+                <w:rFonts w:ascii="Arial" w:cs="Arial" w:eastAsia="Arial" w:hAnsi="Arial"/>
+                <w:b w:val="false"/>
+                <w:bCs w:val="false"/>
+                <w:sz w:val="18"/>
+                <w:szCs w:val="18"/>
+              </w:rPr>
+              <w:t xml:space="preserve">2368</w:t>
+            </w:r>
+          </w:p>
+        </w:tc>
+        <w:tc>
+          <w:tcPr>
+            <w:tcW w:type="dxa" w:w="1500"/>
+            <w:tcBorders>
+              <w:top w:val="single" w:color="B8C0CC" w:sz="4"/>
+              <w:left w:val="single" w:color="B8C0CC" w:sz="4"/>
+              <w:bottom w:val="single" w:color="B8C0CC" w:sz="4"/>
+              <w:right w:val="single" w:color="B8C0CC" w:sz="4"/>
+            </w:tcBorders>
+            <w:shd w:fill="F2F4F7" w:color="auto" w:val="clear"/>
+            <w:tcMar>
+              <w:top w:type="dxa" w:w="60"/>
+              <w:left w:type="dxa" w:w="90"/>
+              <w:bottom w:type="dxa" w:w="60"/>
+              <w:right w:type="dxa" w:w="90"/>
+            </w:tcMar>
+            <w:vAlign w:val="center"/>
+          </w:tcPr>
+          <w:p>
+            <w:pPr>
+              <w:spacing w:after="0"/>
+            </w:pPr>
+            <w:r>
+              <w:rPr>
+                <w:rFonts w:ascii="Arial" w:cs="Arial" w:eastAsia="Arial" w:hAnsi="Arial"/>
+                <w:b w:val="false"/>
+                <w:bCs w:val="false"/>
+                <w:sz w:val="18"/>
+                <w:szCs w:val="18"/>
+              </w:rPr>
+              <w:t xml:space="preserve">930</w:t>
+            </w:r>
+          </w:p>
+        </w:tc>
+        <w:tc>
+          <w:tcPr>
+            <w:tcW w:type="dxa" w:w="1438"/>
+            <w:tcBorders>
+              <w:top w:val="single" w:color="B8C0CC" w:sz="4"/>
+              <w:left w:val="single" w:color="B8C0CC" w:sz="4"/>
+              <w:bottom w:val="single" w:color="B8C0CC" w:sz="4"/>
+              <w:right w:val="single" w:color="B8C0CC" w:sz="4"/>
+            </w:tcBorders>
+            <w:shd w:fill="F2F4F7" w:color="auto" w:val="clear"/>
+            <w:tcMar>
+              <w:top w:type="dxa" w:w="60"/>
+              <w:left w:type="dxa" w:w="90"/>
+              <w:bottom w:type="dxa" w:w="60"/>
+              <w:right w:type="dxa" w:w="90"/>
+            </w:tcMar>
+            <w:vAlign w:val="center"/>
+          </w:tcPr>
+          <w:p>
+            <w:pPr>
+              <w:spacing w:after="0"/>
+            </w:pPr>
+            <w:r>
+              <w:rPr>
+                <w:rFonts w:ascii="Arial" w:cs="Arial" w:eastAsia="Arial" w:hAnsi="Arial"/>
+                <w:b w:val="false"/>
+                <w:bCs w:val="false"/>
+                <w:sz w:val="18"/>
+                <w:szCs w:val="18"/>
+              </w:rPr>
+              <w:t xml:space="preserve">-72%</w:t>
+            </w:r>
+          </w:p>
+        </w:tc>
+      </w:tr>
+      <w:tr>
+        <w:trPr>
+          <w:cantSplit/>
+        </w:trPr>
+        <w:tc>
+          <w:tcPr>
+            <w:tcW w:type="dxa" w:w="3200"/>
+            <w:tcBorders>
+              <w:top w:val="single" w:color="B8C0CC" w:sz="4"/>
+              <w:left w:val="single" w:color="B8C0CC" w:sz="4"/>
+              <w:bottom w:val="single" w:color="B8C0CC" w:sz="4"/>
+              <w:right w:val="single" w:color="B8C0CC" w:sz="4"/>
+            </w:tcBorders>
+            <w:tcMar>
+              <w:top w:type="dxa" w:w="60"/>
+              <w:left w:type="dxa" w:w="90"/>
+              <w:bottom w:type="dxa" w:w="60"/>
+              <w:right w:type="dxa" w:w="90"/>
+            </w:tcMar>
+            <w:vAlign w:val="center"/>
+          </w:tcPr>
+          <w:p>
+            <w:pPr>
+              <w:spacing w:after="0"/>
+            </w:pPr>
+            <w:r>
+              <w:rPr>
+                <w:rFonts w:ascii="Arial" w:cs="Arial" w:eastAsia="Arial" w:hAnsi="Arial"/>
+                <w:b w:val="false"/>
+                <w:bCs w:val="false"/>
+                <w:sz w:val="18"/>
+                <w:szCs w:val="18"/>
+              </w:rPr>
+              <w:t xml:space="preserve">GET /api/companies</w:t>
+            </w:r>
+          </w:p>
+        </w:tc>
+        <w:tc>
+          <w:tcPr>
+            <w:tcW w:type="dxa" w:w="2000"/>
+            <w:tcBorders>
+              <w:top w:val="single" w:color="B8C0CC" w:sz="4"/>
+              <w:left w:val="single" w:color="B8C0CC" w:sz="4"/>
+              <w:bottom w:val="single" w:color="B8C0CC" w:sz="4"/>
+              <w:right w:val="single" w:color="B8C0CC" w:sz="4"/>
+            </w:tcBorders>
+            <w:tcMar>
+              <w:top w:type="dxa" w:w="60"/>
+              <w:left w:type="dxa" w:w="90"/>
+              <w:bottom w:type="dxa" w:w="60"/>
+              <w:right w:type="dxa" w:w="90"/>
+            </w:tcMar>
+            <w:vAlign w:val="center"/>
+          </w:tcPr>
+          <w:p>
+            <w:pPr>
+              <w:spacing w:after="0"/>
+            </w:pPr>
+            <w:r>
+              <w:rPr>
+                <w:rFonts w:ascii="Arial" w:cs="Arial" w:eastAsia="Arial" w:hAnsi="Arial"/>
+                <w:b w:val="false"/>
+                <w:bCs w:val="false"/>
+                <w:sz w:val="18"/>
+                <w:szCs w:val="18"/>
+              </w:rPr>
+              <w:t xml:space="preserve">3020</w:t>
+            </w:r>
+          </w:p>
+        </w:tc>
+        <w:tc>
+          <w:tcPr>
+            <w:tcW w:type="dxa" w:w="1500"/>
+            <w:tcBorders>
+              <w:top w:val="single" w:color="B8C0CC" w:sz="4"/>
+              <w:left w:val="single" w:color="B8C0CC" w:sz="4"/>
+              <w:bottom w:val="single" w:color="B8C0CC" w:sz="4"/>
+              <w:right w:val="single" w:color="B8C0CC" w:sz="4"/>
+            </w:tcBorders>
+            <w:tcMar>
+              <w:top w:type="dxa" w:w="60"/>
+              <w:left w:type="dxa" w:w="90"/>
+              <w:bottom w:type="dxa" w:w="60"/>
+              <w:right w:type="dxa" w:w="90"/>
+            </w:tcMar>
+            <w:vAlign w:val="center"/>
+          </w:tcPr>
+          <w:p>
+            <w:pPr>
+              <w:spacing w:after="0"/>
+            </w:pPr>
+            <w:r>
+              <w:rPr>
+                <w:rFonts w:ascii="Arial" w:cs="Arial" w:eastAsia="Arial" w:hAnsi="Arial"/>
+                <w:b w:val="false"/>
+                <w:bCs w:val="false"/>
+                <w:sz w:val="18"/>
+                <w:szCs w:val="18"/>
+              </w:rPr>
+              <w:t xml:space="preserve">716</w:t>
+            </w:r>
+          </w:p>
+        </w:tc>
+        <w:tc>
+          <w:tcPr>
+            <w:tcW w:type="dxa" w:w="1500"/>
+            <w:tcBorders>
+              <w:top w:val="single" w:color="B8C0CC" w:sz="4"/>
+              <w:left w:val="single" w:color="B8C0CC" w:sz="4"/>
+              <w:bottom w:val="single" w:color="B8C0CC" w:sz="4"/>
+              <w:right w:val="single" w:color="B8C0CC" w:sz="4"/>
+            </w:tcBorders>
+            <w:tcMar>
+              <w:top w:type="dxa" w:w="60"/>
+              <w:left w:type="dxa" w:w="90"/>
+              <w:bottom w:type="dxa" w:w="60"/>
+              <w:right w:type="dxa" w:w="90"/>
+            </w:tcMar>
+            <w:vAlign w:val="center"/>
+          </w:tcPr>
+          <w:p>
+            <w:pPr>
+              <w:spacing w:after="0"/>
+            </w:pPr>
+            <w:r>
+              <w:rPr>
+                <w:rFonts w:ascii="Arial" w:cs="Arial" w:eastAsia="Arial" w:hAnsi="Arial"/>
+                <w:b w:val="false"/>
+                <w:bCs w:val="false"/>
+                <w:sz w:val="18"/>
+                <w:szCs w:val="18"/>
+              </w:rPr>
+              <w:t xml:space="preserve">690</w:t>
+            </w:r>
+          </w:p>
+        </w:tc>
+        <w:tc>
+          <w:tcPr>
+            <w:tcW w:type="dxa" w:w="1438"/>
+            <w:tcBorders>
+              <w:top w:val="single" w:color="B8C0CC" w:sz="4"/>
+              <w:left w:val="single" w:color="B8C0CC" w:sz="4"/>
+              <w:bottom w:val="single" w:color="B8C0CC" w:sz="4"/>
+              <w:right w:val="single" w:color="B8C0CC" w:sz="4"/>
+            </w:tcBorders>
+            <w:tcMar>
+              <w:top w:type="dxa" w:w="60"/>
+              <w:left w:type="dxa" w:w="90"/>
+              <w:bottom w:type="dxa" w:w="60"/>
+              <w:right w:type="dxa" w:w="90"/>
+            </w:tcMar>
+            <w:vAlign w:val="center"/>
+          </w:tcPr>
+          <w:p>
+            <w:pPr>
+              <w:spacing w:after="0"/>
+            </w:pPr>
+            <w:r>
+              <w:rPr>
+                <w:rFonts w:ascii="Arial" w:cs="Arial" w:eastAsia="Arial" w:hAnsi="Arial"/>
+                <w:b w:val="false"/>
+                <w:bCs w:val="false"/>
+                <w:sz w:val="18"/>
+                <w:szCs w:val="18"/>
+              </w:rPr>
+              <w:t xml:space="preserve">-77%</w:t>
+            </w:r>
+          </w:p>
+        </w:tc>
+      </w:tr>
+      <w:tr>
+        <w:trPr>
+          <w:cantSplit/>
+        </w:trPr>
+        <w:tc>
+          <w:tcPr>
+            <w:tcW w:type="dxa" w:w="3200"/>
+            <w:tcBorders>
+              <w:top w:val="single" w:color="B8C0CC" w:sz="4"/>
+              <w:left w:val="single" w:color="B8C0CC" w:sz="4"/>
+              <w:bottom w:val="single" w:color="B8C0CC" w:sz="4"/>
+              <w:right w:val="single" w:color="B8C0CC" w:sz="4"/>
+            </w:tcBorders>
+            <w:shd w:fill="F2F4F7" w:color="auto" w:val="clear"/>
+            <w:tcMar>
+              <w:top w:type="dxa" w:w="60"/>
+              <w:left w:type="dxa" w:w="90"/>
+              <w:bottom w:type="dxa" w:w="60"/>
+              <w:right w:type="dxa" w:w="90"/>
+            </w:tcMar>
+            <w:vAlign w:val="center"/>
+          </w:tcPr>
+          <w:p>
+            <w:pPr>
+              <w:spacing w:after="0"/>
+            </w:pPr>
+            <w:r>
+              <w:rPr>
+                <w:rFonts w:ascii="Arial" w:cs="Arial" w:eastAsia="Arial" w:hAnsi="Arial"/>
+                <w:b w:val="false"/>
+                <w:bCs w:val="false"/>
+                <w:sz w:val="18"/>
+                <w:szCs w:val="18"/>
+              </w:rPr>
+              <w:t xml:space="preserve">GET /api/candidates</w:t>
+            </w:r>
+          </w:p>
+        </w:tc>
+        <w:tc>
+          <w:tcPr>
+            <w:tcW w:type="dxa" w:w="2000"/>
+            <w:tcBorders>
+              <w:top w:val="single" w:color="B8C0CC" w:sz="4"/>
+              <w:left w:val="single" w:color="B8C0CC" w:sz="4"/>
+              <w:bottom w:val="single" w:color="B8C0CC" w:sz="4"/>
+              <w:right w:val="single" w:color="B8C0CC" w:sz="4"/>
+            </w:tcBorders>
+            <w:shd w:fill="F2F4F7" w:color="auto" w:val="clear"/>
+            <w:tcMar>
+              <w:top w:type="dxa" w:w="60"/>
+              <w:left w:type="dxa" w:w="90"/>
+              <w:bottom w:type="dxa" w:w="60"/>
+              <w:right w:type="dxa" w:w="90"/>
+            </w:tcMar>
+            <w:vAlign w:val="center"/>
+          </w:tcPr>
+          <w:p>
+            <w:pPr>
+              <w:spacing w:after="0"/>
+            </w:pPr>
+            <w:r>
+              <w:rPr>
+                <w:rFonts w:ascii="Arial" w:cs="Arial" w:eastAsia="Arial" w:hAnsi="Arial"/>
+                <w:b w:val="false"/>
+                <w:bCs w:val="false"/>
+                <w:sz w:val="18"/>
+                <w:szCs w:val="18"/>
+              </w:rPr>
+              <w:t xml:space="preserve">2097</w:t>
+            </w:r>
+          </w:p>
+        </w:tc>
+        <w:tc>
+          <w:tcPr>
+            <w:tcW w:type="dxa" w:w="1500"/>
+            <w:tcBorders>
+              <w:top w:val="single" w:color="B8C0CC" w:sz="4"/>
+              <w:left w:val="single" w:color="B8C0CC" w:sz="4"/>
+              <w:bottom w:val="single" w:color="B8C0CC" w:sz="4"/>
+              <w:right w:val="single" w:color="B8C0CC" w:sz="4"/>
+            </w:tcBorders>
+            <w:shd w:fill="F2F4F7" w:color="auto" w:val="clear"/>
+            <w:tcMar>
+              <w:top w:type="dxa" w:w="60"/>
+              <w:left w:type="dxa" w:w="90"/>
+              <w:bottom w:type="dxa" w:w="60"/>
+              <w:right w:type="dxa" w:w="90"/>
+            </w:tcMar>
+            <w:vAlign w:val="center"/>
+          </w:tcPr>
+          <w:p>
+            <w:pPr>
+              <w:spacing w:after="0"/>
+            </w:pPr>
+            <w:r>
+              <w:rPr>
+                <w:rFonts w:ascii="Arial" w:cs="Arial" w:eastAsia="Arial" w:hAnsi="Arial"/>
+                <w:b w:val="false"/>
+                <w:bCs w:val="false"/>
+                <w:sz w:val="18"/>
+                <w:szCs w:val="18"/>
+              </w:rPr>
+              <w:t xml:space="preserve">2056</w:t>
+            </w:r>
+          </w:p>
+        </w:tc>
+        <w:tc>
+          <w:tcPr>
+            <w:tcW w:type="dxa" w:w="1500"/>
+            <w:tcBorders>
+              <w:top w:val="single" w:color="B8C0CC" w:sz="4"/>
+              <w:left w:val="single" w:color="B8C0CC" w:sz="4"/>
+              <w:bottom w:val="single" w:color="B8C0CC" w:sz="4"/>
+              <w:right w:val="single" w:color="B8C0CC" w:sz="4"/>
+            </w:tcBorders>
+            <w:shd w:fill="F2F4F7" w:color="auto" w:val="clear"/>
+            <w:tcMar>
+              <w:top w:type="dxa" w:w="60"/>
+              <w:left w:type="dxa" w:w="90"/>
+              <w:bottom w:type="dxa" w:w="60"/>
+              <w:right w:type="dxa" w:w="90"/>
+            </w:tcMar>
+            <w:vAlign w:val="center"/>
+          </w:tcPr>
+          <w:p>
+            <w:pPr>
+              <w:spacing w:after="0"/>
+            </w:pPr>
+            <w:r>
+              <w:rPr>
+                <w:rFonts w:ascii="Arial" w:cs="Arial" w:eastAsia="Arial" w:hAnsi="Arial"/>
+                <w:b w:val="false"/>
+                <w:bCs w:val="false"/>
+                <w:sz w:val="18"/>
+                <w:szCs w:val="18"/>
+              </w:rPr>
+              <w:t xml:space="preserve">958</w:t>
+            </w:r>
+          </w:p>
+        </w:tc>
+        <w:tc>
+          <w:tcPr>
+            <w:tcW w:type="dxa" w:w="1438"/>
+            <w:tcBorders>
+              <w:top w:val="single" w:color="B8C0CC" w:sz="4"/>
+              <w:left w:val="single" w:color="B8C0CC" w:sz="4"/>
+              <w:bottom w:val="single" w:color="B8C0CC" w:sz="4"/>
+              <w:right w:val="single" w:color="B8C0CC" w:sz="4"/>
+            </w:tcBorders>
+            <w:shd w:fill="F2F4F7" w:color="auto" w:val="clear"/>
+            <w:tcMar>
+              <w:top w:type="dxa" w:w="60"/>
+              <w:left w:type="dxa" w:w="90"/>
+              <w:bottom w:type="dxa" w:w="60"/>
+              <w:right w:type="dxa" w:w="90"/>
+            </w:tcMar>
+            <w:vAlign w:val="center"/>
+          </w:tcPr>
+          <w:p>
+            <w:pPr>
+              <w:spacing w:after="0"/>
+            </w:pPr>
+            <w:r>
+              <w:rPr>
+                <w:rFonts w:ascii="Arial" w:cs="Arial" w:eastAsia="Arial" w:hAnsi="Arial"/>
+                <w:b w:val="false"/>
+                <w:bCs w:val="false"/>
+                <w:sz w:val="18"/>
+                <w:szCs w:val="18"/>
+              </w:rPr>
+              <w:t xml:space="preserve">-54%</w:t>
+            </w:r>
+          </w:p>
+        </w:tc>
+      </w:tr>
+      <w:tr>
+        <w:trPr>
+          <w:cantSplit/>
+        </w:trPr>
+        <w:tc>
+          <w:tcPr>
+            <w:tcW w:type="dxa" w:w="3200"/>
+            <w:tcBorders>
+              <w:top w:val="single" w:color="B8C0CC" w:sz="4"/>
+              <w:left w:val="single" w:color="B8C0CC" w:sz="4"/>
+              <w:bottom w:val="single" w:color="B8C0CC" w:sz="4"/>
+              <w:right w:val="single" w:color="B8C0CC" w:sz="4"/>
+            </w:tcBorders>
+            <w:tcMar>
+              <w:top w:type="dxa" w:w="60"/>
+              <w:left w:type="dxa" w:w="90"/>
+              <w:bottom w:type="dxa" w:w="60"/>
+              <w:right w:type="dxa" w:w="90"/>
+            </w:tcMar>
+            <w:vAlign w:val="center"/>
+          </w:tcPr>
+          <w:p>
+            <w:pPr>
+              <w:spacing w:after="0"/>
+            </w:pPr>
+            <w:r>
+              <w:rPr>
+                <w:rFonts w:ascii="Arial" w:cs="Arial" w:eastAsia="Arial" w:hAnsi="Arial"/>
+                <w:b w:val="false"/>
+                <w:bCs w:val="false"/>
+                <w:sz w:val="18"/>
+                <w:szCs w:val="18"/>
+              </w:rPr>
+              <w:t xml:space="preserve">GET /api/analytics/funnel</w:t>
+            </w:r>
+          </w:p>
+        </w:tc>
+        <w:tc>
+          <w:tcPr>
+            <w:tcW w:type="dxa" w:w="2000"/>
+            <w:tcBorders>
+              <w:top w:val="single" w:color="B8C0CC" w:sz="4"/>
+              <w:left w:val="single" w:color="B8C0CC" w:sz="4"/>
+              <w:bottom w:val="single" w:color="B8C0CC" w:sz="4"/>
+              <w:right w:val="single" w:color="B8C0CC" w:sz="4"/>
+            </w:tcBorders>
+            <w:tcMar>
+              <w:top w:type="dxa" w:w="60"/>
+              <w:left w:type="dxa" w:w="90"/>
+              <w:bottom w:type="dxa" w:w="60"/>
+              <w:right w:type="dxa" w:w="90"/>
+            </w:tcMar>
+            <w:vAlign w:val="center"/>
+          </w:tcPr>
+          <w:p>
+            <w:pPr>
+              <w:spacing w:after="0"/>
+            </w:pPr>
+            <w:r>
+              <w:rPr>
+                <w:rFonts w:ascii="Arial" w:cs="Arial" w:eastAsia="Arial" w:hAnsi="Arial"/>
+                <w:b w:val="false"/>
+                <w:bCs w:val="false"/>
+                <w:sz w:val="18"/>
+                <w:szCs w:val="18"/>
+              </w:rPr>
+              <w:t xml:space="preserve">2133</w:t>
+            </w:r>
+          </w:p>
+        </w:tc>
+        <w:tc>
+          <w:tcPr>
+            <w:tcW w:type="dxa" w:w="1500"/>
+            <w:tcBorders>
+              <w:top w:val="single" w:color="B8C0CC" w:sz="4"/>
+              <w:left w:val="single" w:color="B8C0CC" w:sz="4"/>
+              <w:bottom w:val="single" w:color="B8C0CC" w:sz="4"/>
+              <w:right w:val="single" w:color="B8C0CC" w:sz="4"/>
+            </w:tcBorders>
+            <w:tcMar>
+              <w:top w:type="dxa" w:w="60"/>
+              <w:left w:type="dxa" w:w="90"/>
+              <w:bottom w:type="dxa" w:w="60"/>
+              <w:right w:type="dxa" w:w="90"/>
+            </w:tcMar>
+            <w:vAlign w:val="center"/>
+          </w:tcPr>
+          <w:p>
+            <w:pPr>
+              <w:spacing w:after="0"/>
+            </w:pPr>
+            <w:r>
+              <w:rPr>
+                <w:rFonts w:ascii="Arial" w:cs="Arial" w:eastAsia="Arial" w:hAnsi="Arial"/>
+                <w:b w:val="false"/>
+                <w:bCs w:val="false"/>
+                <w:sz w:val="18"/>
+                <w:szCs w:val="18"/>
+              </w:rPr>
+              <w:t xml:space="preserve">2371</w:t>
+            </w:r>
+          </w:p>
+        </w:tc>
+        <w:tc>
+          <w:tcPr>
+            <w:tcW w:type="dxa" w:w="1500"/>
+            <w:tcBorders>
+              <w:top w:val="single" w:color="B8C0CC" w:sz="4"/>
+              <w:left w:val="single" w:color="B8C0CC" w:sz="4"/>
+              <w:bottom w:val="single" w:color="B8C0CC" w:sz="4"/>
+              <w:right w:val="single" w:color="B8C0CC" w:sz="4"/>
+            </w:tcBorders>
+            <w:tcMar>
+              <w:top w:type="dxa" w:w="60"/>
+              <w:left w:type="dxa" w:w="90"/>
+              <w:bottom w:type="dxa" w:w="60"/>
+              <w:right w:type="dxa" w:w="90"/>
+            </w:tcMar>
+            <w:vAlign w:val="center"/>
+          </w:tcPr>
+          <w:p>
+            <w:pPr>
+              <w:spacing w:after="0"/>
+            </w:pPr>
+            <w:r>
+              <w:rPr>
+                <w:rFonts w:ascii="Arial" w:cs="Arial" w:eastAsia="Arial" w:hAnsi="Arial"/>
+                <w:b w:val="false"/>
+                <w:bCs w:val="false"/>
+                <w:sz w:val="18"/>
+                <w:szCs w:val="18"/>
+              </w:rPr>
+              <w:t xml:space="preserve">885</w:t>
+            </w:r>
+          </w:p>
+        </w:tc>
+        <w:tc>
+          <w:tcPr>
+            <w:tcW w:type="dxa" w:w="1438"/>
+            <w:tcBorders>
+              <w:top w:val="single" w:color="B8C0CC" w:sz="4"/>
+              <w:left w:val="single" w:color="B8C0CC" w:sz="4"/>
+              <w:bottom w:val="single" w:color="B8C0CC" w:sz="4"/>
+              <w:right w:val="single" w:color="B8C0CC" w:sz="4"/>
+            </w:tcBorders>
+            <w:tcMar>
+              <w:top w:type="dxa" w:w="60"/>
+              <w:left w:type="dxa" w:w="90"/>
+              <w:bottom w:type="dxa" w:w="60"/>
+              <w:right w:type="dxa" w:w="90"/>
+            </w:tcMar>
+            <w:vAlign w:val="center"/>
+          </w:tcPr>
+          <w:p>
+            <w:pPr>
+              <w:spacing w:after="0"/>
+            </w:pPr>
+            <w:r>
+              <w:rPr>
+                <w:rFonts w:ascii="Arial" w:cs="Arial" w:eastAsia="Arial" w:hAnsi="Arial"/>
+                <w:b w:val="false"/>
+                <w:bCs w:val="false"/>
+                <w:sz w:val="18"/>
+                <w:szCs w:val="18"/>
+              </w:rPr>
+              <w:t xml:space="preserve">-59%</w:t>
+            </w:r>
+          </w:p>
+        </w:tc>
+      </w:tr>
+      <w:tr>
+        <w:trPr>
+          <w:cantSplit/>
+        </w:trPr>
+        <w:tc>
+          <w:tcPr>
+            <w:tcW w:type="dxa" w:w="3200"/>
+            <w:tcBorders>
+              <w:top w:val="single" w:color="B8C0CC" w:sz="4"/>
+              <w:left w:val="single" w:color="B8C0CC" w:sz="4"/>
+              <w:bottom w:val="single" w:color="B8C0CC" w:sz="4"/>
+              <w:right w:val="single" w:color="B8C0CC" w:sz="4"/>
+            </w:tcBorders>
+            <w:shd w:fill="F2F4F7" w:color="auto" w:val="clear"/>
+            <w:tcMar>
+              <w:top w:type="dxa" w:w="60"/>
+              <w:left w:type="dxa" w:w="90"/>
+              <w:bottom w:type="dxa" w:w="60"/>
+              <w:right w:type="dxa" w:w="90"/>
+            </w:tcMar>
+            <w:vAlign w:val="center"/>
+          </w:tcPr>
+          <w:p>
+            <w:pPr>
+              <w:spacing w:after="0"/>
+            </w:pPr>
+            <w:r>
+              <w:rPr>
+                <w:rFonts w:ascii="Arial" w:cs="Arial" w:eastAsia="Arial" w:hAnsi="Arial"/>
+                <w:b w:val="false"/>
+                <w:bCs w:val="false"/>
+                <w:sz w:val="18"/>
+                <w:szCs w:val="18"/>
+              </w:rPr>
+              <w:t xml:space="preserve">GET /api/analytics/skills</w:t>
+            </w:r>
+          </w:p>
+        </w:tc>
+        <w:tc>
+          <w:tcPr>
+            <w:tcW w:type="dxa" w:w="2000"/>
+            <w:tcBorders>
+              <w:top w:val="single" w:color="B8C0CC" w:sz="4"/>
+              <w:left w:val="single" w:color="B8C0CC" w:sz="4"/>
+              <w:bottom w:val="single" w:color="B8C0CC" w:sz="4"/>
+              <w:right w:val="single" w:color="B8C0CC" w:sz="4"/>
+            </w:tcBorders>
+            <w:shd w:fill="F2F4F7" w:color="auto" w:val="clear"/>
+            <w:tcMar>
+              <w:top w:type="dxa" w:w="60"/>
+              <w:left w:type="dxa" w:w="90"/>
+              <w:bottom w:type="dxa" w:w="60"/>
+              <w:right w:type="dxa" w:w="90"/>
+            </w:tcMar>
+            <w:vAlign w:val="center"/>
+          </w:tcPr>
+          <w:p>
+            <w:pPr>
+              <w:spacing w:after="0"/>
+            </w:pPr>
+            <w:r>
+              <w:rPr>
+                <w:rFonts w:ascii="Arial" w:cs="Arial" w:eastAsia="Arial" w:hAnsi="Arial"/>
+                <w:b w:val="false"/>
+                <w:bCs w:val="false"/>
+                <w:sz w:val="18"/>
+                <w:szCs w:val="18"/>
+              </w:rPr>
+              <w:t xml:space="preserve">1947</w:t>
+            </w:r>
+          </w:p>
+        </w:tc>
+        <w:tc>
+          <w:tcPr>
+            <w:tcW w:type="dxa" w:w="1500"/>
+            <w:tcBorders>
+              <w:top w:val="single" w:color="B8C0CC" w:sz="4"/>
+              <w:left w:val="single" w:color="B8C0CC" w:sz="4"/>
+              <w:bottom w:val="single" w:color="B8C0CC" w:sz="4"/>
+              <w:right w:val="single" w:color="B8C0CC" w:sz="4"/>
+            </w:tcBorders>
+            <w:shd w:fill="F2F4F7" w:color="auto" w:val="clear"/>
+            <w:tcMar>
+              <w:top w:type="dxa" w:w="60"/>
+              <w:left w:type="dxa" w:w="90"/>
+              <w:bottom w:type="dxa" w:w="60"/>
+              <w:right w:type="dxa" w:w="90"/>
+            </w:tcMar>
+            <w:vAlign w:val="center"/>
+          </w:tcPr>
+          <w:p>
+            <w:pPr>
+              <w:spacing w:after="0"/>
+            </w:pPr>
+            <w:r>
+              <w:rPr>
+                <w:rFonts w:ascii="Arial" w:cs="Arial" w:eastAsia="Arial" w:hAnsi="Arial"/>
+                <w:b w:val="false"/>
+                <w:bCs w:val="false"/>
+                <w:sz w:val="18"/>
+                <w:szCs w:val="18"/>
+              </w:rPr>
+              <w:t xml:space="preserve">2502</w:t>
+            </w:r>
+          </w:p>
+        </w:tc>
+        <w:tc>
+          <w:tcPr>
+            <w:tcW w:type="dxa" w:w="1500"/>
+            <w:tcBorders>
+              <w:top w:val="single" w:color="B8C0CC" w:sz="4"/>
+              <w:left w:val="single" w:color="B8C0CC" w:sz="4"/>
+              <w:bottom w:val="single" w:color="B8C0CC" w:sz="4"/>
+              <w:right w:val="single" w:color="B8C0CC" w:sz="4"/>
+            </w:tcBorders>
+            <w:shd w:fill="F2F4F7" w:color="auto" w:val="clear"/>
+            <w:tcMar>
+              <w:top w:type="dxa" w:w="60"/>
+              <w:left w:type="dxa" w:w="90"/>
+              <w:bottom w:type="dxa" w:w="60"/>
+              <w:right w:type="dxa" w:w="90"/>
+            </w:tcMar>
+            <w:vAlign w:val="center"/>
+          </w:tcPr>
+          <w:p>
+            <w:pPr>
+              <w:spacing w:after="0"/>
+            </w:pPr>
+            <w:r>
+              <w:rPr>
+                <w:rFonts w:ascii="Arial" w:cs="Arial" w:eastAsia="Arial" w:hAnsi="Arial"/>
+                <w:b w:val="false"/>
+                <w:bCs w:val="false"/>
+                <w:sz w:val="18"/>
+                <w:szCs w:val="18"/>
+              </w:rPr>
+              <w:t xml:space="preserve">860</w:t>
+            </w:r>
+          </w:p>
+        </w:tc>
+        <w:tc>
+          <w:tcPr>
+            <w:tcW w:type="dxa" w:w="1438"/>
+            <w:tcBorders>
+              <w:top w:val="single" w:color="B8C0CC" w:sz="4"/>
+              <w:left w:val="single" w:color="B8C0CC" w:sz="4"/>
+              <w:bottom w:val="single" w:color="B8C0CC" w:sz="4"/>
+              <w:right w:val="single" w:color="B8C0CC" w:sz="4"/>
+            </w:tcBorders>
+            <w:shd w:fill="F2F4F7" w:color="auto" w:val="clear"/>
+            <w:tcMar>
+              <w:top w:type="dxa" w:w="60"/>
+              <w:left w:type="dxa" w:w="90"/>
+              <w:bottom w:type="dxa" w:w="60"/>
+              <w:right w:type="dxa" w:w="90"/>
+            </w:tcMar>
+            <w:vAlign w:val="center"/>
+          </w:tcPr>
+          <w:p>
+            <w:pPr>
+              <w:spacing w:after="0"/>
+            </w:pPr>
+            <w:r>
+              <w:rPr>
+                <w:rFonts w:ascii="Arial" w:cs="Arial" w:eastAsia="Arial" w:hAnsi="Arial"/>
+                <w:b w:val="false"/>
+                <w:bCs w:val="false"/>
+                <w:sz w:val="18"/>
+                <w:szCs w:val="18"/>
+              </w:rPr>
+              <w:t xml:space="preserve">-56%</w:t>
+            </w:r>
+          </w:p>
+        </w:tc>
+      </w:tr>
+      <w:tr>
+        <w:trPr>
+          <w:cantSplit/>
+        </w:trPr>
+        <w:tc>
+          <w:tcPr>
+            <w:tcW w:type="dxa" w:w="3200"/>
+            <w:tcBorders>
+              <w:top w:val="single" w:color="B8C0CC" w:sz="4"/>
+              <w:left w:val="single" w:color="B8C0CC" w:sz="4"/>
+              <w:bottom w:val="single" w:color="B8C0CC" w:sz="4"/>
+              <w:right w:val="single" w:color="B8C0CC" w:sz="4"/>
+            </w:tcBorders>
+            <w:tcMar>
+              <w:top w:type="dxa" w:w="60"/>
+              <w:left w:type="dxa" w:w="90"/>
+              <w:bottom w:type="dxa" w:w="60"/>
+              <w:right w:type="dxa" w:w="90"/>
+            </w:tcMar>
+            <w:vAlign w:val="center"/>
+          </w:tcPr>
+          <w:p>
+            <w:pPr>
+              <w:spacing w:after="0"/>
+            </w:pPr>
+            <w:r>
+              <w:rPr>
+                <w:rFonts w:ascii="Arial" w:cs="Arial" w:eastAsia="Arial" w:hAnsi="Arial"/>
+                <w:b w:val="false"/>
+                <w:bCs w:val="false"/>
+                <w:sz w:val="18"/>
+                <w:szCs w:val="18"/>
+              </w:rPr>
+              <w:t xml:space="preserve">GET /api/analytics/trend</w:t>
+            </w:r>
+          </w:p>
+        </w:tc>
+        <w:tc>
+          <w:tcPr>
+            <w:tcW w:type="dxa" w:w="2000"/>
+            <w:tcBorders>
+              <w:top w:val="single" w:color="B8C0CC" w:sz="4"/>
+              <w:left w:val="single" w:color="B8C0CC" w:sz="4"/>
+              <w:bottom w:val="single" w:color="B8C0CC" w:sz="4"/>
+              <w:right w:val="single" w:color="B8C0CC" w:sz="4"/>
+            </w:tcBorders>
+            <w:tcMar>
+              <w:top w:type="dxa" w:w="60"/>
+              <w:left w:type="dxa" w:w="90"/>
+              <w:bottom w:type="dxa" w:w="60"/>
+              <w:right w:type="dxa" w:w="90"/>
+            </w:tcMar>
+            <w:vAlign w:val="center"/>
+          </w:tcPr>
+          <w:p>
+            <w:pPr>
+              <w:spacing w:after="0"/>
+            </w:pPr>
+            <w:r>
+              <w:rPr>
+                <w:rFonts w:ascii="Arial" w:cs="Arial" w:eastAsia="Arial" w:hAnsi="Arial"/>
+                <w:b w:val="false"/>
+                <w:bCs w:val="false"/>
+                <w:sz w:val="18"/>
+                <w:szCs w:val="18"/>
+              </w:rPr>
+              <w:t xml:space="preserve">1974</w:t>
+            </w:r>
+          </w:p>
+        </w:tc>
+        <w:tc>
+          <w:tcPr>
+            <w:tcW w:type="dxa" w:w="1500"/>
+            <w:tcBorders>
+              <w:top w:val="single" w:color="B8C0CC" w:sz="4"/>
+              <w:left w:val="single" w:color="B8C0CC" w:sz="4"/>
+              <w:bottom w:val="single" w:color="B8C0CC" w:sz="4"/>
+              <w:right w:val="single" w:color="B8C0CC" w:sz="4"/>
+            </w:tcBorders>
+            <w:tcMar>
+              <w:top w:type="dxa" w:w="60"/>
+              <w:left w:type="dxa" w:w="90"/>
+              <w:bottom w:type="dxa" w:w="60"/>
+              <w:right w:type="dxa" w:w="90"/>
+            </w:tcMar>
+            <w:vAlign w:val="center"/>
+          </w:tcPr>
+          <w:p>
+            <w:pPr>
+              <w:spacing w:after="0"/>
+            </w:pPr>
+            <w:r>
+              <w:rPr>
+                <w:rFonts w:ascii="Arial" w:cs="Arial" w:eastAsia="Arial" w:hAnsi="Arial"/>
+                <w:b w:val="false"/>
+                <w:bCs w:val="false"/>
+                <w:sz w:val="18"/>
+                <w:szCs w:val="18"/>
+              </w:rPr>
+              <w:t xml:space="preserve">2276</w:t>
+            </w:r>
+          </w:p>
+        </w:tc>
+        <w:tc>
+          <w:tcPr>
+            <w:tcW w:type="dxa" w:w="1500"/>
+            <w:tcBorders>
+              <w:top w:val="single" w:color="B8C0CC" w:sz="4"/>
+              <w:left w:val="single" w:color="B8C0CC" w:sz="4"/>
+              <w:bottom w:val="single" w:color="B8C0CC" w:sz="4"/>
+              <w:right w:val="single" w:color="B8C0CC" w:sz="4"/>
+            </w:tcBorders>
+            <w:tcMar>
+              <w:top w:type="dxa" w:w="60"/>
+              <w:left w:type="dxa" w:w="90"/>
+              <w:bottom w:type="dxa" w:w="60"/>
+              <w:right w:type="dxa" w:w="90"/>
+            </w:tcMar>
+            <w:vAlign w:val="center"/>
+          </w:tcPr>
+          <w:p>
+            <w:pPr>
+              <w:spacing w:after="0"/>
+            </w:pPr>
+            <w:r>
+              <w:rPr>
+                <w:rFonts w:ascii="Arial" w:cs="Arial" w:eastAsia="Arial" w:hAnsi="Arial"/>
+                <w:b w:val="false"/>
+                <w:bCs w:val="false"/>
+                <w:sz w:val="18"/>
+                <w:szCs w:val="18"/>
+              </w:rPr>
+              <w:t xml:space="preserve">904</w:t>
+            </w:r>
+          </w:p>
+        </w:tc>
+        <w:tc>
+          <w:tcPr>
+            <w:tcW w:type="dxa" w:w="1438"/>
+            <w:tcBorders>
+              <w:top w:val="single" w:color="B8C0CC" w:sz="4"/>
+              <w:left w:val="single" w:color="B8C0CC" w:sz="4"/>
+              <w:bottom w:val="single" w:color="B8C0CC" w:sz="4"/>
+              <w:right w:val="single" w:color="B8C0CC" w:sz="4"/>
+            </w:tcBorders>
+            <w:tcMar>
+              <w:top w:type="dxa" w:w="60"/>
+              <w:left w:type="dxa" w:w="90"/>
+              <w:bottom w:type="dxa" w:w="60"/>
+              <w:right w:type="dxa" w:w="90"/>
+            </w:tcMar>
+            <w:vAlign w:val="center"/>
+          </w:tcPr>
+          <w:p>
+            <w:pPr>
+              <w:spacing w:after="0"/>
+            </w:pPr>
+            <w:r>
+              <w:rPr>
+                <w:rFonts w:ascii="Arial" w:cs="Arial" w:eastAsia="Arial" w:hAnsi="Arial"/>
+                <w:b w:val="false"/>
+                <w:bCs w:val="false"/>
+                <w:sz w:val="18"/>
+                <w:szCs w:val="18"/>
+              </w:rPr>
+              <w:t xml:space="preserve">-54%</w:t>
+            </w:r>
+          </w:p>
+        </w:tc>
+      </w:tr>
+      <w:tr>
+        <w:trPr>
+          <w:cantSplit/>
+        </w:trPr>
+        <w:tc>
+          <w:tcPr>
+            <w:tcW w:type="dxa" w:w="3200"/>
+            <w:tcBorders>
+              <w:top w:val="single" w:color="B8C0CC" w:sz="4"/>
+              <w:left w:val="single" w:color="B8C0CC" w:sz="4"/>
+              <w:bottom w:val="single" w:color="B8C0CC" w:sz="4"/>
+              <w:right w:val="single" w:color="B8C0CC" w:sz="4"/>
+            </w:tcBorders>
+            <w:shd w:fill="F2F4F7" w:color="auto" w:val="clear"/>
+            <w:tcMar>
+              <w:top w:type="dxa" w:w="60"/>
+              <w:left w:type="dxa" w:w="90"/>
+              <w:bottom w:type="dxa" w:w="60"/>
+              <w:right w:type="dxa" w:w="90"/>
+            </w:tcMar>
+            <w:vAlign w:val="center"/>
+          </w:tcPr>
+          <w:p>
+            <w:pPr>
+              <w:spacing w:after="0"/>
+            </w:pPr>
+            <w:r>
+              <w:rPr>
+                <w:rFonts w:ascii="Arial" w:cs="Arial" w:eastAsia="Arial" w:hAnsi="Arial"/>
+                <w:b w:val="false"/>
+                <w:bCs w:val="false"/>
+                <w:sz w:val="18"/>
+                <w:szCs w:val="18"/>
+              </w:rPr>
+              <w:t xml:space="preserve">GET /api/reports</w:t>
+            </w:r>
+          </w:p>
+        </w:tc>
+        <w:tc>
+          <w:tcPr>
+            <w:tcW w:type="dxa" w:w="2000"/>
+            <w:tcBorders>
+              <w:top w:val="single" w:color="B8C0CC" w:sz="4"/>
+              <w:left w:val="single" w:color="B8C0CC" w:sz="4"/>
+              <w:bottom w:val="single" w:color="B8C0CC" w:sz="4"/>
+              <w:right w:val="single" w:color="B8C0CC" w:sz="4"/>
+            </w:tcBorders>
+            <w:shd w:fill="F2F4F7" w:color="auto" w:val="clear"/>
+            <w:tcMar>
+              <w:top w:type="dxa" w:w="60"/>
+              <w:left w:type="dxa" w:w="90"/>
+              <w:bottom w:type="dxa" w:w="60"/>
+              <w:right w:type="dxa" w:w="90"/>
+            </w:tcMar>
+            <w:vAlign w:val="center"/>
+          </w:tcPr>
+          <w:p>
+            <w:pPr>
+              <w:spacing w:after="0"/>
+            </w:pPr>
+            <w:r>
+              <w:rPr>
+                <w:rFonts w:ascii="Arial" w:cs="Arial" w:eastAsia="Arial" w:hAnsi="Arial"/>
+                <w:b w:val="false"/>
+                <w:bCs w:val="false"/>
+                <w:sz w:val="18"/>
+                <w:szCs w:val="18"/>
+              </w:rPr>
+              <w:t xml:space="preserve">1296</w:t>
+            </w:r>
+          </w:p>
+        </w:tc>
+        <w:tc>
+          <w:tcPr>
+            <w:tcW w:type="dxa" w:w="1500"/>
+            <w:tcBorders>
+              <w:top w:val="single" w:color="B8C0CC" w:sz="4"/>
+              <w:left w:val="single" w:color="B8C0CC" w:sz="4"/>
+              <w:bottom w:val="single" w:color="B8C0CC" w:sz="4"/>
+              <w:right w:val="single" w:color="B8C0CC" w:sz="4"/>
+            </w:tcBorders>
+            <w:shd w:fill="F2F4F7" w:color="auto" w:val="clear"/>
+            <w:tcMar>
+              <w:top w:type="dxa" w:w="60"/>
+              <w:left w:type="dxa" w:w="90"/>
+              <w:bottom w:type="dxa" w:w="60"/>
+              <w:right w:type="dxa" w:w="90"/>
+            </w:tcMar>
+            <w:vAlign w:val="center"/>
+          </w:tcPr>
+          <w:p>
+            <w:pPr>
+              <w:spacing w:after="0"/>
+            </w:pPr>
+            <w:r>
+              <w:rPr>
+                <w:rFonts w:ascii="Arial" w:cs="Arial" w:eastAsia="Arial" w:hAnsi="Arial"/>
+                <w:b w:val="false"/>
+                <w:bCs w:val="false"/>
+                <w:sz w:val="18"/>
+                <w:szCs w:val="18"/>
+              </w:rPr>
+              <w:t xml:space="preserve">1260</w:t>
+            </w:r>
+          </w:p>
+        </w:tc>
+        <w:tc>
+          <w:tcPr>
+            <w:tcW w:type="dxa" w:w="1500"/>
+            <w:tcBorders>
+              <w:top w:val="single" w:color="B8C0CC" w:sz="4"/>
+              <w:left w:val="single" w:color="B8C0CC" w:sz="4"/>
+              <w:bottom w:val="single" w:color="B8C0CC" w:sz="4"/>
+              <w:right w:val="single" w:color="B8C0CC" w:sz="4"/>
+            </w:tcBorders>
+            <w:shd w:fill="F2F4F7" w:color="auto" w:val="clear"/>
+            <w:tcMar>
+              <w:top w:type="dxa" w:w="60"/>
+              <w:left w:type="dxa" w:w="90"/>
+              <w:bottom w:type="dxa" w:w="60"/>
+              <w:right w:type="dxa" w:w="90"/>
+            </w:tcMar>
+            <w:vAlign w:val="center"/>
+          </w:tcPr>
+          <w:p>
+            <w:pPr>
+              <w:spacing w:after="0"/>
+            </w:pPr>
+            <w:r>
+              <w:rPr>
+                <w:rFonts w:ascii="Arial" w:cs="Arial" w:eastAsia="Arial" w:hAnsi="Arial"/>
+                <w:b w:val="false"/>
+                <w:bCs w:val="false"/>
+                <w:sz w:val="18"/>
+                <w:szCs w:val="18"/>
+              </w:rPr>
+              <w:t xml:space="preserve">1196</w:t>
+            </w:r>
+          </w:p>
+        </w:tc>
+        <w:tc>
+          <w:tcPr>
+            <w:tcW w:type="dxa" w:w="1438"/>
+            <w:tcBorders>
+              <w:top w:val="single" w:color="B8C0CC" w:sz="4"/>
+              <w:left w:val="single" w:color="B8C0CC" w:sz="4"/>
+              <w:bottom w:val="single" w:color="B8C0CC" w:sz="4"/>
+              <w:right w:val="single" w:color="B8C0CC" w:sz="4"/>
+            </w:tcBorders>
+            <w:shd w:fill="F2F4F7" w:color="auto" w:val="clear"/>
+            <w:tcMar>
+              <w:top w:type="dxa" w:w="60"/>
+              <w:left w:type="dxa" w:w="90"/>
+              <w:bottom w:type="dxa" w:w="60"/>
+              <w:right w:type="dxa" w:w="90"/>
+            </w:tcMar>
+            <w:vAlign w:val="center"/>
+          </w:tcPr>
+          <w:p>
+            <w:pPr>
+              <w:spacing w:after="0"/>
+            </w:pPr>
+            <w:r>
+              <w:rPr>
+                <w:rFonts w:ascii="Arial" w:cs="Arial" w:eastAsia="Arial" w:hAnsi="Arial"/>
+                <w:b w:val="false"/>
+                <w:bCs w:val="false"/>
+                <w:sz w:val="18"/>
+                <w:szCs w:val="18"/>
+              </w:rPr>
+              <w:t xml:space="preserve">-8%</w:t>
+            </w:r>
+          </w:p>
+        </w:tc>
+      </w:tr>
+    </w:tbl>
+    <w:p>
+      <w:pPr>
+        <w:spacing w:after="80" w:line="288"/>
+      </w:pPr>
+      <w:r>
+        <w:rPr>
+          <w:rFonts w:ascii="Arial" w:cs="Arial" w:eastAsia="Arial" w:hAnsi="Arial"/>
+          <w:sz w:val="21"/>
+          <w:szCs w:val="21"/>
+        </w:rPr>
+        <w:t xml:space="preserve"/>
+      </w:r>
+    </w:p>
+    <w:p>
+      <w:pPr>
+        <w:pStyle w:val="ListParagraph"/>
+        <w:numPr>
+          <w:ilvl w:val="0"/>
+          <w:numId w:val="2"/>
+        </w:numPr>
+        <w:spacing w:after="60" w:line="276"/>
+      </w:pPr>
+      <w:r>
+        <w:rPr>
+          <w:rFonts w:ascii="Arial" w:cs="Arial" w:eastAsia="Arial" w:hAnsi="Arial"/>
+          <w:sz w:val="21"/>
+          <w:szCs w:val="21"/>
+        </w:rPr>
+        <w:t xml:space="preserve">The average dropped by 54% to 77% for the cached endpoints. The first call after any change (a write, or 5 minutes without one) is still 2 to 3.6 seconds because it goes to the database.</w:t>
+      </w:r>
+    </w:p>
+    <w:p>
+      <w:pPr>
+        <w:pStyle w:val="ListParagraph"/>
+        <w:numPr>
+          <w:ilvl w:val="0"/>
+          <w:numId w:val="2"/>
+        </w:numPr>
+        <w:spacing w:after="60" w:line="276"/>
+      </w:pPr>
+      <w:r>
+        <w:rPr>
+          <w:rFonts w:ascii="Arial" w:cs="Arial" w:eastAsia="Arial" w:hAnsi="Arial"/>
+          <w:sz w:val="21"/>
+          <w:szCs w:val="21"/>
+        </w:rPr>
+        <w:t xml:space="preserve">A cached response is still 0.7 to 1.2 seconds. Five calls to a protected endpoint that never touches the database (a 401 answer) took 0.5 to 0.8 seconds each from this laptop, so most of that time is network distance to Render's servers, not application work.</w:t>
+      </w:r>
+    </w:p>
+    <w:p>
+      <w:pPr>
+        <w:pStyle w:val="ListParagraph"/>
+        <w:numPr>
+          <w:ilvl w:val="0"/>
+          <w:numId w:val="2"/>
+        </w:numPr>
+        <w:spacing w:after="60" w:line="276"/>
+      </w:pPr>
+      <w:r>
+        <w:rPr>
+          <w:rFonts w:ascii="Arial" w:cs="Arial" w:eastAsia="Arial" w:hAnsi="Arial"/>
+          <w:sz w:val="21"/>
+          <w:szCs w:val="21"/>
+        </w:rPr>
+        <w:t xml:space="preserve">A local run of the backend against Neon (removing the Render hop) before and after: average of 6 calls, jobs 2730 ms to 189 ms, dashboard 1891 ms to 308 ms, companies 2174 ms to 343 ms. First call to /api/jobs: 3065 ms to 1094 ms, which shows the effect of the query batching alone.</w:t>
+      </w:r>
+    </w:p>
+    <w:p>
+      <w:pPr>
+        <w:pStyle w:val="ListParagraph"/>
+        <w:numPr>
+          <w:ilvl w:val="0"/>
+          <w:numId w:val="2"/>
+        </w:numPr>
+        <w:spacing w:after="60" w:line="276"/>
+      </w:pPr>
+      <w:r>
+        <w:rPr>
+          <w:rFonts w:ascii="Arial" w:cs="Arial" w:eastAsia="Arial" w:hAnsi="Arial"/>
+          <w:sz w:val="21"/>
+          <w:szCs w:val="21"/>
+        </w:rPr>
+        <w:t xml:space="preserve">The target of under 1 second is met for most cached calls but not for the first call after a change, so D-01 is marked partly fixed. The remaining fix is to move the Render service to the Singapore region, next to the Neon database. Render does not allow changing the region of an existing service, so this means creating the service again.</w:t>
+      </w:r>
+    </w:p>
+    <w:p>
+      <w:pPr>
+        <w:pStyle w:val="Heading2"/>
+      </w:pPr>
+      <w:r>
+        <w:rPr>
+          <w:rFonts w:ascii="Arial" w:cs="Arial" w:eastAsia="Arial" w:hAnsi="Arial"/>
+        </w:rPr>
+        <w:t xml:space="preserve">13.4 Live system re-check</w:t>
+      </w:r>
+    </w:p>
+    <w:tbl>
+      <w:tblPr>
+        <w:tblW w:type="dxa" w:w="9638"/>
+        <w:tblBorders>
+          <w:top w:val="single" w:color="auto" w:sz="4"/>
+          <w:left w:val="single" w:color="auto" w:sz="4"/>
+          <w:bottom w:val="single" w:color="auto" w:sz="4"/>
+          <w:right w:val="single" w:color="auto" w:sz="4"/>
+          <w:insideH w:val="single" w:color="auto" w:sz="4"/>
+          <w:insideV w:val="single" w:color="auto" w:sz="4"/>
+        </w:tblBorders>
+      </w:tblPr>
+      <w:tblGrid>
+        <w:gridCol w:w="4200"/>
+        <w:gridCol w:w="3600"/>
+        <w:gridCol w:w="1838"/>
+      </w:tblGrid>
+      <w:tr>
+        <w:trPr>
+          <w:tblHeader/>
+        </w:trPr>
+        <w:tc>
+          <w:tcPr>
+            <w:tcW w:type="dxa" w:w="4200"/>
+            <w:tcBorders>
+              <w:top w:val="single" w:color="B8C0CC" w:sz="4"/>
+              <w:left w:val="single" w:color="B8C0CC" w:sz="4"/>
+              <w:bottom w:val="single" w:color="B8C0CC" w:sz="4"/>
+              <w:right w:val="single" w:color="B8C0CC" w:sz="4"/>
+            </w:tcBorders>
+            <w:shd w:fill="1F3A5F" w:color="auto" w:val="clear"/>
+            <w:tcMar>
+              <w:top w:type="dxa" w:w="60"/>
+              <w:left w:type="dxa" w:w="90"/>
+              <w:bottom w:type="dxa" w:w="60"/>
+              <w:right w:type="dxa" w:w="90"/>
+            </w:tcMar>
+            <w:vAlign w:val="center"/>
+          </w:tcPr>
+          <w:p>
+            <w:pPr>
+              <w:spacing w:after="0"/>
+            </w:pPr>
+            <w:r>
+              <w:rPr>
+                <w:rFonts w:ascii="Arial" w:cs="Arial" w:eastAsia="Arial" w:hAnsi="Arial"/>
+                <w:b/>
+                <w:bCs/>
+                <w:color w:val="FFFFFF"/>
+                <w:sz w:val="18"/>
+                <w:szCs w:val="18"/>
+              </w:rPr>
+              <w:t xml:space="preserve">Check on the live system</w:t>
+            </w:r>
+          </w:p>
+        </w:tc>
+        <w:tc>
+          <w:tcPr>
+            <w:tcW w:type="dxa" w:w="3600"/>
+            <w:tcBorders>
+              <w:top w:val="single" w:color="B8C0CC" w:sz="4"/>
+              <w:left w:val="single" w:color="B8C0CC" w:sz="4"/>
+              <w:bottom w:val="single" w:color="B8C0CC" w:sz="4"/>
+              <w:right w:val="single" w:color="B8C0CC" w:sz="4"/>
+            </w:tcBorders>
+            <w:shd w:fill="1F3A5F" w:color="auto" w:val="clear"/>
+            <w:tcMar>
+              <w:top w:type="dxa" w:w="60"/>
+              <w:left w:type="dxa" w:w="90"/>
+              <w:bottom w:type="dxa" w:w="60"/>
+              <w:right w:type="dxa" w:w="90"/>
+            </w:tcMar>
+            <w:vAlign w:val="center"/>
+          </w:tcPr>
+          <w:p>
+            <w:pPr>
+              <w:spacing w:after="0"/>
+            </w:pPr>
+            <w:r>
+              <w:rPr>
+                <w:rFonts w:ascii="Arial" w:cs="Arial" w:eastAsia="Arial" w:hAnsi="Arial"/>
+                <w:b/>
+                <w:bCs/>
+                <w:color w:val="FFFFFF"/>
+                <w:sz w:val="18"/>
+                <w:szCs w:val="18"/>
+              </w:rPr>
+              <w:t xml:space="preserve">Result</w:t>
+            </w:r>
+          </w:p>
+        </w:tc>
+        <w:tc>
+          <w:tcPr>
+            <w:tcW w:type="dxa" w:w="1838"/>
+            <w:tcBorders>
+              <w:top w:val="single" w:color="B8C0CC" w:sz="4"/>
+              <w:left w:val="single" w:color="B8C0CC" w:sz="4"/>
+              <w:bottom w:val="single" w:color="B8C0CC" w:sz="4"/>
+              <w:right w:val="single" w:color="B8C0CC" w:sz="4"/>
+            </w:tcBorders>
+            <w:shd w:fill="1F3A5F" w:color="auto" w:val="clear"/>
+            <w:tcMar>
+              <w:top w:type="dxa" w:w="60"/>
+              <w:left w:type="dxa" w:w="90"/>
+              <w:bottom w:type="dxa" w:w="60"/>
+              <w:right w:type="dxa" w:w="90"/>
+            </w:tcMar>
+            <w:vAlign w:val="center"/>
+          </w:tcPr>
+          <w:p>
+            <w:pPr>
+              <w:spacing w:after="0"/>
+            </w:pPr>
+            <w:r>
+              <w:rPr>
+                <w:rFonts w:ascii="Arial" w:cs="Arial" w:eastAsia="Arial" w:hAnsi="Arial"/>
+                <w:b/>
+                <w:bCs/>
+                <w:color w:val="FFFFFF"/>
+                <w:sz w:val="18"/>
+                <w:szCs w:val="18"/>
+              </w:rPr>
+              <w:t xml:space="preserve">Status</w:t>
+            </w:r>
+          </w:p>
+        </w:tc>
+      </w:tr>
+      <w:tr>
+        <w:trPr>
+          <w:cantSplit/>
+        </w:trPr>
+        <w:tc>
+          <w:tcPr>
+            <w:tcW w:type="dxa" w:w="4200"/>
+            <w:tcBorders>
+              <w:top w:val="single" w:color="B8C0CC" w:sz="4"/>
+              <w:left w:val="single" w:color="B8C0CC" w:sz="4"/>
+              <w:bottom w:val="single" w:color="B8C0CC" w:sz="4"/>
+              <w:right w:val="single" w:color="B8C0CC" w:sz="4"/>
+            </w:tcBorders>
+            <w:tcMar>
+              <w:top w:type="dxa" w:w="60"/>
+              <w:left w:type="dxa" w:w="90"/>
+              <w:bottom w:type="dxa" w:w="60"/>
+              <w:right w:type="dxa" w:w="90"/>
+            </w:tcMar>
+            <w:vAlign w:val="center"/>
+          </w:tcPr>
+          <w:p>
+            <w:pPr>
+              <w:spacing w:after="0"/>
+            </w:pPr>
+            <w:r>
+              <w:rPr>
+                <w:rFonts w:ascii="Arial" w:cs="Arial" w:eastAsia="Arial" w:hAnsi="Arial"/>
+                <w:b w:val="false"/>
+                <w:bCs w:val="false"/>
+                <w:sz w:val="18"/>
+                <w:szCs w:val="18"/>
+              </w:rPr>
+              <w:t xml:space="preserve">Admin login with the demo password</w:t>
+            </w:r>
+          </w:p>
+        </w:tc>
+        <w:tc>
+          <w:tcPr>
+            <w:tcW w:type="dxa" w:w="3600"/>
+            <w:tcBorders>
+              <w:top w:val="single" w:color="B8C0CC" w:sz="4"/>
+              <w:left w:val="single" w:color="B8C0CC" w:sz="4"/>
+              <w:bottom w:val="single" w:color="B8C0CC" w:sz="4"/>
+              <w:right w:val="single" w:color="B8C0CC" w:sz="4"/>
+            </w:tcBorders>
+            <w:tcMar>
+              <w:top w:type="dxa" w:w="60"/>
+              <w:left w:type="dxa" w:w="90"/>
+              <w:bottom w:type="dxa" w:w="60"/>
+              <w:right w:type="dxa" w:w="90"/>
+            </w:tcMar>
+            <w:vAlign w:val="center"/>
+          </w:tcPr>
+          <w:p>
+            <w:pPr>
+              <w:spacing w:after="0"/>
+            </w:pPr>
+            <w:r>
+              <w:rPr>
+                <w:rFonts w:ascii="Arial" w:cs="Arial" w:eastAsia="Arial" w:hAnsi="Arial"/>
+                <w:b w:val="false"/>
+                <w:bCs w:val="false"/>
+                <w:sz w:val="18"/>
+                <w:szCs w:val="18"/>
+              </w:rPr>
+              <w:t xml:space="preserve">200 with a token</w:t>
+            </w:r>
+          </w:p>
+        </w:tc>
+        <w:tc>
+          <w:tcPr>
+            <w:tcW w:type="dxa" w:w="1838"/>
+            <w:tcBorders>
+              <w:top w:val="single" w:color="B8C0CC" w:sz="4"/>
+              <w:left w:val="single" w:color="B8C0CC" w:sz="4"/>
+              <w:bottom w:val="single" w:color="B8C0CC" w:sz="4"/>
+              <w:right w:val="single" w:color="B8C0CC" w:sz="4"/>
+            </w:tcBorders>
+            <w:shd w:fill="E3F4E8" w:color="auto" w:val="clear"/>
+            <w:tcMar>
+              <w:top w:type="dxa" w:w="60"/>
+              <w:left w:type="dxa" w:w="90"/>
+              <w:bottom w:type="dxa" w:w="60"/>
+              <w:right w:type="dxa" w:w="90"/>
+            </w:tcMar>
+            <w:vAlign w:val="center"/>
+          </w:tcPr>
+          <w:p>
+            <w:pPr>
+              <w:spacing w:after="0"/>
+            </w:pPr>
+            <w:r>
+              <w:rPr>
+                <w:rFonts w:ascii="Arial" w:cs="Arial" w:eastAsia="Arial" w:hAnsi="Arial"/>
+                <w:b/>
+                <w:bCs/>
+                <w:sz w:val="18"/>
+                <w:szCs w:val="18"/>
+              </w:rPr>
+              <w:t xml:space="preserve">Pass</w:t>
+            </w:r>
+          </w:p>
+        </w:tc>
+      </w:tr>
+      <w:tr>
+        <w:trPr>
+          <w:cantSplit/>
+        </w:trPr>
+        <w:tc>
+          <w:tcPr>
+            <w:tcW w:type="dxa" w:w="4200"/>
+            <w:tcBorders>
+              <w:top w:val="single" w:color="B8C0CC" w:sz="4"/>
+              <w:left w:val="single" w:color="B8C0CC" w:sz="4"/>
+              <w:bottom w:val="single" w:color="B8C0CC" w:sz="4"/>
+              <w:right w:val="single" w:color="B8C0CC" w:sz="4"/>
+            </w:tcBorders>
+            <w:shd w:fill="F2F4F7" w:color="auto" w:val="clear"/>
+            <w:tcMar>
+              <w:top w:type="dxa" w:w="60"/>
+              <w:left w:type="dxa" w:w="90"/>
+              <w:bottom w:type="dxa" w:w="60"/>
+              <w:right w:type="dxa" w:w="90"/>
+            </w:tcMar>
+            <w:vAlign w:val="center"/>
+          </w:tcPr>
+          <w:p>
+            <w:pPr>
+              <w:spacing w:after="0"/>
+            </w:pPr>
+            <w:r>
+              <w:rPr>
+                <w:rFonts w:ascii="Arial" w:cs="Arial" w:eastAsia="Arial" w:hAnsi="Arial"/>
+                <w:b w:val="false"/>
+                <w:bCs w:val="false"/>
+                <w:sz w:val="18"/>
+                <w:szCs w:val="18"/>
+              </w:rPr>
+              <w:t xml:space="preserve">Upload a file named malware.exe</w:t>
+            </w:r>
+          </w:p>
+        </w:tc>
+        <w:tc>
+          <w:tcPr>
+            <w:tcW w:type="dxa" w:w="3600"/>
+            <w:tcBorders>
+              <w:top w:val="single" w:color="B8C0CC" w:sz="4"/>
+              <w:left w:val="single" w:color="B8C0CC" w:sz="4"/>
+              <w:bottom w:val="single" w:color="B8C0CC" w:sz="4"/>
+              <w:right w:val="single" w:color="B8C0CC" w:sz="4"/>
+            </w:tcBorders>
+            <w:shd w:fill="F2F4F7" w:color="auto" w:val="clear"/>
+            <w:tcMar>
+              <w:top w:type="dxa" w:w="60"/>
+              <w:left w:type="dxa" w:w="90"/>
+              <w:bottom w:type="dxa" w:w="60"/>
+              <w:right w:type="dxa" w:w="90"/>
+            </w:tcMar>
+            <w:vAlign w:val="center"/>
+          </w:tcPr>
+          <w:p>
+            <w:pPr>
+              <w:spacing w:after="0"/>
+            </w:pPr>
+            <w:r>
+              <w:rPr>
+                <w:rFonts w:ascii="Arial" w:cs="Arial" w:eastAsia="Arial" w:hAnsi="Arial"/>
+                <w:b w:val="false"/>
+                <w:bCs w:val="false"/>
+                <w:sz w:val="18"/>
+                <w:szCs w:val="18"/>
+              </w:rPr>
+              <w:t xml:space="preserve">400 Bad Request</w:t>
+            </w:r>
+          </w:p>
+        </w:tc>
+        <w:tc>
+          <w:tcPr>
+            <w:tcW w:type="dxa" w:w="1838"/>
+            <w:tcBorders>
+              <w:top w:val="single" w:color="B8C0CC" w:sz="4"/>
+              <w:left w:val="single" w:color="B8C0CC" w:sz="4"/>
+              <w:bottom w:val="single" w:color="B8C0CC" w:sz="4"/>
+              <w:right w:val="single" w:color="B8C0CC" w:sz="4"/>
+            </w:tcBorders>
+            <w:shd w:fill="E3F4E8" w:color="auto" w:val="clear"/>
+            <w:tcMar>
+              <w:top w:type="dxa" w:w="60"/>
+              <w:left w:type="dxa" w:w="90"/>
+              <w:bottom w:type="dxa" w:w="60"/>
+              <w:right w:type="dxa" w:w="90"/>
+            </w:tcMar>
+            <w:vAlign w:val="center"/>
+          </w:tcPr>
+          <w:p>
+            <w:pPr>
+              <w:spacing w:after="0"/>
+            </w:pPr>
+            <w:r>
+              <w:rPr>
+                <w:rFonts w:ascii="Arial" w:cs="Arial" w:eastAsia="Arial" w:hAnsi="Arial"/>
+                <w:b/>
+                <w:bCs/>
+                <w:sz w:val="18"/>
+                <w:szCs w:val="18"/>
+              </w:rPr>
+              <w:t xml:space="preserve">Pass</w:t>
+            </w:r>
+          </w:p>
+        </w:tc>
+      </w:tr>
+      <w:tr>
+        <w:trPr>
+          <w:cantSplit/>
+        </w:trPr>
+        <w:tc>
+          <w:tcPr>
+            <w:tcW w:type="dxa" w:w="4200"/>
+            <w:tcBorders>
+              <w:top w:val="single" w:color="B8C0CC" w:sz="4"/>
+              <w:left w:val="single" w:color="B8C0CC" w:sz="4"/>
+              <w:bottom w:val="single" w:color="B8C0CC" w:sz="4"/>
+              <w:right w:val="single" w:color="B8C0CC" w:sz="4"/>
+            </w:tcBorders>
+            <w:tcMar>
+              <w:top w:type="dxa" w:w="60"/>
+              <w:left w:type="dxa" w:w="90"/>
+              <w:bottom w:type="dxa" w:w="60"/>
+              <w:right w:type="dxa" w:w="90"/>
+            </w:tcMar>
+            <w:vAlign w:val="center"/>
+          </w:tcPr>
+          <w:p>
+            <w:pPr>
+              <w:spacing w:after="0"/>
+            </w:pPr>
+            <w:r>
+              <w:rPr>
+                <w:rFonts w:ascii="Arial" w:cs="Arial" w:eastAsia="Arial" w:hAnsi="Arial"/>
+                <w:b w:val="false"/>
+                <w:bCs w:val="false"/>
+                <w:sz w:val="18"/>
+                <w:szCs w:val="18"/>
+              </w:rPr>
+              <w:t xml:space="preserve">Create a job with min 10 and max 2 years</w:t>
+            </w:r>
+          </w:p>
+        </w:tc>
+        <w:tc>
+          <w:tcPr>
+            <w:tcW w:type="dxa" w:w="3600"/>
+            <w:tcBorders>
+              <w:top w:val="single" w:color="B8C0CC" w:sz="4"/>
+              <w:left w:val="single" w:color="B8C0CC" w:sz="4"/>
+              <w:bottom w:val="single" w:color="B8C0CC" w:sz="4"/>
+              <w:right w:val="single" w:color="B8C0CC" w:sz="4"/>
+            </w:tcBorders>
+            <w:tcMar>
+              <w:top w:type="dxa" w:w="60"/>
+              <w:left w:type="dxa" w:w="90"/>
+              <w:bottom w:type="dxa" w:w="60"/>
+              <w:right w:type="dxa" w:w="90"/>
+            </w:tcMar>
+            <w:vAlign w:val="center"/>
+          </w:tcPr>
+          <w:p>
+            <w:pPr>
+              <w:spacing w:after="0"/>
+            </w:pPr>
+            <w:r>
+              <w:rPr>
+                <w:rFonts w:ascii="Arial" w:cs="Arial" w:eastAsia="Arial" w:hAnsi="Arial"/>
+                <w:b w:val="false"/>
+                <w:bCs w:val="false"/>
+                <w:sz w:val="18"/>
+                <w:szCs w:val="18"/>
+              </w:rPr>
+              <w:t xml:space="preserve">400 Bad Request</w:t>
+            </w:r>
+          </w:p>
+        </w:tc>
+        <w:tc>
+          <w:tcPr>
+            <w:tcW w:type="dxa" w:w="1838"/>
+            <w:tcBorders>
+              <w:top w:val="single" w:color="B8C0CC" w:sz="4"/>
+              <w:left w:val="single" w:color="B8C0CC" w:sz="4"/>
+              <w:bottom w:val="single" w:color="B8C0CC" w:sz="4"/>
+              <w:right w:val="single" w:color="B8C0CC" w:sz="4"/>
+            </w:tcBorders>
+            <w:shd w:fill="E3F4E8" w:color="auto" w:val="clear"/>
+            <w:tcMar>
+              <w:top w:type="dxa" w:w="60"/>
+              <w:left w:type="dxa" w:w="90"/>
+              <w:bottom w:type="dxa" w:w="60"/>
+              <w:right w:type="dxa" w:w="90"/>
+            </w:tcMar>
+            <w:vAlign w:val="center"/>
+          </w:tcPr>
+          <w:p>
+            <w:pPr>
+              <w:spacing w:after="0"/>
+            </w:pPr>
+            <w:r>
+              <w:rPr>
+                <w:rFonts w:ascii="Arial" w:cs="Arial" w:eastAsia="Arial" w:hAnsi="Arial"/>
+                <w:b/>
+                <w:bCs/>
+                <w:sz w:val="18"/>
+                <w:szCs w:val="18"/>
+              </w:rPr>
+              <w:t xml:space="preserve">Pass</w:t>
+            </w:r>
+          </w:p>
+        </w:tc>
+      </w:tr>
+      <w:tr>
+        <w:trPr>
+          <w:cantSplit/>
+        </w:trPr>
+        <w:tc>
+          <w:tcPr>
+            <w:tcW w:type="dxa" w:w="4200"/>
+            <w:tcBorders>
+              <w:top w:val="single" w:color="B8C0CC" w:sz="4"/>
+              <w:left w:val="single" w:color="B8C0CC" w:sz="4"/>
+              <w:bottom w:val="single" w:color="B8C0CC" w:sz="4"/>
+              <w:right w:val="single" w:color="B8C0CC" w:sz="4"/>
+            </w:tcBorders>
+            <w:shd w:fill="F2F4F7" w:color="auto" w:val="clear"/>
+            <w:tcMar>
+              <w:top w:type="dxa" w:w="60"/>
+              <w:left w:type="dxa" w:w="90"/>
+              <w:bottom w:type="dxa" w:w="60"/>
+              <w:right w:type="dxa" w:w="90"/>
+            </w:tcMar>
+            <w:vAlign w:val="center"/>
+          </w:tcPr>
+          <w:p>
+            <w:pPr>
+              <w:spacing w:after="0"/>
+            </w:pPr>
+            <w:r>
+              <w:rPr>
+                <w:rFonts w:ascii="Arial" w:cs="Arial" w:eastAsia="Arial" w:hAnsi="Arial"/>
+                <w:b w:val="false"/>
+                <w:bCs w:val="false"/>
+                <w:sz w:val="18"/>
+                <w:szCs w:val="18"/>
+              </w:rPr>
+              <w:t xml:space="preserve">Repeated wrong passwords for one email</w:t>
+            </w:r>
+          </w:p>
+        </w:tc>
+        <w:tc>
+          <w:tcPr>
+            <w:tcW w:type="dxa" w:w="3600"/>
+            <w:tcBorders>
+              <w:top w:val="single" w:color="B8C0CC" w:sz="4"/>
+              <w:left w:val="single" w:color="B8C0CC" w:sz="4"/>
+              <w:bottom w:val="single" w:color="B8C0CC" w:sz="4"/>
+              <w:right w:val="single" w:color="B8C0CC" w:sz="4"/>
+            </w:tcBorders>
+            <w:shd w:fill="F2F4F7" w:color="auto" w:val="clear"/>
+            <w:tcMar>
+              <w:top w:type="dxa" w:w="60"/>
+              <w:left w:type="dxa" w:w="90"/>
+              <w:bottom w:type="dxa" w:w="60"/>
+              <w:right w:type="dxa" w:w="90"/>
+            </w:tcMar>
+            <w:vAlign w:val="center"/>
+          </w:tcPr>
+          <w:p>
+            <w:pPr>
+              <w:spacing w:after="0"/>
+            </w:pPr>
+            <w:r>
+              <w:rPr>
+                <w:rFonts w:ascii="Arial" w:cs="Arial" w:eastAsia="Arial" w:hAnsi="Arial"/>
+                <w:b w:val="false"/>
+                <w:bCs w:val="false"/>
+                <w:sz w:val="18"/>
+                <w:szCs w:val="18"/>
+              </w:rPr>
+              <w:t xml:space="preserve">401 for each attempt, then 429 Too Many Requests</w:t>
+            </w:r>
+          </w:p>
+        </w:tc>
+        <w:tc>
+          <w:tcPr>
+            <w:tcW w:type="dxa" w:w="1838"/>
+            <w:tcBorders>
+              <w:top w:val="single" w:color="B8C0CC" w:sz="4"/>
+              <w:left w:val="single" w:color="B8C0CC" w:sz="4"/>
+              <w:bottom w:val="single" w:color="B8C0CC" w:sz="4"/>
+              <w:right w:val="single" w:color="B8C0CC" w:sz="4"/>
+            </w:tcBorders>
+            <w:shd w:fill="E3F4E8" w:color="auto" w:val="clear"/>
+            <w:tcMar>
+              <w:top w:type="dxa" w:w="60"/>
+              <w:left w:type="dxa" w:w="90"/>
+              <w:bottom w:type="dxa" w:w="60"/>
+              <w:right w:type="dxa" w:w="90"/>
+            </w:tcMar>
+            <w:vAlign w:val="center"/>
+          </w:tcPr>
+          <w:p>
+            <w:pPr>
+              <w:spacing w:after="0"/>
+            </w:pPr>
+            <w:r>
+              <w:rPr>
+                <w:rFonts w:ascii="Arial" w:cs="Arial" w:eastAsia="Arial" w:hAnsi="Arial"/>
+                <w:b/>
+                <w:bCs/>
+                <w:sz w:val="18"/>
+                <w:szCs w:val="18"/>
+              </w:rPr>
+              <w:t xml:space="preserve">Pass</w:t>
+            </w:r>
+          </w:p>
+        </w:tc>
+      </w:tr>
+      <w:tr>
+        <w:trPr>
+          <w:cantSplit/>
+        </w:trPr>
+        <w:tc>
+          <w:tcPr>
+            <w:tcW w:type="dxa" w:w="4200"/>
+            <w:tcBorders>
+              <w:top w:val="single" w:color="B8C0CC" w:sz="4"/>
+              <w:left w:val="single" w:color="B8C0CC" w:sz="4"/>
+              <w:bottom w:val="single" w:color="B8C0CC" w:sz="4"/>
+              <w:right w:val="single" w:color="B8C0CC" w:sz="4"/>
+            </w:tcBorders>
+            <w:tcMar>
+              <w:top w:type="dxa" w:w="60"/>
+              <w:left w:type="dxa" w:w="90"/>
+              <w:bottom w:type="dxa" w:w="60"/>
+              <w:right w:type="dxa" w:w="90"/>
+            </w:tcMar>
+            <w:vAlign w:val="center"/>
+          </w:tcPr>
+          <w:p>
+            <w:pPr>
+              <w:spacing w:after="0"/>
+            </w:pPr>
+            <w:r>
+              <w:rPr>
+                <w:rFonts w:ascii="Arial" w:cs="Arial" w:eastAsia="Arial" w:hAnsi="Arial"/>
+                <w:b w:val="false"/>
+                <w:bCs w:val="false"/>
+                <w:sz w:val="18"/>
+                <w:szCs w:val="18"/>
+              </w:rPr>
+              <w:t xml:space="preserve">Phone width (390 px) after login</w:t>
+            </w:r>
+          </w:p>
+        </w:tc>
+        <w:tc>
+          <w:tcPr>
+            <w:tcW w:type="dxa" w:w="3600"/>
+            <w:tcBorders>
+              <w:top w:val="single" w:color="B8C0CC" w:sz="4"/>
+              <w:left w:val="single" w:color="B8C0CC" w:sz="4"/>
+              <w:bottom w:val="single" w:color="B8C0CC" w:sz="4"/>
+              <w:right w:val="single" w:color="B8C0CC" w:sz="4"/>
+            </w:tcBorders>
+            <w:tcMar>
+              <w:top w:type="dxa" w:w="60"/>
+              <w:left w:type="dxa" w:w="90"/>
+              <w:bottom w:type="dxa" w:w="60"/>
+              <w:right w:type="dxa" w:w="90"/>
+            </w:tcMar>
+            <w:vAlign w:val="center"/>
+          </w:tcPr>
+          <w:p>
+            <w:pPr>
+              <w:spacing w:after="0"/>
+            </w:pPr>
+            <w:r>
+              <w:rPr>
+                <w:rFonts w:ascii="Arial" w:cs="Arial" w:eastAsia="Arial" w:hAnsi="Arial"/>
+                <w:b w:val="false"/>
+                <w:bCs w:val="false"/>
+                <w:sz w:val="18"/>
+                <w:szCs w:val="18"/>
+              </w:rPr>
+              <w:t xml:space="preserve">Menu button in header; sidebar opens as a drawer; cards fit</w:t>
+            </w:r>
+          </w:p>
+        </w:tc>
+        <w:tc>
+          <w:tcPr>
+            <w:tcW w:type="dxa" w:w="1838"/>
+            <w:tcBorders>
+              <w:top w:val="single" w:color="B8C0CC" w:sz="4"/>
+              <w:left w:val="single" w:color="B8C0CC" w:sz="4"/>
+              <w:bottom w:val="single" w:color="B8C0CC" w:sz="4"/>
+              <w:right w:val="single" w:color="B8C0CC" w:sz="4"/>
+            </w:tcBorders>
+            <w:shd w:fill="E3F4E8" w:color="auto" w:val="clear"/>
+            <w:tcMar>
+              <w:top w:type="dxa" w:w="60"/>
+              <w:left w:type="dxa" w:w="90"/>
+              <w:bottom w:type="dxa" w:w="60"/>
+              <w:right w:type="dxa" w:w="90"/>
+            </w:tcMar>
+            <w:vAlign w:val="center"/>
+          </w:tcPr>
+          <w:p>
+            <w:pPr>
+              <w:spacing w:after="0"/>
+            </w:pPr>
+            <w:r>
+              <w:rPr>
+                <w:rFonts w:ascii="Arial" w:cs="Arial" w:eastAsia="Arial" w:hAnsi="Arial"/>
+                <w:b/>
+                <w:bCs/>
+                <w:sz w:val="18"/>
+                <w:szCs w:val="18"/>
+              </w:rPr>
+              <w:t xml:space="preserve">Pass</w:t>
+            </w:r>
+          </w:p>
+        </w:tc>
+      </w:tr>
+      <w:tr>
+        <w:trPr>
+          <w:cantSplit/>
+        </w:trPr>
+        <w:tc>
+          <w:tcPr>
+            <w:tcW w:type="dxa" w:w="4200"/>
+            <w:tcBorders>
+              <w:top w:val="single" w:color="B8C0CC" w:sz="4"/>
+              <w:left w:val="single" w:color="B8C0CC" w:sz="4"/>
+              <w:bottom w:val="single" w:color="B8C0CC" w:sz="4"/>
+              <w:right w:val="single" w:color="B8C0CC" w:sz="4"/>
+            </w:tcBorders>
+            <w:shd w:fill="F2F4F7" w:color="auto" w:val="clear"/>
+            <w:tcMar>
+              <w:top w:type="dxa" w:w="60"/>
+              <w:left w:type="dxa" w:w="90"/>
+              <w:bottom w:type="dxa" w:w="60"/>
+              <w:right w:type="dxa" w:w="90"/>
+            </w:tcMar>
+            <w:vAlign w:val="center"/>
+          </w:tcPr>
+          <w:p>
+            <w:pPr>
+              <w:spacing w:after="0"/>
+            </w:pPr>
+            <w:r>
+              <w:rPr>
+                <w:rFonts w:ascii="Arial" w:cs="Arial" w:eastAsia="Arial" w:hAnsi="Arial"/>
+                <w:b w:val="false"/>
+                <w:bCs w:val="false"/>
+                <w:sz w:val="18"/>
+                <w:szCs w:val="18"/>
+              </w:rPr>
+              <w:t xml:space="preserve">Demo accounts shown on the deployed login page</w:t>
+            </w:r>
+          </w:p>
+        </w:tc>
+        <w:tc>
+          <w:tcPr>
+            <w:tcW w:type="dxa" w:w="3600"/>
+            <w:tcBorders>
+              <w:top w:val="single" w:color="B8C0CC" w:sz="4"/>
+              <w:left w:val="single" w:color="B8C0CC" w:sz="4"/>
+              <w:bottom w:val="single" w:color="B8C0CC" w:sz="4"/>
+              <w:right w:val="single" w:color="B8C0CC" w:sz="4"/>
+            </w:tcBorders>
+            <w:shd w:fill="F2F4F7" w:color="auto" w:val="clear"/>
+            <w:tcMar>
+              <w:top w:type="dxa" w:w="60"/>
+              <w:left w:type="dxa" w:w="90"/>
+              <w:bottom w:type="dxa" w:w="60"/>
+              <w:right w:type="dxa" w:w="90"/>
+            </w:tcMar>
+            <w:vAlign w:val="center"/>
+          </w:tcPr>
+          <w:p>
+            <w:pPr>
+              <w:spacing w:after="0"/>
+            </w:pPr>
+            <w:r>
+              <w:rPr>
+                <w:rFonts w:ascii="Arial" w:cs="Arial" w:eastAsia="Arial" w:hAnsi="Arial"/>
+                <w:b w:val="false"/>
+                <w:bCs w:val="false"/>
+                <w:sz w:val="18"/>
+                <w:szCs w:val="18"/>
+              </w:rPr>
+              <w:t xml:space="preserve">Yes, because the demo deployment sets the flag</w:t>
+            </w:r>
+          </w:p>
+        </w:tc>
+        <w:tc>
+          <w:tcPr>
+            <w:tcW w:type="dxa" w:w="1838"/>
+            <w:tcBorders>
+              <w:top w:val="single" w:color="B8C0CC" w:sz="4"/>
+              <w:left w:val="single" w:color="B8C0CC" w:sz="4"/>
+              <w:bottom w:val="single" w:color="B8C0CC" w:sz="4"/>
+              <w:right w:val="single" w:color="B8C0CC" w:sz="4"/>
+            </w:tcBorders>
+            <w:shd w:fill="E3F4E8" w:color="auto" w:val="clear"/>
+            <w:tcMar>
+              <w:top w:type="dxa" w:w="60"/>
+              <w:left w:type="dxa" w:w="90"/>
+              <w:bottom w:type="dxa" w:w="60"/>
+              <w:right w:type="dxa" w:w="90"/>
+            </w:tcMar>
+            <w:vAlign w:val="center"/>
+          </w:tcPr>
+          <w:p>
+            <w:pPr>
+              <w:spacing w:after="0"/>
+            </w:pPr>
+            <w:r>
+              <w:rPr>
+                <w:rFonts w:ascii="Arial" w:cs="Arial" w:eastAsia="Arial" w:hAnsi="Arial"/>
+                <w:b/>
+                <w:bCs/>
+                <w:sz w:val="18"/>
+                <w:szCs w:val="18"/>
+              </w:rPr>
+              <w:t xml:space="preserve">Pass (by design)</w:t>
+            </w:r>
+          </w:p>
+        </w:tc>
+      </w:tr>
+      <w:tr>
+        <w:trPr>
+          <w:cantSplit/>
+        </w:trPr>
+        <w:tc>
+          <w:tcPr>
+            <w:tcW w:type="dxa" w:w="4200"/>
+            <w:tcBorders>
+              <w:top w:val="single" w:color="B8C0CC" w:sz="4"/>
+              <w:left w:val="single" w:color="B8C0CC" w:sz="4"/>
+              <w:bottom w:val="single" w:color="B8C0CC" w:sz="4"/>
+              <w:right w:val="single" w:color="B8C0CC" w:sz="4"/>
+            </w:tcBorders>
+            <w:tcMar>
+              <w:top w:type="dxa" w:w="60"/>
+              <w:left w:type="dxa" w:w="90"/>
+              <w:bottom w:type="dxa" w:w="60"/>
+              <w:right w:type="dxa" w:w="90"/>
+            </w:tcMar>
+            <w:vAlign w:val="center"/>
+          </w:tcPr>
+          <w:p>
+            <w:pPr>
+              <w:spacing w:after="0"/>
+            </w:pPr>
+            <w:r>
+              <w:rPr>
+                <w:rFonts w:ascii="Arial" w:cs="Arial" w:eastAsia="Arial" w:hAnsi="Arial"/>
+                <w:b w:val="false"/>
+                <w:bCs w:val="false"/>
+                <w:sz w:val="18"/>
+                <w:szCs w:val="18"/>
+              </w:rPr>
+              <w:t xml:space="preserve">Backend starts with the generated JWT secret</w:t>
+            </w:r>
+          </w:p>
+        </w:tc>
+        <w:tc>
+          <w:tcPr>
+            <w:tcW w:type="dxa" w:w="3600"/>
+            <w:tcBorders>
+              <w:top w:val="single" w:color="B8C0CC" w:sz="4"/>
+              <w:left w:val="single" w:color="B8C0CC" w:sz="4"/>
+              <w:bottom w:val="single" w:color="B8C0CC" w:sz="4"/>
+              <w:right w:val="single" w:color="B8C0CC" w:sz="4"/>
+            </w:tcBorders>
+            <w:tcMar>
+              <w:top w:type="dxa" w:w="60"/>
+              <w:left w:type="dxa" w:w="90"/>
+              <w:bottom w:type="dxa" w:w="60"/>
+              <w:right w:type="dxa" w:w="90"/>
+            </w:tcMar>
+            <w:vAlign w:val="center"/>
+          </w:tcPr>
+          <w:p>
+            <w:pPr>
+              <w:spacing w:after="0"/>
+            </w:pPr>
+            <w:r>
+              <w:rPr>
+                <w:rFonts w:ascii="Arial" w:cs="Arial" w:eastAsia="Arial" w:hAnsi="Arial"/>
+                <w:b w:val="false"/>
+                <w:bCs w:val="false"/>
+                <w:sz w:val="18"/>
+                <w:szCs w:val="18"/>
+              </w:rPr>
+              <w:t xml:space="preserve">Yes: live logins work after the deployment</w:t>
+            </w:r>
+          </w:p>
+        </w:tc>
+        <w:tc>
+          <w:tcPr>
+            <w:tcW w:type="dxa" w:w="1838"/>
+            <w:tcBorders>
+              <w:top w:val="single" w:color="B8C0CC" w:sz="4"/>
+              <w:left w:val="single" w:color="B8C0CC" w:sz="4"/>
+              <w:bottom w:val="single" w:color="B8C0CC" w:sz="4"/>
+              <w:right w:val="single" w:color="B8C0CC" w:sz="4"/>
+            </w:tcBorders>
+            <w:shd w:fill="E3F4E8" w:color="auto" w:val="clear"/>
+            <w:tcMar>
+              <w:top w:type="dxa" w:w="60"/>
+              <w:left w:type="dxa" w:w="90"/>
+              <w:bottom w:type="dxa" w:w="60"/>
+              <w:right w:type="dxa" w:w="90"/>
+            </w:tcMar>
+            <w:vAlign w:val="center"/>
+          </w:tcPr>
+          <w:p>
+            <w:pPr>
+              <w:spacing w:after="0"/>
+            </w:pPr>
+            <w:r>
+              <w:rPr>
+                <w:rFonts w:ascii="Arial" w:cs="Arial" w:eastAsia="Arial" w:hAnsi="Arial"/>
+                <w:b/>
+                <w:bCs/>
+                <w:sz w:val="18"/>
+                <w:szCs w:val="18"/>
+              </w:rPr>
+              <w:t xml:space="preserve">Pass</w:t>
+            </w:r>
+          </w:p>
+        </w:tc>
+      </w:tr>
+    </w:tbl>
+    <w:p>
+      <w:pPr>
+        <w:spacing w:after="80" w:line="288"/>
+      </w:pPr>
+      <w:r>
+        <w:rPr>
+          <w:rFonts w:ascii="Arial" w:cs="Arial" w:eastAsia="Arial" w:hAnsi="Arial"/>
+          <w:sz w:val="21"/>
+          <w:szCs w:val="21"/>
+        </w:rPr>
+        <w:t xml:space="preserve"/>
+      </w:r>
+    </w:p>
+    <w:p>
+      <w:pPr>
+        <w:keepNext/>
+        <w:spacing w:after="60" w:before="120"/>
+        <w:jc w:val="center"/>
+      </w:pPr>
+      <w:r>
+        <w:drawing>
+          <wp:inline distT="0" distB="0" distL="0" distR="0">
+            <wp:extent cx="2190750" cy="4495800"/>
+            <wp:effectExtent t="0" r="0" b="0" l="0"/>
+            <wp:docPr id="1" name="after/38_live_mobile_dashboard.png" descr="Live system at 390 px: overview with a menu button, cards fit the screen" title="Live system at 390 px: overview with a menu button, cards fit the screen"/>
+            <wp:cNvGraphicFramePr>
+              <a:graphicFrameLocks xmlns:a="http://schemas.openxmlformats.org/drawingml/2006/main" noChangeAspect="1"/>
+            </wp:cNvGraphicFramePr>
+            <a:graphic xmlns:a="http://schemas.openxmlformats.org/drawingml/2006/main">
+              <a:graphicData uri="http://schemas.openxmlformats.org/drawingml/2006/picture">
+                <pic:pic xmlns:pic="http://schemas.openxmlformats.org/drawingml/2006/picture">
+                  <pic:nvPicPr>
+                    <pic:cNvPr id="0" name="" descr=""/>
+                    <pic:cNvPicPr>
+                      <a:picLocks noChangeAspect="1" noChangeArrowheads="1"/>
+                    </pic:cNvPicPr>
+                  </pic:nvPicPr>
+                  <pic:blipFill>
+                    <a:blip r:embed="rId23" cstate="none"/>
+                    <a:srcRect/>
+                    <a:stretch>
+                      <a:fillRect/>
+                    </a:stretch>
+                  </pic:blipFill>
+                  <pic:spPr bwMode="auto">
+                    <a:xfrm>
+                      <a:off x="0" y="0"/>
+                      <a:ext cx="2190750" cy="4495800"/>
+                    </a:xfrm>
+                    <a:prstGeom prst="rect">
+                      <a:avLst/>
+                    </a:prstGeom>
+                  </pic:spPr>
+                </pic:pic>
+              </a:graphicData>
+            </a:graphic>
+          </wp:inline>
+        </w:drawing>
+      </w:r>
+    </w:p>
+    <w:p>
+      <w:pPr>
+        <w:spacing w:after="200"/>
+        <w:jc w:val="center"/>
+      </w:pPr>
+      <w:r>
+        <w:rPr>
+          <w:rFonts w:ascii="Arial" w:cs="Arial" w:eastAsia="Arial" w:hAnsi="Arial"/>
+          <w:i/>
+          <w:iCs/>
+          <w:color w:val="4A5568"/>
+          <w:sz w:val="18"/>
+          <w:szCs w:val="18"/>
+        </w:rPr>
+        <w:t xml:space="preserve">Figure 15. Live system at 390 px: overview with a menu button, cards fit the screen</w:t>
+      </w:r>
+    </w:p>
+    <w:p>
+      <w:pPr>
+        <w:keepNext/>
+        <w:spacing w:after="60" w:before="120"/>
+        <w:jc w:val="center"/>
+      </w:pPr>
+      <w:r>
+        <w:drawing>
+          <wp:inline distT="0" distB="0" distL="0" distR="0">
+            <wp:extent cx="2190750" cy="4495800"/>
+            <wp:effectExtent t="0" r="0" b="0" l="0"/>
+            <wp:docPr id="1" name="after/39_live_mobile_menu.png" descr="Live system at 390 px: the sidebar as a slide-out menu" title="Live system at 390 px: the sidebar as a slide-out menu"/>
+            <wp:cNvGraphicFramePr>
+              <a:graphicFrameLocks xmlns:a="http://schemas.openxmlformats.org/drawingml/2006/main" noChangeAspect="1"/>
+            </wp:cNvGraphicFramePr>
+            <a:graphic xmlns:a="http://schemas.openxmlformats.org/drawingml/2006/main">
+              <a:graphicData uri="http://schemas.openxmlformats.org/drawingml/2006/picture">
+                <pic:pic xmlns:pic="http://schemas.openxmlformats.org/drawingml/2006/picture">
+                  <pic:nvPicPr>
+                    <pic:cNvPr id="0" name="" descr=""/>
+                    <pic:cNvPicPr>
+                      <a:picLocks noChangeAspect="1" noChangeArrowheads="1"/>
+                    </pic:cNvPicPr>
+                  </pic:nvPicPr>
+                  <pic:blipFill>
+                    <a:blip r:embed="rId24" cstate="none"/>
+                    <a:srcRect/>
+                    <a:stretch>
+                      <a:fillRect/>
+                    </a:stretch>
+                  </pic:blipFill>
+                  <pic:spPr bwMode="auto">
+                    <a:xfrm>
+                      <a:off x="0" y="0"/>
+                      <a:ext cx="2190750" cy="4495800"/>
+                    </a:xfrm>
+                    <a:prstGeom prst="rect">
+                      <a:avLst/>
+                    </a:prstGeom>
+                  </pic:spPr>
+                </pic:pic>
+              </a:graphicData>
+            </a:graphic>
+          </wp:inline>
+        </w:drawing>
+      </w:r>
+    </w:p>
+    <w:p>
+      <w:pPr>
+        <w:spacing w:after="200"/>
+        <w:jc w:val="center"/>
+      </w:pPr>
+      <w:r>
+        <w:rPr>
+          <w:rFonts w:ascii="Arial" w:cs="Arial" w:eastAsia="Arial" w:hAnsi="Arial"/>
+          <w:i/>
+          <w:iCs/>
+          <w:color w:val="4A5568"/>
+          <w:sz w:val="18"/>
+          <w:szCs w:val="18"/>
+        </w:rPr>
+        <w:t xml:space="preserve">Figure 16. Live system at 390 px: the sidebar as a slide-out menu</w:t>
+      </w:r>
+    </w:p>
+    <w:p>
+      <w:pPr>
+        <w:keepNext/>
+        <w:spacing w:after="60" w:before="120"/>
+        <w:jc w:val="center"/>
+      </w:pPr>
+      <w:r>
+        <w:drawing>
+          <wp:inline distT="0" distB="0" distL="0" distR="0">
+            <wp:extent cx="2190750" cy="4495800"/>
+            <wp:effectExtent t="0" r="0" b="0" l="0"/>
+            <wp:docPr id="1" name="after/30_login_no_demo.png" descr="Login page with the demo flag off: empty fields, no demo accounts" title="Login page with the demo flag off: empty fields, no demo accounts"/>
+            <wp:cNvGraphicFramePr>
+              <a:graphicFrameLocks xmlns:a="http://schemas.openxmlformats.org/drawingml/2006/main" noChangeAspect="1"/>
+            </wp:cNvGraphicFramePr>
+            <a:graphic xmlns:a="http://schemas.openxmlformats.org/drawingml/2006/main">
+              <a:graphicData uri="http://schemas.openxmlformats.org/drawingml/2006/picture">
+                <pic:pic xmlns:pic="http://schemas.openxmlformats.org/drawingml/2006/picture">
+                  <pic:nvPicPr>
+                    <pic:cNvPr id="0" name="" descr=""/>
+                    <pic:cNvPicPr>
+                      <a:picLocks noChangeAspect="1" noChangeArrowheads="1"/>
+                    </pic:cNvPicPr>
+                  </pic:nvPicPr>
+                  <pic:blipFill>
+                    <a:blip r:embed="rId25" cstate="none"/>
+                    <a:srcRect/>
+                    <a:stretch>
+                      <a:fillRect/>
+                    </a:stretch>
+                  </pic:blipFill>
+                  <pic:spPr bwMode="auto">
+                    <a:xfrm>
+                      <a:off x="0" y="0"/>
+                      <a:ext cx="2190750" cy="4495800"/>
+                    </a:xfrm>
+                    <a:prstGeom prst="rect">
+                      <a:avLst/>
+                    </a:prstGeom>
+                  </pic:spPr>
+                </pic:pic>
+              </a:graphicData>
+            </a:graphic>
+          </wp:inline>
+        </w:drawing>
+      </w:r>
+    </w:p>
+    <w:p>
+      <w:pPr>
+        <w:spacing w:after="200"/>
+        <w:jc w:val="center"/>
+      </w:pPr>
+      <w:r>
+        <w:rPr>
+          <w:rFonts w:ascii="Arial" w:cs="Arial" w:eastAsia="Arial" w:hAnsi="Arial"/>
+          <w:i/>
+          <w:iCs/>
+          <w:color w:val="4A5568"/>
+          <w:sz w:val="18"/>
+          <w:szCs w:val="18"/>
+        </w:rPr>
+        <w:t xml:space="preserve">Figure 17. Login page with the demo flag off: empty fields, no demo accounts</w:t>
+      </w:r>
+    </w:p>
+    <w:p>
+      <w:pPr>
+        <w:pStyle w:val="Heading2"/>
+      </w:pPr>
+      <w:r>
+        <w:rPr>
+          <w:rFonts w:ascii="Arial" w:cs="Arial" w:eastAsia="Arial" w:hAnsi="Arial"/>
+        </w:rPr>
+        <w:t xml:space="preserve">13.5 Remaining work</w:t>
+      </w:r>
+    </w:p>
+    <w:p>
+      <w:pPr>
+        <w:pStyle w:val="ListParagraph"/>
+        <w:numPr>
+          <w:ilvl w:val="0"/>
+          <w:numId w:val="2"/>
+        </w:numPr>
+        <w:spacing w:after="60" w:line="276"/>
+      </w:pPr>
+      <w:r>
+        <w:rPr>
+          <w:rFonts w:ascii="Arial" w:cs="Arial" w:eastAsia="Arial" w:hAnsi="Arial"/>
+          <w:sz w:val="21"/>
+          <w:szCs w:val="21"/>
+        </w:rPr>
+        <w:t xml:space="preserve">D-11: extract text from PDF and DOCX resumes. This is the most important open item for real use.</w:t>
+      </w:r>
+    </w:p>
+    <w:p>
+      <w:pPr>
+        <w:pStyle w:val="ListParagraph"/>
+        <w:numPr>
+          <w:ilvl w:val="0"/>
+          <w:numId w:val="2"/>
+        </w:numPr>
+        <w:spacing w:after="60" w:line="276"/>
+      </w:pPr>
+      <w:r>
+        <w:rPr>
+          <w:rFonts w:ascii="Arial" w:cs="Arial" w:eastAsia="Arial" w:hAnsi="Arial"/>
+          <w:sz w:val="21"/>
+          <w:szCs w:val="21"/>
+        </w:rPr>
+        <w:t xml:space="preserve">D-01: move the Render service to the Singapore region.</w:t>
+      </w:r>
+    </w:p>
+    <w:p>
+      <w:pPr>
+        <w:pStyle w:val="ListParagraph"/>
+        <w:numPr>
+          <w:ilvl w:val="0"/>
+          <w:numId w:val="2"/>
+        </w:numPr>
+        <w:spacing w:after="60" w:line="276"/>
+      </w:pPr>
+      <w:r>
+        <w:rPr>
+          <w:rFonts w:ascii="Arial" w:cs="Arial" w:eastAsia="Arial" w:hAnsi="Arial"/>
+          <w:sz w:val="21"/>
+          <w:szCs w:val="21"/>
+        </w:rPr>
+        <w:t xml:space="preserve">Run the beta round with real users (Section 8.2), and test Firefox, Safari, tablet size and accessibility (Section 9.3).</w:t>
+      </w:r>
+    </w:p>
+    <w:p>
+      <w:pPr>
+        <w:pStyle w:val="ListParagraph"/>
+        <w:numPr>
+          <w:ilvl w:val="0"/>
+          <w:numId w:val="2"/>
+        </w:numPr>
+        <w:spacing w:after="60" w:line="276"/>
+      </w:pPr>
+      <w:r>
+        <w:rPr>
+          <w:rFonts w:ascii="Arial" w:cs="Arial" w:eastAsia="Arial" w:hAnsi="Arial"/>
+          <w:sz w:val="21"/>
+          <w:szCs w:val="21"/>
+        </w:rPr>
+        <w:t xml:space="preserve">Add a GitHub Actions workflow to run the 94 tests on every push.</w:t>
+      </w:r>
+    </w:p>
+    <w:p>
+      <w:pPr>
+        <w:pStyle w:val="ListParagraph"/>
+        <w:numPr>
+          <w:ilvl w:val="0"/>
+          <w:numId w:val="2"/>
+        </w:numPr>
+        <w:spacing w:after="60" w:line="276"/>
+      </w:pPr>
+      <w:r>
+        <w:rPr>
+          <w:rFonts w:ascii="Arial" w:cs="Arial" w:eastAsia="Arial" w:hAnsi="Arial"/>
+          <w:sz w:val="21"/>
+          <w:szCs w:val="21"/>
+        </w:rPr>
+        <w:t xml:space="preserve">Reset the Neon database password that was shared in chat.</w:t>
+      </w:r>
+    </w:p>
+    <w:p>
+      <w:pPr>
+        <w:pStyle w:val="Heading2"/>
+      </w:pPr>
+      <w:r>
+        <w:rPr>
+          <w:rFonts w:ascii="Arial" w:cs="Arial" w:eastAsia="Arial" w:hAnsi="Arial"/>
+        </w:rPr>
+        <w:t xml:space="preserve">13.6 Release</w:t>
+      </w:r>
+    </w:p>
+    <w:p>
+      <w:pPr>
+        <w:spacing w:after="120" w:line="288"/>
+      </w:pPr>
+      <w:r>
+        <w:rPr>
+          <w:rFonts w:ascii="Arial" w:cs="Arial" w:eastAsia="Arial" w:hAnsi="Arial"/>
+          <w:sz w:val="21"/>
+          <w:szCs w:val="21"/>
+        </w:rPr>
+        <w:t xml:space="preserve">Version 2.0 was released on 20 September 2026: branch fix/defects merged into v2 and main, tag v2.0. Version 1 (mock-data prototype) remains on branch v1 with tag v1.0, and the pre-fix build on tag v2.0-beta. Live frontend: hiring-intelligence-eight.vercel.app. Live backend: hiring-intelligence-api.onrender.com.</w:t>
+      </w:r>
+    </w:p>
+    <w:p>
+      <w:pPr>
+        <w:pStyle w:val="Heading1"/>
+        <w:pageBreakBefore/>
+      </w:pPr>
+      <w:r>
+        <w:rPr>
+          <w:rFonts w:ascii="Arial" w:cs="Arial" w:eastAsia="Arial" w:hAnsi="Arial"/>
+        </w:rPr>
         <w:t xml:space="preserve">Appendix A. How to Re-Run the Tests</w:t>
       </w:r>
     </w:p>
@@ -39326,7 +44962,7 @@
                 <w:sz w:val="18"/>
                 <w:szCs w:val="18"/>
               </w:rPr>
-              <w:t xml:space="preserve">backend/src/test/java/com/hiringintelligence/ (screening, security, web)</w:t>
+              <w:t xml:space="preserve">backend/src/test/java/com/hiringintelligence/ (screening, security, service, web)</w:t>
             </w:r>
           </w:p>
         </w:tc>
@@ -39786,7 +45422,7 @@
                     </pic:cNvPicPr>
                   </pic:nvPicPr>
                   <pic:blipFill>
-                    <a:blip r:embed="rId20" cstate="none"/>
+                    <a:blip r:embed="rId26" cstate="none"/>
                     <a:srcRect/>
                     <a:stretch>
                       <a:fillRect/>
@@ -39822,7 +45458,7 @@
           <w:sz w:val="18"/>
           <w:szCs w:val="18"/>
         </w:rPr>
-        <w:t xml:space="preserve">Figure 12. Client Companies</w:t>
+        <w:t xml:space="preserve">Figure 18. Client Companies</w:t>
       </w:r>
     </w:p>
     <w:p>
@@ -39850,7 +45486,7 @@
                     </pic:cNvPicPr>
                   </pic:nvPicPr>
                   <pic:blipFill>
-                    <a:blip r:embed="rId21" cstate="none"/>
+                    <a:blip r:embed="rId27" cstate="none"/>
                     <a:srcRect/>
                     <a:stretch>
                       <a:fillRect/>
@@ -39886,7 +45522,7 @@
           <w:sz w:val="18"/>
           <w:szCs w:val="18"/>
         </w:rPr>
-        <w:t xml:space="preserve">Figure 13. Client company detail</w:t>
+        <w:t xml:space="preserve">Figure 19. Client company detail</w:t>
       </w:r>
     </w:p>
     <w:p>
@@ -39901,390 +45537,6 @@
             <wp:extent cx="4953000" cy="2905125"/>
             <wp:effectExtent t="0" r="0" b="0" l="0"/>
             <wp:docPr id="1" name="05_ingest.png" descr="Resume Ingestion" title="Resume Ingestion"/>
-            <wp:cNvGraphicFramePr>
-              <a:graphicFrameLocks xmlns:a="http://schemas.openxmlformats.org/drawingml/2006/main" noChangeAspect="1"/>
-            </wp:cNvGraphicFramePr>
-            <a:graphic xmlns:a="http://schemas.openxmlformats.org/drawingml/2006/main">
-              <a:graphicData uri="http://schemas.openxmlformats.org/drawingml/2006/picture">
-                <pic:pic xmlns:pic="http://schemas.openxmlformats.org/drawingml/2006/picture">
-                  <pic:nvPicPr>
-                    <pic:cNvPr id="0" name="" descr=""/>
-                    <pic:cNvPicPr>
-                      <a:picLocks noChangeAspect="1" noChangeArrowheads="1"/>
-                    </pic:cNvPicPr>
-                  </pic:nvPicPr>
-                  <pic:blipFill>
-                    <a:blip r:embed="rId22" cstate="none"/>
-                    <a:srcRect/>
-                    <a:stretch>
-                      <a:fillRect/>
-                    </a:stretch>
-                  </pic:blipFill>
-                  <pic:spPr bwMode="auto">
-                    <a:xfrm>
-                      <a:off x="0" y="0"/>
-                      <a:ext cx="4953000" cy="2905125"/>
-                    </a:xfrm>
-                    <a:prstGeom prst="rect">
-                      <a:avLst/>
-                    </a:prstGeom>
-                  </pic:spPr>
-                </pic:pic>
-              </a:graphicData>
-            </a:graphic>
-          </wp:inline>
-        </w:drawing>
-      </w:r>
-    </w:p>
-    <w:p>
-      <w:pPr>
-        <w:spacing w:after="200"/>
-        <w:jc w:val="center"/>
-      </w:pPr>
-      <w:r>
-        <w:rPr>
-          <w:rFonts w:ascii="Arial" w:cs="Arial" w:eastAsia="Arial" w:hAnsi="Arial"/>
-          <w:i/>
-          <w:iCs/>
-          <w:color w:val="4A5568"/>
-          <w:sz w:val="18"/>
-          <w:szCs w:val="18"/>
-        </w:rPr>
-        <w:t xml:space="preserve">Figure 14. Resume Ingestion</w:t>
-      </w:r>
-    </w:p>
-    <w:p>
-      <w:pPr>
-        <w:keepNext/>
-        <w:spacing w:after="60" w:before="120"/>
-        <w:jc w:val="center"/>
-      </w:pPr>
-      <w:r>
-        <w:drawing>
-          <wp:inline distT="0" distB="0" distL="0" distR="0">
-            <wp:extent cx="4953000" cy="2905125"/>
-            <wp:effectExtent t="0" r="0" b="0" l="0"/>
-            <wp:docPr id="1" name="06_candidate_pool.png" descr="Candidate Pool" title="Candidate Pool"/>
-            <wp:cNvGraphicFramePr>
-              <a:graphicFrameLocks xmlns:a="http://schemas.openxmlformats.org/drawingml/2006/main" noChangeAspect="1"/>
-            </wp:cNvGraphicFramePr>
-            <a:graphic xmlns:a="http://schemas.openxmlformats.org/drawingml/2006/main">
-              <a:graphicData uri="http://schemas.openxmlformats.org/drawingml/2006/picture">
-                <pic:pic xmlns:pic="http://schemas.openxmlformats.org/drawingml/2006/picture">
-                  <pic:nvPicPr>
-                    <pic:cNvPr id="0" name="" descr=""/>
-                    <pic:cNvPicPr>
-                      <a:picLocks noChangeAspect="1" noChangeArrowheads="1"/>
-                    </pic:cNvPicPr>
-                  </pic:nvPicPr>
-                  <pic:blipFill>
-                    <a:blip r:embed="rId23" cstate="none"/>
-                    <a:srcRect/>
-                    <a:stretch>
-                      <a:fillRect/>
-                    </a:stretch>
-                  </pic:blipFill>
-                  <pic:spPr bwMode="auto">
-                    <a:xfrm>
-                      <a:off x="0" y="0"/>
-                      <a:ext cx="4953000" cy="2905125"/>
-                    </a:xfrm>
-                    <a:prstGeom prst="rect">
-                      <a:avLst/>
-                    </a:prstGeom>
-                  </pic:spPr>
-                </pic:pic>
-              </a:graphicData>
-            </a:graphic>
-          </wp:inline>
-        </w:drawing>
-      </w:r>
-    </w:p>
-    <w:p>
-      <w:pPr>
-        <w:spacing w:after="200"/>
-        <w:jc w:val="center"/>
-      </w:pPr>
-      <w:r>
-        <w:rPr>
-          <w:rFonts w:ascii="Arial" w:cs="Arial" w:eastAsia="Arial" w:hAnsi="Arial"/>
-          <w:i/>
-          <w:iCs/>
-          <w:color w:val="4A5568"/>
-          <w:sz w:val="18"/>
-          <w:szCs w:val="18"/>
-        </w:rPr>
-        <w:t xml:space="preserve">Figure 15. Candidate Pool</w:t>
-      </w:r>
-    </w:p>
-    <w:p>
-      <w:pPr>
-        <w:keepNext/>
-        <w:spacing w:after="60" w:before="120"/>
-        <w:jc w:val="center"/>
-      </w:pPr>
-      <w:r>
-        <w:drawing>
-          <wp:inline distT="0" distB="0" distL="0" distR="0">
-            <wp:extent cx="4953000" cy="3267075"/>
-            <wp:effectExtent t="0" r="0" b="0" l="0"/>
-            <wp:docPr id="1" name="12_candidate_profile.png" descr="Candidate profile" title="Candidate profile"/>
-            <wp:cNvGraphicFramePr>
-              <a:graphicFrameLocks xmlns:a="http://schemas.openxmlformats.org/drawingml/2006/main" noChangeAspect="1"/>
-            </wp:cNvGraphicFramePr>
-            <a:graphic xmlns:a="http://schemas.openxmlformats.org/drawingml/2006/main">
-              <a:graphicData uri="http://schemas.openxmlformats.org/drawingml/2006/picture">
-                <pic:pic xmlns:pic="http://schemas.openxmlformats.org/drawingml/2006/picture">
-                  <pic:nvPicPr>
-                    <pic:cNvPr id="0" name="" descr=""/>
-                    <pic:cNvPicPr>
-                      <a:picLocks noChangeAspect="1" noChangeArrowheads="1"/>
-                    </pic:cNvPicPr>
-                  </pic:nvPicPr>
-                  <pic:blipFill>
-                    <a:blip r:embed="rId24" cstate="none"/>
-                    <a:srcRect/>
-                    <a:stretch>
-                      <a:fillRect/>
-                    </a:stretch>
-                  </pic:blipFill>
-                  <pic:spPr bwMode="auto">
-                    <a:xfrm>
-                      <a:off x="0" y="0"/>
-                      <a:ext cx="4953000" cy="3267075"/>
-                    </a:xfrm>
-                    <a:prstGeom prst="rect">
-                      <a:avLst/>
-                    </a:prstGeom>
-                  </pic:spPr>
-                </pic:pic>
-              </a:graphicData>
-            </a:graphic>
-          </wp:inline>
-        </w:drawing>
-      </w:r>
-    </w:p>
-    <w:p>
-      <w:pPr>
-        <w:spacing w:after="200"/>
-        <w:jc w:val="center"/>
-      </w:pPr>
-      <w:r>
-        <w:rPr>
-          <w:rFonts w:ascii="Arial" w:cs="Arial" w:eastAsia="Arial" w:hAnsi="Arial"/>
-          <w:i/>
-          <w:iCs/>
-          <w:color w:val="4A5568"/>
-          <w:sz w:val="18"/>
-          <w:szCs w:val="18"/>
-        </w:rPr>
-        <w:t xml:space="preserve">Figure 16. Candidate profile</w:t>
-      </w:r>
-    </w:p>
-    <w:p>
-      <w:pPr>
-        <w:keepNext/>
-        <w:spacing w:after="60" w:before="120"/>
-        <w:jc w:val="center"/>
-      </w:pPr>
-      <w:r>
-        <w:drawing>
-          <wp:inline distT="0" distB="0" distL="0" distR="0">
-            <wp:extent cx="4953000" cy="2905125"/>
-            <wp:effectExtent t="0" r="0" b="0" l="0"/>
-            <wp:docPr id="1" name="07_jobs.png" descr="All Jobs" title="All Jobs"/>
-            <wp:cNvGraphicFramePr>
-              <a:graphicFrameLocks xmlns:a="http://schemas.openxmlformats.org/drawingml/2006/main" noChangeAspect="1"/>
-            </wp:cNvGraphicFramePr>
-            <a:graphic xmlns:a="http://schemas.openxmlformats.org/drawingml/2006/main">
-              <a:graphicData uri="http://schemas.openxmlformats.org/drawingml/2006/picture">
-                <pic:pic xmlns:pic="http://schemas.openxmlformats.org/drawingml/2006/picture">
-                  <pic:nvPicPr>
-                    <pic:cNvPr id="0" name="" descr=""/>
-                    <pic:cNvPicPr>
-                      <a:picLocks noChangeAspect="1" noChangeArrowheads="1"/>
-                    </pic:cNvPicPr>
-                  </pic:nvPicPr>
-                  <pic:blipFill>
-                    <a:blip r:embed="rId25" cstate="none"/>
-                    <a:srcRect/>
-                    <a:stretch>
-                      <a:fillRect/>
-                    </a:stretch>
-                  </pic:blipFill>
-                  <pic:spPr bwMode="auto">
-                    <a:xfrm>
-                      <a:off x="0" y="0"/>
-                      <a:ext cx="4953000" cy="2905125"/>
-                    </a:xfrm>
-                    <a:prstGeom prst="rect">
-                      <a:avLst/>
-                    </a:prstGeom>
-                  </pic:spPr>
-                </pic:pic>
-              </a:graphicData>
-            </a:graphic>
-          </wp:inline>
-        </w:drawing>
-      </w:r>
-    </w:p>
-    <w:p>
-      <w:pPr>
-        <w:spacing w:after="200"/>
-        <w:jc w:val="center"/>
-      </w:pPr>
-      <w:r>
-        <w:rPr>
-          <w:rFonts w:ascii="Arial" w:cs="Arial" w:eastAsia="Arial" w:hAnsi="Arial"/>
-          <w:i/>
-          <w:iCs/>
-          <w:color w:val="4A5568"/>
-          <w:sz w:val="18"/>
-          <w:szCs w:val="18"/>
-        </w:rPr>
-        <w:t xml:space="preserve">Figure 17. All Jobs</w:t>
-      </w:r>
-    </w:p>
-    <w:p>
-      <w:pPr>
-        <w:keepNext/>
-        <w:spacing w:after="60" w:before="120"/>
-        <w:jc w:val="center"/>
-      </w:pPr>
-      <w:r>
-        <w:drawing>
-          <wp:inline distT="0" distB="0" distL="0" distR="0">
-            <wp:extent cx="4953000" cy="3267075"/>
-            <wp:effectExtent t="0" r="0" b="0" l="0"/>
-            <wp:docPr id="1" name="11_job_shortlist.png" descr="Job and ranked shortlist (Machine Learning Engineer), highest match score first" title="Job and ranked shortlist (Machine Learning Engineer), highest match score first"/>
-            <wp:cNvGraphicFramePr>
-              <a:graphicFrameLocks xmlns:a="http://schemas.openxmlformats.org/drawingml/2006/main" noChangeAspect="1"/>
-            </wp:cNvGraphicFramePr>
-            <a:graphic xmlns:a="http://schemas.openxmlformats.org/drawingml/2006/main">
-              <a:graphicData uri="http://schemas.openxmlformats.org/drawingml/2006/picture">
-                <pic:pic xmlns:pic="http://schemas.openxmlformats.org/drawingml/2006/picture">
-                  <pic:nvPicPr>
-                    <pic:cNvPr id="0" name="" descr=""/>
-                    <pic:cNvPicPr>
-                      <a:picLocks noChangeAspect="1" noChangeArrowheads="1"/>
-                    </pic:cNvPicPr>
-                  </pic:nvPicPr>
-                  <pic:blipFill>
-                    <a:blip r:embed="rId26" cstate="none"/>
-                    <a:srcRect/>
-                    <a:stretch>
-                      <a:fillRect/>
-                    </a:stretch>
-                  </pic:blipFill>
-                  <pic:spPr bwMode="auto">
-                    <a:xfrm>
-                      <a:off x="0" y="0"/>
-                      <a:ext cx="4953000" cy="3267075"/>
-                    </a:xfrm>
-                    <a:prstGeom prst="rect">
-                      <a:avLst/>
-                    </a:prstGeom>
-                  </pic:spPr>
-                </pic:pic>
-              </a:graphicData>
-            </a:graphic>
-          </wp:inline>
-        </w:drawing>
-      </w:r>
-    </w:p>
-    <w:p>
-      <w:pPr>
-        <w:spacing w:after="200"/>
-        <w:jc w:val="center"/>
-      </w:pPr>
-      <w:r>
-        <w:rPr>
-          <w:rFonts w:ascii="Arial" w:cs="Arial" w:eastAsia="Arial" w:hAnsi="Arial"/>
-          <w:i/>
-          <w:iCs/>
-          <w:color w:val="4A5568"/>
-          <w:sz w:val="18"/>
-          <w:szCs w:val="18"/>
-        </w:rPr>
-        <w:t xml:space="preserve">Figure 18. Job and ranked shortlist (Machine Learning Engineer), highest match score first</w:t>
-      </w:r>
-    </w:p>
-    <w:p>
-      <w:pPr>
-        <w:keepNext/>
-        <w:spacing w:after="60" w:before="120"/>
-        <w:jc w:val="center"/>
-      </w:pPr>
-      <w:r>
-        <w:drawing>
-          <wp:inline distT="0" distB="0" distL="0" distR="0">
-            <wp:extent cx="4953000" cy="2905125"/>
-            <wp:effectExtent t="0" r="0" b="0" l="0"/>
-            <wp:docPr id="1" name="10_new_job_form.png" descr="New job form" title="New job form"/>
-            <wp:cNvGraphicFramePr>
-              <a:graphicFrameLocks xmlns:a="http://schemas.openxmlformats.org/drawingml/2006/main" noChangeAspect="1"/>
-            </wp:cNvGraphicFramePr>
-            <a:graphic xmlns:a="http://schemas.openxmlformats.org/drawingml/2006/main">
-              <a:graphicData uri="http://schemas.openxmlformats.org/drawingml/2006/picture">
-                <pic:pic xmlns:pic="http://schemas.openxmlformats.org/drawingml/2006/picture">
-                  <pic:nvPicPr>
-                    <pic:cNvPr id="0" name="" descr=""/>
-                    <pic:cNvPicPr>
-                      <a:picLocks noChangeAspect="1" noChangeArrowheads="1"/>
-                    </pic:cNvPicPr>
-                  </pic:nvPicPr>
-                  <pic:blipFill>
-                    <a:blip r:embed="rId27" cstate="none"/>
-                    <a:srcRect/>
-                    <a:stretch>
-                      <a:fillRect/>
-                    </a:stretch>
-                  </pic:blipFill>
-                  <pic:spPr bwMode="auto">
-                    <a:xfrm>
-                      <a:off x="0" y="0"/>
-                      <a:ext cx="4953000" cy="2905125"/>
-                    </a:xfrm>
-                    <a:prstGeom prst="rect">
-                      <a:avLst/>
-                    </a:prstGeom>
-                  </pic:spPr>
-                </pic:pic>
-              </a:graphicData>
-            </a:graphic>
-          </wp:inline>
-        </w:drawing>
-      </w:r>
-    </w:p>
-    <w:p>
-      <w:pPr>
-        <w:spacing w:after="200"/>
-        <w:jc w:val="center"/>
-      </w:pPr>
-      <w:r>
-        <w:rPr>
-          <w:rFonts w:ascii="Arial" w:cs="Arial" w:eastAsia="Arial" w:hAnsi="Arial"/>
-          <w:i/>
-          <w:iCs/>
-          <w:color w:val="4A5568"/>
-          <w:sz w:val="18"/>
-          <w:szCs w:val="18"/>
-        </w:rPr>
-        <w:t xml:space="preserve">Figure 19. New job form</w:t>
-      </w:r>
-    </w:p>
-    <w:p>
-      <w:pPr>
-        <w:keepNext/>
-        <w:spacing w:after="60" w:before="120"/>
-        <w:jc w:val="center"/>
-      </w:pPr>
-      <w:r>
-        <w:drawing>
-          <wp:inline distT="0" distB="0" distL="0" distR="0">
-            <wp:extent cx="4953000" cy="2905125"/>
-            <wp:effectExtent t="0" r="0" b="0" l="0"/>
-            <wp:docPr id="1" name="08_analytics.png" descr="Analytics: skills, screening funnel, skill gap, resumes per month" title="Analytics: skills, screening funnel, skill gap, resumes per month"/>
             <wp:cNvGraphicFramePr>
               <a:graphicFrameLocks xmlns:a="http://schemas.openxmlformats.org/drawingml/2006/main" noChangeAspect="1"/>
             </wp:cNvGraphicFramePr>
@@ -40334,7 +45586,7 @@
           <w:sz w:val="18"/>
           <w:szCs w:val="18"/>
         </w:rPr>
-        <w:t xml:space="preserve">Figure 20. Analytics: skills, screening funnel, skill gap, resumes per month</w:t>
+        <w:t xml:space="preserve">Figure 20. Resume Ingestion</w:t>
       </w:r>
     </w:p>
     <w:p>
@@ -40348,7 +45600,7 @@
           <wp:inline distT="0" distB="0" distL="0" distR="0">
             <wp:extent cx="4953000" cy="2905125"/>
             <wp:effectExtent t="0" r="0" b="0" l="0"/>
-            <wp:docPr id="1" name="09_reports.png" descr="Reports" title="Reports"/>
+            <wp:docPr id="1" name="06_candidate_pool.png" descr="Candidate Pool" title="Candidate Pool"/>
             <wp:cNvGraphicFramePr>
               <a:graphicFrameLocks xmlns:a="http://schemas.openxmlformats.org/drawingml/2006/main" noChangeAspect="1"/>
             </wp:cNvGraphicFramePr>
@@ -40398,7 +45650,391 @@
           <w:sz w:val="18"/>
           <w:szCs w:val="18"/>
         </w:rPr>
-        <w:t xml:space="preserve">Figure 21. Reports</w:t>
+        <w:t xml:space="preserve">Figure 21. Candidate Pool</w:t>
+      </w:r>
+    </w:p>
+    <w:p>
+      <w:pPr>
+        <w:keepNext/>
+        <w:spacing w:after="60" w:before="120"/>
+        <w:jc w:val="center"/>
+      </w:pPr>
+      <w:r>
+        <w:drawing>
+          <wp:inline distT="0" distB="0" distL="0" distR="0">
+            <wp:extent cx="4953000" cy="3267075"/>
+            <wp:effectExtent t="0" r="0" b="0" l="0"/>
+            <wp:docPr id="1" name="12_candidate_profile.png" descr="Candidate profile" title="Candidate profile"/>
+            <wp:cNvGraphicFramePr>
+              <a:graphicFrameLocks xmlns:a="http://schemas.openxmlformats.org/drawingml/2006/main" noChangeAspect="1"/>
+            </wp:cNvGraphicFramePr>
+            <a:graphic xmlns:a="http://schemas.openxmlformats.org/drawingml/2006/main">
+              <a:graphicData uri="http://schemas.openxmlformats.org/drawingml/2006/picture">
+                <pic:pic xmlns:pic="http://schemas.openxmlformats.org/drawingml/2006/picture">
+                  <pic:nvPicPr>
+                    <pic:cNvPr id="0" name="" descr=""/>
+                    <pic:cNvPicPr>
+                      <a:picLocks noChangeAspect="1" noChangeArrowheads="1"/>
+                    </pic:cNvPicPr>
+                  </pic:nvPicPr>
+                  <pic:blipFill>
+                    <a:blip r:embed="rId30" cstate="none"/>
+                    <a:srcRect/>
+                    <a:stretch>
+                      <a:fillRect/>
+                    </a:stretch>
+                  </pic:blipFill>
+                  <pic:spPr bwMode="auto">
+                    <a:xfrm>
+                      <a:off x="0" y="0"/>
+                      <a:ext cx="4953000" cy="3267075"/>
+                    </a:xfrm>
+                    <a:prstGeom prst="rect">
+                      <a:avLst/>
+                    </a:prstGeom>
+                  </pic:spPr>
+                </pic:pic>
+              </a:graphicData>
+            </a:graphic>
+          </wp:inline>
+        </w:drawing>
+      </w:r>
+    </w:p>
+    <w:p>
+      <w:pPr>
+        <w:spacing w:after="200"/>
+        <w:jc w:val="center"/>
+      </w:pPr>
+      <w:r>
+        <w:rPr>
+          <w:rFonts w:ascii="Arial" w:cs="Arial" w:eastAsia="Arial" w:hAnsi="Arial"/>
+          <w:i/>
+          <w:iCs/>
+          <w:color w:val="4A5568"/>
+          <w:sz w:val="18"/>
+          <w:szCs w:val="18"/>
+        </w:rPr>
+        <w:t xml:space="preserve">Figure 22. Candidate profile</w:t>
+      </w:r>
+    </w:p>
+    <w:p>
+      <w:pPr>
+        <w:keepNext/>
+        <w:spacing w:after="60" w:before="120"/>
+        <w:jc w:val="center"/>
+      </w:pPr>
+      <w:r>
+        <w:drawing>
+          <wp:inline distT="0" distB="0" distL="0" distR="0">
+            <wp:extent cx="4953000" cy="2905125"/>
+            <wp:effectExtent t="0" r="0" b="0" l="0"/>
+            <wp:docPr id="1" name="07_jobs.png" descr="All Jobs" title="All Jobs"/>
+            <wp:cNvGraphicFramePr>
+              <a:graphicFrameLocks xmlns:a="http://schemas.openxmlformats.org/drawingml/2006/main" noChangeAspect="1"/>
+            </wp:cNvGraphicFramePr>
+            <a:graphic xmlns:a="http://schemas.openxmlformats.org/drawingml/2006/main">
+              <a:graphicData uri="http://schemas.openxmlformats.org/drawingml/2006/picture">
+                <pic:pic xmlns:pic="http://schemas.openxmlformats.org/drawingml/2006/picture">
+                  <pic:nvPicPr>
+                    <pic:cNvPr id="0" name="" descr=""/>
+                    <pic:cNvPicPr>
+                      <a:picLocks noChangeAspect="1" noChangeArrowheads="1"/>
+                    </pic:cNvPicPr>
+                  </pic:nvPicPr>
+                  <pic:blipFill>
+                    <a:blip r:embed="rId31" cstate="none"/>
+                    <a:srcRect/>
+                    <a:stretch>
+                      <a:fillRect/>
+                    </a:stretch>
+                  </pic:blipFill>
+                  <pic:spPr bwMode="auto">
+                    <a:xfrm>
+                      <a:off x="0" y="0"/>
+                      <a:ext cx="4953000" cy="2905125"/>
+                    </a:xfrm>
+                    <a:prstGeom prst="rect">
+                      <a:avLst/>
+                    </a:prstGeom>
+                  </pic:spPr>
+                </pic:pic>
+              </a:graphicData>
+            </a:graphic>
+          </wp:inline>
+        </w:drawing>
+      </w:r>
+    </w:p>
+    <w:p>
+      <w:pPr>
+        <w:spacing w:after="200"/>
+        <w:jc w:val="center"/>
+      </w:pPr>
+      <w:r>
+        <w:rPr>
+          <w:rFonts w:ascii="Arial" w:cs="Arial" w:eastAsia="Arial" w:hAnsi="Arial"/>
+          <w:i/>
+          <w:iCs/>
+          <w:color w:val="4A5568"/>
+          <w:sz w:val="18"/>
+          <w:szCs w:val="18"/>
+        </w:rPr>
+        <w:t xml:space="preserve">Figure 23. All Jobs</w:t>
+      </w:r>
+    </w:p>
+    <w:p>
+      <w:pPr>
+        <w:keepNext/>
+        <w:spacing w:after="60" w:before="120"/>
+        <w:jc w:val="center"/>
+      </w:pPr>
+      <w:r>
+        <w:drawing>
+          <wp:inline distT="0" distB="0" distL="0" distR="0">
+            <wp:extent cx="4953000" cy="3267075"/>
+            <wp:effectExtent t="0" r="0" b="0" l="0"/>
+            <wp:docPr id="1" name="11_job_shortlist.png" descr="Job and ranked shortlist (Machine Learning Engineer), highest match score first" title="Job and ranked shortlist (Machine Learning Engineer), highest match score first"/>
+            <wp:cNvGraphicFramePr>
+              <a:graphicFrameLocks xmlns:a="http://schemas.openxmlformats.org/drawingml/2006/main" noChangeAspect="1"/>
+            </wp:cNvGraphicFramePr>
+            <a:graphic xmlns:a="http://schemas.openxmlformats.org/drawingml/2006/main">
+              <a:graphicData uri="http://schemas.openxmlformats.org/drawingml/2006/picture">
+                <pic:pic xmlns:pic="http://schemas.openxmlformats.org/drawingml/2006/picture">
+                  <pic:nvPicPr>
+                    <pic:cNvPr id="0" name="" descr=""/>
+                    <pic:cNvPicPr>
+                      <a:picLocks noChangeAspect="1" noChangeArrowheads="1"/>
+                    </pic:cNvPicPr>
+                  </pic:nvPicPr>
+                  <pic:blipFill>
+                    <a:blip r:embed="rId32" cstate="none"/>
+                    <a:srcRect/>
+                    <a:stretch>
+                      <a:fillRect/>
+                    </a:stretch>
+                  </pic:blipFill>
+                  <pic:spPr bwMode="auto">
+                    <a:xfrm>
+                      <a:off x="0" y="0"/>
+                      <a:ext cx="4953000" cy="3267075"/>
+                    </a:xfrm>
+                    <a:prstGeom prst="rect">
+                      <a:avLst/>
+                    </a:prstGeom>
+                  </pic:spPr>
+                </pic:pic>
+              </a:graphicData>
+            </a:graphic>
+          </wp:inline>
+        </w:drawing>
+      </w:r>
+    </w:p>
+    <w:p>
+      <w:pPr>
+        <w:spacing w:after="200"/>
+        <w:jc w:val="center"/>
+      </w:pPr>
+      <w:r>
+        <w:rPr>
+          <w:rFonts w:ascii="Arial" w:cs="Arial" w:eastAsia="Arial" w:hAnsi="Arial"/>
+          <w:i/>
+          <w:iCs/>
+          <w:color w:val="4A5568"/>
+          <w:sz w:val="18"/>
+          <w:szCs w:val="18"/>
+        </w:rPr>
+        <w:t xml:space="preserve">Figure 24. Job and ranked shortlist (Machine Learning Engineer), highest match score first</w:t>
+      </w:r>
+    </w:p>
+    <w:p>
+      <w:pPr>
+        <w:keepNext/>
+        <w:spacing w:after="60" w:before="120"/>
+        <w:jc w:val="center"/>
+      </w:pPr>
+      <w:r>
+        <w:drawing>
+          <wp:inline distT="0" distB="0" distL="0" distR="0">
+            <wp:extent cx="4953000" cy="2905125"/>
+            <wp:effectExtent t="0" r="0" b="0" l="0"/>
+            <wp:docPr id="1" name="10_new_job_form.png" descr="New job form" title="New job form"/>
+            <wp:cNvGraphicFramePr>
+              <a:graphicFrameLocks xmlns:a="http://schemas.openxmlformats.org/drawingml/2006/main" noChangeAspect="1"/>
+            </wp:cNvGraphicFramePr>
+            <a:graphic xmlns:a="http://schemas.openxmlformats.org/drawingml/2006/main">
+              <a:graphicData uri="http://schemas.openxmlformats.org/drawingml/2006/picture">
+                <pic:pic xmlns:pic="http://schemas.openxmlformats.org/drawingml/2006/picture">
+                  <pic:nvPicPr>
+                    <pic:cNvPr id="0" name="" descr=""/>
+                    <pic:cNvPicPr>
+                      <a:picLocks noChangeAspect="1" noChangeArrowheads="1"/>
+                    </pic:cNvPicPr>
+                  </pic:nvPicPr>
+                  <pic:blipFill>
+                    <a:blip r:embed="rId33" cstate="none"/>
+                    <a:srcRect/>
+                    <a:stretch>
+                      <a:fillRect/>
+                    </a:stretch>
+                  </pic:blipFill>
+                  <pic:spPr bwMode="auto">
+                    <a:xfrm>
+                      <a:off x="0" y="0"/>
+                      <a:ext cx="4953000" cy="2905125"/>
+                    </a:xfrm>
+                    <a:prstGeom prst="rect">
+                      <a:avLst/>
+                    </a:prstGeom>
+                  </pic:spPr>
+                </pic:pic>
+              </a:graphicData>
+            </a:graphic>
+          </wp:inline>
+        </w:drawing>
+      </w:r>
+    </w:p>
+    <w:p>
+      <w:pPr>
+        <w:spacing w:after="200"/>
+        <w:jc w:val="center"/>
+      </w:pPr>
+      <w:r>
+        <w:rPr>
+          <w:rFonts w:ascii="Arial" w:cs="Arial" w:eastAsia="Arial" w:hAnsi="Arial"/>
+          <w:i/>
+          <w:iCs/>
+          <w:color w:val="4A5568"/>
+          <w:sz w:val="18"/>
+          <w:szCs w:val="18"/>
+        </w:rPr>
+        <w:t xml:space="preserve">Figure 25. New job form</w:t>
+      </w:r>
+    </w:p>
+    <w:p>
+      <w:pPr>
+        <w:keepNext/>
+        <w:spacing w:after="60" w:before="120"/>
+        <w:jc w:val="center"/>
+      </w:pPr>
+      <w:r>
+        <w:drawing>
+          <wp:inline distT="0" distB="0" distL="0" distR="0">
+            <wp:extent cx="4953000" cy="2905125"/>
+            <wp:effectExtent t="0" r="0" b="0" l="0"/>
+            <wp:docPr id="1" name="08_analytics.png" descr="Analytics: skills, screening funnel, skill gap, resumes per month" title="Analytics: skills, screening funnel, skill gap, resumes per month"/>
+            <wp:cNvGraphicFramePr>
+              <a:graphicFrameLocks xmlns:a="http://schemas.openxmlformats.org/drawingml/2006/main" noChangeAspect="1"/>
+            </wp:cNvGraphicFramePr>
+            <a:graphic xmlns:a="http://schemas.openxmlformats.org/drawingml/2006/main">
+              <a:graphicData uri="http://schemas.openxmlformats.org/drawingml/2006/picture">
+                <pic:pic xmlns:pic="http://schemas.openxmlformats.org/drawingml/2006/picture">
+                  <pic:nvPicPr>
+                    <pic:cNvPr id="0" name="" descr=""/>
+                    <pic:cNvPicPr>
+                      <a:picLocks noChangeAspect="1" noChangeArrowheads="1"/>
+                    </pic:cNvPicPr>
+                  </pic:nvPicPr>
+                  <pic:blipFill>
+                    <a:blip r:embed="rId34" cstate="none"/>
+                    <a:srcRect/>
+                    <a:stretch>
+                      <a:fillRect/>
+                    </a:stretch>
+                  </pic:blipFill>
+                  <pic:spPr bwMode="auto">
+                    <a:xfrm>
+                      <a:off x="0" y="0"/>
+                      <a:ext cx="4953000" cy="2905125"/>
+                    </a:xfrm>
+                    <a:prstGeom prst="rect">
+                      <a:avLst/>
+                    </a:prstGeom>
+                  </pic:spPr>
+                </pic:pic>
+              </a:graphicData>
+            </a:graphic>
+          </wp:inline>
+        </w:drawing>
+      </w:r>
+    </w:p>
+    <w:p>
+      <w:pPr>
+        <w:spacing w:after="200"/>
+        <w:jc w:val="center"/>
+      </w:pPr>
+      <w:r>
+        <w:rPr>
+          <w:rFonts w:ascii="Arial" w:cs="Arial" w:eastAsia="Arial" w:hAnsi="Arial"/>
+          <w:i/>
+          <w:iCs/>
+          <w:color w:val="4A5568"/>
+          <w:sz w:val="18"/>
+          <w:szCs w:val="18"/>
+        </w:rPr>
+        <w:t xml:space="preserve">Figure 26. Analytics: skills, screening funnel, skill gap, resumes per month</w:t>
+      </w:r>
+    </w:p>
+    <w:p>
+      <w:pPr>
+        <w:keepNext/>
+        <w:spacing w:after="60" w:before="120"/>
+        <w:jc w:val="center"/>
+      </w:pPr>
+      <w:r>
+        <w:drawing>
+          <wp:inline distT="0" distB="0" distL="0" distR="0">
+            <wp:extent cx="4953000" cy="2905125"/>
+            <wp:effectExtent t="0" r="0" b="0" l="0"/>
+            <wp:docPr id="1" name="09_reports.png" descr="Reports" title="Reports"/>
+            <wp:cNvGraphicFramePr>
+              <a:graphicFrameLocks xmlns:a="http://schemas.openxmlformats.org/drawingml/2006/main" noChangeAspect="1"/>
+            </wp:cNvGraphicFramePr>
+            <a:graphic xmlns:a="http://schemas.openxmlformats.org/drawingml/2006/main">
+              <a:graphicData uri="http://schemas.openxmlformats.org/drawingml/2006/picture">
+                <pic:pic xmlns:pic="http://schemas.openxmlformats.org/drawingml/2006/picture">
+                  <pic:nvPicPr>
+                    <pic:cNvPr id="0" name="" descr=""/>
+                    <pic:cNvPicPr>
+                      <a:picLocks noChangeAspect="1" noChangeArrowheads="1"/>
+                    </pic:cNvPicPr>
+                  </pic:nvPicPr>
+                  <pic:blipFill>
+                    <a:blip r:embed="rId35" cstate="none"/>
+                    <a:srcRect/>
+                    <a:stretch>
+                      <a:fillRect/>
+                    </a:stretch>
+                  </pic:blipFill>
+                  <pic:spPr bwMode="auto">
+                    <a:xfrm>
+                      <a:off x="0" y="0"/>
+                      <a:ext cx="4953000" cy="2905125"/>
+                    </a:xfrm>
+                    <a:prstGeom prst="rect">
+                      <a:avLst/>
+                    </a:prstGeom>
+                  </pic:spPr>
+                </pic:pic>
+              </a:graphicData>
+            </a:graphic>
+          </wp:inline>
+        </w:drawing>
+      </w:r>
+    </w:p>
+    <w:p>
+      <w:pPr>
+        <w:spacing w:after="200"/>
+        <w:jc w:val="center"/>
+      </w:pPr>
+      <w:r>
+        <w:rPr>
+          <w:rFonts w:ascii="Arial" w:cs="Arial" w:eastAsia="Arial" w:hAnsi="Arial"/>
+          <w:i/>
+          <w:iCs/>
+          <w:color w:val="4A5568"/>
+          <w:sz w:val="18"/>
+          <w:szCs w:val="18"/>
+        </w:rPr>
+        <w:t xml:space="preserve">Figure 27. Reports</w:t>
       </w:r>
     </w:p>
     <w:sectPr>
